--- a/docs/manuals/manual.docx
+++ b/docs/manuals/manual.docx
@@ -96,7 +96,7 @@
     <w:p>
       <w:pPr>
         <w:spacing w:after="0" w:line="259" w:lineRule="auto"/>
-        <w:ind w:left="-1020" w:right="-1020" w:firstLine="0"/>
+        <w:ind w:left="0" w:right="-1020" w:firstLine="0"/>
         <w:rPr>
           <w:sz w:val="96"/>
           <w:szCs w:val="96"/>
@@ -110,11 +110,19 @@
           <w:lang w:val="es-ES"/>
         </w:rPr>
         <w:lastRenderedPageBreak/>
-        <w:t>índice</w:t>
+        <w:t xml:space="preserve">Índice </w:t>
       </w:r>
     </w:p>
     <w:sdt>
       <w:sdtPr>
+        <w:rPr>
+          <w:rFonts w:ascii="Calibri" w:eastAsia="Calibri" w:hAnsi="Calibri" w:cs="Calibri"/>
+          <w:color w:val="000000"/>
+          <w:kern w:val="2"/>
+          <w:sz w:val="37"/>
+          <w:szCs w:val="24"/>
+          <w14:ligatures w14:val="standardContextual"/>
+        </w:rPr>
         <w:id w:val="-791289187"/>
         <w:docPartObj>
           <w:docPartGallery w:val="Table of Contents"/>
@@ -123,15 +131,9 @@
       </w:sdtPr>
       <w:sdtEndPr>
         <w:rPr>
-          <w:rFonts w:ascii="Calibri" w:eastAsia="Calibri" w:hAnsi="Calibri" w:cs="Calibri"/>
           <w:b/>
           <w:bCs/>
           <w:noProof/>
-          <w:color w:val="000000"/>
-          <w:kern w:val="2"/>
-          <w:sz w:val="37"/>
-          <w:szCs w:val="24"/>
-          <w14:ligatures w14:val="standardContextual"/>
         </w:rPr>
       </w:sdtEndPr>
       <w:sdtContent>
@@ -165,14 +167,14 @@
           <w:r>
             <w:fldChar w:fldCharType="separate"/>
           </w:r>
-          <w:hyperlink w:anchor="_Toc197351718" w:history="1">
+          <w:hyperlink w:anchor="_Toc197434336" w:history="1">
             <w:r>
               <w:rPr>
                 <w:rStyle w:val="Hyperlink"/>
                 <w:noProof/>
                 <w:lang w:val="es-ES"/>
               </w:rPr>
-              <w:t>Vendedor</w:t>
+              <w:t>introducción</w:t>
             </w:r>
             <w:r>
               <w:rPr>
@@ -193,7 +195,7 @@
                 <w:noProof/>
                 <w:webHidden/>
               </w:rPr>
-              <w:instrText xml:space="preserve"> PAGEREF _Toc197351718 \h </w:instrText>
+              <w:instrText xml:space="preserve"> PAGEREF _Toc197434336 \h </w:instrText>
             </w:r>
             <w:r>
               <w:rPr>
@@ -213,7 +215,7 @@
                 <w:noProof/>
                 <w:webHidden/>
               </w:rPr>
-              <w:t>7</w:t>
+              <w:t>4</w:t>
             </w:r>
             <w:r>
               <w:rPr>
@@ -237,14 +239,14 @@
               <w:sz w:val="24"/>
             </w:rPr>
           </w:pPr>
-          <w:hyperlink w:anchor="_Toc197351719" w:history="1">
+          <w:hyperlink w:anchor="_Toc197434337" w:history="1">
             <w:r>
               <w:rPr>
                 <w:rStyle w:val="Hyperlink"/>
                 <w:noProof/>
                 <w:lang w:val="es-ES"/>
               </w:rPr>
-              <w:t>Personal de Almacén</w:t>
+              <w:t>Que es StockBeam?</w:t>
             </w:r>
             <w:r>
               <w:rPr>
@@ -265,7 +267,7 @@
                 <w:noProof/>
                 <w:webHidden/>
               </w:rPr>
-              <w:instrText xml:space="preserve"> PAGEREF _Toc197351719 \h </w:instrText>
+              <w:instrText xml:space="preserve"> PAGEREF _Toc197434337 \h </w:instrText>
             </w:r>
             <w:r>
               <w:rPr>
@@ -285,7 +287,7 @@
                 <w:noProof/>
                 <w:webHidden/>
               </w:rPr>
-              <w:t>7</w:t>
+              <w:t>5</w:t>
             </w:r>
             <w:r>
               <w:rPr>
@@ -309,14 +311,14 @@
               <w:sz w:val="24"/>
             </w:rPr>
           </w:pPr>
-          <w:hyperlink w:anchor="_Toc197351720" w:history="1">
+          <w:hyperlink w:anchor="_Toc197434338" w:history="1">
             <w:r>
               <w:rPr>
                 <w:rStyle w:val="Hyperlink"/>
                 <w:noProof/>
                 <w:lang w:val="es-ES"/>
               </w:rPr>
-              <w:t>Manager</w:t>
+              <w:t>Como accedo al sistema?</w:t>
             </w:r>
             <w:r>
               <w:rPr>
@@ -337,7 +339,7 @@
                 <w:noProof/>
                 <w:webHidden/>
               </w:rPr>
-              <w:instrText xml:space="preserve"> PAGEREF _Toc197351720 \h </w:instrText>
+              <w:instrText xml:space="preserve"> PAGEREF _Toc197434338 \h </w:instrText>
             </w:r>
             <w:r>
               <w:rPr>
@@ -357,7 +359,7 @@
                 <w:noProof/>
                 <w:webHidden/>
               </w:rPr>
-              <w:t>7</w:t>
+              <w:t>6</w:t>
             </w:r>
             <w:r>
               <w:rPr>
@@ -381,14 +383,14 @@
               <w:sz w:val="24"/>
             </w:rPr>
           </w:pPr>
-          <w:hyperlink w:anchor="_Toc197351721" w:history="1">
+          <w:hyperlink w:anchor="_Toc197434339" w:history="1">
             <w:r>
               <w:rPr>
                 <w:rStyle w:val="Hyperlink"/>
                 <w:noProof/>
                 <w:lang w:val="es-ES"/>
               </w:rPr>
-              <w:t>Vendedor</w:t>
+              <w:t>FQAS (Preguntas Frecuentes)</w:t>
             </w:r>
             <w:r>
               <w:rPr>
@@ -409,7 +411,7 @@
                 <w:noProof/>
                 <w:webHidden/>
               </w:rPr>
-              <w:instrText xml:space="preserve"> PAGEREF _Toc197351721 \h </w:instrText>
+              <w:instrText xml:space="preserve"> PAGEREF _Toc197434339 \h </w:instrText>
             </w:r>
             <w:r>
               <w:rPr>
@@ -429,7 +431,7 @@
                 <w:noProof/>
                 <w:webHidden/>
               </w:rPr>
-              <w:t>8</w:t>
+              <w:t>7</w:t>
             </w:r>
             <w:r>
               <w:rPr>
@@ -442,7 +444,7 @@
         </w:p>
         <w:p>
           <w:pPr>
-            <w:pStyle w:val="TOC2"/>
+            <w:pStyle w:val="TOC1"/>
             <w:tabs>
               <w:tab w:val="right" w:leader="dot" w:pos="9350"/>
             </w:tabs>
@@ -453,14 +455,14 @@
               <w:sz w:val="24"/>
             </w:rPr>
           </w:pPr>
-          <w:hyperlink w:anchor="_Toc197351722" w:history="1">
+          <w:hyperlink w:anchor="_Toc197434340" w:history="1">
             <w:r>
               <w:rPr>
                 <w:rStyle w:val="Hyperlink"/>
                 <w:noProof/>
                 <w:lang w:val="es-ES"/>
               </w:rPr>
-              <w:t>Paso 1: Registrar la Venta</w:t>
+              <w:t>Descripcion de la interfaz</w:t>
             </w:r>
             <w:r>
               <w:rPr>
@@ -481,7 +483,7 @@
                 <w:noProof/>
                 <w:webHidden/>
               </w:rPr>
-              <w:instrText xml:space="preserve"> PAGEREF _Toc197351722 \h </w:instrText>
+              <w:instrText xml:space="preserve"> PAGEREF _Toc197434340 \h </w:instrText>
             </w:r>
             <w:r>
               <w:rPr>
@@ -501,7 +503,7 @@
                 <w:noProof/>
                 <w:webHidden/>
               </w:rPr>
-              <w:t>11</w:t>
+              <w:t>8</w:t>
             </w:r>
             <w:r>
               <w:rPr>
@@ -514,7 +516,7 @@
         </w:p>
         <w:p>
           <w:pPr>
-            <w:pStyle w:val="TOC2"/>
+            <w:pStyle w:val="TOC1"/>
             <w:tabs>
               <w:tab w:val="right" w:leader="dot" w:pos="9350"/>
             </w:tabs>
@@ -525,14 +527,14 @@
               <w:sz w:val="24"/>
             </w:rPr>
           </w:pPr>
-          <w:hyperlink w:anchor="_Toc197351723" w:history="1">
+          <w:hyperlink w:anchor="_Toc197434341" w:history="1">
             <w:r>
               <w:rPr>
                 <w:rStyle w:val="Hyperlink"/>
                 <w:noProof/>
                 <w:lang w:val="es-ES"/>
               </w:rPr>
-              <w:t>Paso 2: Verificar el Carrito de Compras</w:t>
+              <w:t>Vendedor</w:t>
             </w:r>
             <w:r>
               <w:rPr>
@@ -553,7 +555,7 @@
                 <w:noProof/>
                 <w:webHidden/>
               </w:rPr>
-              <w:instrText xml:space="preserve"> PAGEREF _Toc197351723 \h </w:instrText>
+              <w:instrText xml:space="preserve"> PAGEREF _Toc197434341 \h </w:instrText>
             </w:r>
             <w:r>
               <w:rPr>
@@ -573,7 +575,7 @@
                 <w:noProof/>
                 <w:webHidden/>
               </w:rPr>
-              <w:t>12</w:t>
+              <w:t>8</w:t>
             </w:r>
             <w:r>
               <w:rPr>
@@ -586,7 +588,7 @@
         </w:p>
         <w:p>
           <w:pPr>
-            <w:pStyle w:val="TOC2"/>
+            <w:pStyle w:val="TOC1"/>
             <w:tabs>
               <w:tab w:val="right" w:leader="dot" w:pos="9350"/>
             </w:tabs>
@@ -597,14 +599,14 @@
               <w:sz w:val="24"/>
             </w:rPr>
           </w:pPr>
-          <w:hyperlink w:anchor="_Toc197351724" w:history="1">
+          <w:hyperlink w:anchor="_Toc197434342" w:history="1">
             <w:r>
               <w:rPr>
                 <w:rStyle w:val="Hyperlink"/>
                 <w:noProof/>
                 <w:lang w:val="es-ES"/>
               </w:rPr>
-              <w:t>Paso 3: Seleccionar el Método de Pago</w:t>
+              <w:t>Personal de Almacén</w:t>
             </w:r>
             <w:r>
               <w:rPr>
@@ -625,7 +627,7 @@
                 <w:noProof/>
                 <w:webHidden/>
               </w:rPr>
-              <w:instrText xml:space="preserve"> PAGEREF _Toc197351724 \h </w:instrText>
+              <w:instrText xml:space="preserve"> PAGEREF _Toc197434342 \h </w:instrText>
             </w:r>
             <w:r>
               <w:rPr>
@@ -645,7 +647,7 @@
                 <w:noProof/>
                 <w:webHidden/>
               </w:rPr>
-              <w:t>13</w:t>
+              <w:t>8</w:t>
             </w:r>
             <w:r>
               <w:rPr>
@@ -658,7 +660,7 @@
         </w:p>
         <w:p>
           <w:pPr>
-            <w:pStyle w:val="TOC2"/>
+            <w:pStyle w:val="TOC1"/>
             <w:tabs>
               <w:tab w:val="right" w:leader="dot" w:pos="9350"/>
             </w:tabs>
@@ -669,13 +671,14 @@
               <w:sz w:val="24"/>
             </w:rPr>
           </w:pPr>
-          <w:hyperlink w:anchor="_Toc197351725" w:history="1">
+          <w:hyperlink w:anchor="_Toc197434343" w:history="1">
             <w:r>
               <w:rPr>
                 <w:rStyle w:val="Hyperlink"/>
                 <w:noProof/>
-              </w:rPr>
-              <w:t>Paso 4: Completar la Transacción</w:t>
+                <w:lang w:val="es-ES"/>
+              </w:rPr>
+              <w:t>Manager</w:t>
             </w:r>
             <w:r>
               <w:rPr>
@@ -696,7 +699,7 @@
                 <w:noProof/>
                 <w:webHidden/>
               </w:rPr>
-              <w:instrText xml:space="preserve"> PAGEREF _Toc197351725 \h </w:instrText>
+              <w:instrText xml:space="preserve"> PAGEREF _Toc197434343 \h </w:instrText>
             </w:r>
             <w:r>
               <w:rPr>
@@ -716,7 +719,7 @@
                 <w:noProof/>
                 <w:webHidden/>
               </w:rPr>
-              <w:t>13</w:t>
+              <w:t>8</w:t>
             </w:r>
             <w:r>
               <w:rPr>
@@ -729,7 +732,7 @@
         </w:p>
         <w:p>
           <w:pPr>
-            <w:pStyle w:val="TOC2"/>
+            <w:pStyle w:val="TOC1"/>
             <w:tabs>
               <w:tab w:val="right" w:leader="dot" w:pos="9350"/>
             </w:tabs>
@@ -740,13 +743,14 @@
               <w:sz w:val="24"/>
             </w:rPr>
           </w:pPr>
-          <w:hyperlink w:anchor="_Toc197351726" w:history="1">
+          <w:hyperlink w:anchor="_Toc197434344" w:history="1">
             <w:r>
               <w:rPr>
                 <w:rStyle w:val="Hyperlink"/>
                 <w:noProof/>
-              </w:rPr>
-              <w:t>Paso 5: Generar Comprobante</w:t>
+                <w:lang w:val="es-ES"/>
+              </w:rPr>
+              <w:t>Vendedor</w:t>
             </w:r>
             <w:r>
               <w:rPr>
@@ -767,7 +771,7 @@
                 <w:noProof/>
                 <w:webHidden/>
               </w:rPr>
-              <w:instrText xml:space="preserve"> PAGEREF _Toc197351726 \h </w:instrText>
+              <w:instrText xml:space="preserve"> PAGEREF _Toc197434344 \h </w:instrText>
             </w:r>
             <w:r>
               <w:rPr>
@@ -787,7 +791,223 @@
                 <w:noProof/>
                 <w:webHidden/>
               </w:rPr>
-              <w:t>14</w:t>
+              <w:t>9</w:t>
+            </w:r>
+            <w:r>
+              <w:rPr>
+                <w:noProof/>
+                <w:webHidden/>
+              </w:rPr>
+              <w:fldChar w:fldCharType="end"/>
+            </w:r>
+          </w:hyperlink>
+        </w:p>
+        <w:p>
+          <w:pPr>
+            <w:pStyle w:val="TOC1"/>
+            <w:tabs>
+              <w:tab w:val="right" w:leader="dot" w:pos="9350"/>
+            </w:tabs>
+            <w:rPr>
+              <w:rFonts w:asciiTheme="minorHAnsi" w:eastAsiaTheme="minorEastAsia" w:hAnsiTheme="minorHAnsi" w:cstheme="minorBidi"/>
+              <w:noProof/>
+              <w:color w:val="auto"/>
+              <w:sz w:val="24"/>
+            </w:rPr>
+          </w:pPr>
+          <w:hyperlink w:anchor="_Toc197434345" w:history="1">
+            <w:r>
+              <w:rPr>
+                <w:rStyle w:val="Hyperlink"/>
+                <w:noProof/>
+                <w:lang w:val="es-ES"/>
+              </w:rPr>
+              <w:t>¿Como realizar una Venta?</w:t>
+            </w:r>
+            <w:r>
+              <w:rPr>
+                <w:noProof/>
+                <w:webHidden/>
+              </w:rPr>
+              <w:tab/>
+            </w:r>
+            <w:r>
+              <w:rPr>
+                <w:noProof/>
+                <w:webHidden/>
+              </w:rPr>
+              <w:fldChar w:fldCharType="begin"/>
+            </w:r>
+            <w:r>
+              <w:rPr>
+                <w:noProof/>
+                <w:webHidden/>
+              </w:rPr>
+              <w:instrText xml:space="preserve"> PAGEREF _Toc197434345 \h </w:instrText>
+            </w:r>
+            <w:r>
+              <w:rPr>
+                <w:noProof/>
+                <w:webHidden/>
+              </w:rPr>
+            </w:r>
+            <w:r>
+              <w:rPr>
+                <w:noProof/>
+                <w:webHidden/>
+              </w:rPr>
+              <w:fldChar w:fldCharType="separate"/>
+            </w:r>
+            <w:r>
+              <w:rPr>
+                <w:noProof/>
+                <w:webHidden/>
+              </w:rPr>
+              <w:t>10</w:t>
+            </w:r>
+            <w:r>
+              <w:rPr>
+                <w:noProof/>
+                <w:webHidden/>
+              </w:rPr>
+              <w:fldChar w:fldCharType="end"/>
+            </w:r>
+          </w:hyperlink>
+        </w:p>
+        <w:p>
+          <w:pPr>
+            <w:pStyle w:val="TOC1"/>
+            <w:tabs>
+              <w:tab w:val="right" w:leader="dot" w:pos="9350"/>
+            </w:tabs>
+            <w:rPr>
+              <w:rFonts w:asciiTheme="minorHAnsi" w:eastAsiaTheme="minorEastAsia" w:hAnsiTheme="minorHAnsi" w:cstheme="minorBidi"/>
+              <w:noProof/>
+              <w:color w:val="auto"/>
+              <w:sz w:val="24"/>
+            </w:rPr>
+          </w:pPr>
+          <w:hyperlink w:anchor="_Toc197434346" w:history="1">
+            <w:r>
+              <w:rPr>
+                <w:rStyle w:val="Hyperlink"/>
+                <w:noProof/>
+                <w:lang w:val="es-ES"/>
+              </w:rPr>
+              <w:t>¿Como registrar una venta?</w:t>
+            </w:r>
+            <w:r>
+              <w:rPr>
+                <w:noProof/>
+                <w:webHidden/>
+              </w:rPr>
+              <w:tab/>
+            </w:r>
+            <w:r>
+              <w:rPr>
+                <w:noProof/>
+                <w:webHidden/>
+              </w:rPr>
+              <w:fldChar w:fldCharType="begin"/>
+            </w:r>
+            <w:r>
+              <w:rPr>
+                <w:noProof/>
+                <w:webHidden/>
+              </w:rPr>
+              <w:instrText xml:space="preserve"> PAGEREF _Toc197434346 \h </w:instrText>
+            </w:r>
+            <w:r>
+              <w:rPr>
+                <w:noProof/>
+                <w:webHidden/>
+              </w:rPr>
+            </w:r>
+            <w:r>
+              <w:rPr>
+                <w:noProof/>
+                <w:webHidden/>
+              </w:rPr>
+              <w:fldChar w:fldCharType="separate"/>
+            </w:r>
+            <w:r>
+              <w:rPr>
+                <w:noProof/>
+                <w:webHidden/>
+              </w:rPr>
+              <w:t>12</w:t>
+            </w:r>
+            <w:r>
+              <w:rPr>
+                <w:noProof/>
+                <w:webHidden/>
+              </w:rPr>
+              <w:fldChar w:fldCharType="end"/>
+            </w:r>
+          </w:hyperlink>
+        </w:p>
+        <w:p>
+          <w:pPr>
+            <w:pStyle w:val="TOC1"/>
+            <w:tabs>
+              <w:tab w:val="right" w:leader="dot" w:pos="9350"/>
+            </w:tabs>
+            <w:rPr>
+              <w:rFonts w:asciiTheme="minorHAnsi" w:eastAsiaTheme="minorEastAsia" w:hAnsiTheme="minorHAnsi" w:cstheme="minorBidi"/>
+              <w:noProof/>
+              <w:color w:val="auto"/>
+              <w:sz w:val="24"/>
+            </w:rPr>
+          </w:pPr>
+          <w:hyperlink w:anchor="_Toc197434347" w:history="1">
+            <w:r>
+              <w:rPr>
+                <w:rStyle w:val="Hyperlink"/>
+                <w:noProof/>
+                <w:lang w:val="es-ES"/>
+              </w:rPr>
+              <w:t>Como realizar una Devolucion?</w:t>
+            </w:r>
+            <w:r>
+              <w:rPr>
+                <w:noProof/>
+                <w:webHidden/>
+              </w:rPr>
+              <w:tab/>
+            </w:r>
+            <w:r>
+              <w:rPr>
+                <w:noProof/>
+                <w:webHidden/>
+              </w:rPr>
+              <w:fldChar w:fldCharType="begin"/>
+            </w:r>
+            <w:r>
+              <w:rPr>
+                <w:noProof/>
+                <w:webHidden/>
+              </w:rPr>
+              <w:instrText xml:space="preserve"> PAGEREF _Toc197434347 \h </w:instrText>
+            </w:r>
+            <w:r>
+              <w:rPr>
+                <w:noProof/>
+                <w:webHidden/>
+              </w:rPr>
+            </w:r>
+            <w:r>
+              <w:rPr>
+                <w:noProof/>
+                <w:webHidden/>
+              </w:rPr>
+              <w:fldChar w:fldCharType="separate"/>
+            </w:r>
+            <w:r>
+              <w:rPr>
+                <w:noProof/>
+                <w:webHidden/>
+              </w:rPr>
+              <w:t>15</w:t>
             </w:r>
             <w:r>
               <w:rPr>
@@ -811,7 +1031,7 @@
               <w:sz w:val="24"/>
             </w:rPr>
           </w:pPr>
-          <w:hyperlink w:anchor="_Toc197351727" w:history="1">
+          <w:hyperlink w:anchor="_Toc197434348" w:history="1">
             <w:r>
               <w:rPr>
                 <w:rStyle w:val="Hyperlink"/>
@@ -821,10 +1041,10 @@
               <mc:AlternateContent>
                 <mc:Choice Requires="wpg">
                   <w:drawing>
-                    <wp:inline distT="0" distB="0" distL="0" distR="0" wp14:anchorId="645A472D" wp14:editId="76697B03">
+                    <wp:inline distT="0" distB="0" distL="0" distR="0" wp14:anchorId="096E7367" wp14:editId="6D4DF86D">
                       <wp:extent cx="65532" cy="65532"/>
                       <wp:effectExtent l="0" t="0" r="0" b="0"/>
-                      <wp:docPr id="633050101" name="Group 633050101"/>
+                      <wp:docPr id="958818522" name="Group 958818522"/>
                       <wp:cNvGraphicFramePr/>
                       <a:graphic xmlns:a="http://schemas.openxmlformats.org/drawingml/2006/main">
                         <a:graphicData uri="http://schemas.microsoft.com/office/word/2010/wordprocessingGroup">
@@ -839,7 +1059,7 @@
                               </a:xfrm>
                             </wpg:grpSpPr>
                             <wps:wsp>
-                              <wps:cNvPr id="1958973042" name="Shape 420"/>
+                              <wps:cNvPr id="117833755" name="Shape 420"/>
                               <wps:cNvSpPr/>
                               <wps:spPr>
                                 <a:xfrm>
@@ -969,8 +1189,8 @@
                 </mc:Choice>
                 <mc:Fallback>
                   <w:pict>
-                    <v:group w14:anchorId="26A42044" id="Group 633050101" o:spid="_x0000_s1026" style="width:5.15pt;height:5.15pt;mso-position-horizontal-relative:char;mso-position-vertical-relative:line" coordsize="65532,65532" o:gfxdata="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">
-                      <v:shape id="Shape 420" o:spid="_x0000_s1027" style="position:absolute;width:65532;height:65532;visibility:visible;mso-wrap-style:square;v-text-anchor:top" coordsize="65532,65532" o:gfxdata="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" path="m32766,v4345,,8525,831,12539,2494c49319,4157,52863,6524,55935,9597v3072,3072,5440,6616,7103,10630c64701,24241,65532,28421,65532,32766v,4345,-831,8525,-2494,12539c61375,49319,59007,52863,55935,55935v-3072,3072,-6616,5440,-10630,7103c41291,64700,37111,65532,32766,65532v-4345,,-8525,-832,-12539,-2494c16213,61375,12669,59007,9597,55935,6525,52863,4157,49319,2494,45305,831,41291,,37111,,32766,,28421,831,24241,2494,20227,4157,16213,6525,12669,9597,9597,12669,6524,16213,4157,20227,2494,24241,831,28421,,32766,xe" fillcolor="black" stroked="f" strokeweight="0">
+                    <v:group w14:anchorId="088E8067" id="Group 958818522" o:spid="_x0000_s1026" style="width:5.15pt;height:5.15pt;mso-position-horizontal-relative:char;mso-position-vertical-relative:line" coordsize="65532,65532" o:gfxdata="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">
+                      <v:shape id="Shape 420" o:spid="_x0000_s1027" style="position:absolute;width:65532;height:65532;visibility:visible;mso-wrap-style:square;v-text-anchor:top" coordsize="65532,65532" o:gfxdata="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" path="m32766,v4345,,8525,831,12539,2494c49319,4157,52863,6524,55935,9597v3072,3072,5440,6616,7103,10630c64701,24241,65532,28421,65532,32766v,4345,-831,8525,-2494,12539c61375,49319,59007,52863,55935,55935v-3072,3072,-6616,5440,-10630,7103c41291,64700,37111,65532,32766,65532v-4345,,-8525,-832,-12539,-2494c16213,61375,12669,59007,9597,55935,6525,52863,4157,49319,2494,45305,831,41291,,37111,,32766,,28421,831,24241,2494,20227,4157,16213,6525,12669,9597,9597,12669,6524,16213,4157,20227,2494,24241,831,28421,,32766,xe" fillcolor="black" stroked="f" strokeweight="0">
                         <v:stroke miterlimit="83231f" joinstyle="miter"/>
                         <v:path arrowok="t" textboxrect="0,0,65532,65532"/>
                       </v:shape>
@@ -1008,7 +1228,7 @@
                 <w:noProof/>
                 <w:webHidden/>
               </w:rPr>
-              <w:instrText xml:space="preserve"> PAGEREF _Toc197351727 \h </w:instrText>
+              <w:instrText xml:space="preserve"> PAGEREF _Toc197434348 \h </w:instrText>
             </w:r>
             <w:r>
               <w:rPr>
@@ -1052,7 +1272,7 @@
               <w:sz w:val="24"/>
             </w:rPr>
           </w:pPr>
-          <w:hyperlink w:anchor="_Toc197351728" w:history="1">
+          <w:hyperlink w:anchor="_Toc197434349" w:history="1">
             <w:r>
               <w:rPr>
                 <w:rStyle w:val="Hyperlink"/>
@@ -1062,10 +1282,10 @@
               <mc:AlternateContent>
                 <mc:Choice Requires="wpg">
                   <w:drawing>
-                    <wp:inline distT="0" distB="0" distL="0" distR="0" wp14:anchorId="47A110FC" wp14:editId="091566CC">
+                    <wp:inline distT="0" distB="0" distL="0" distR="0" wp14:anchorId="63406EC6" wp14:editId="39E68177">
                       <wp:extent cx="65532" cy="65532"/>
                       <wp:effectExtent l="0" t="0" r="0" b="0"/>
-                      <wp:docPr id="1301504679" name="Group 1301504679"/>
+                      <wp:docPr id="2147311675" name="Group 2147311675"/>
                       <wp:cNvGraphicFramePr/>
                       <a:graphic xmlns:a="http://schemas.openxmlformats.org/drawingml/2006/main">
                         <a:graphicData uri="http://schemas.microsoft.com/office/word/2010/wordprocessingGroup">
@@ -1080,7 +1300,7 @@
                               </a:xfrm>
                             </wpg:grpSpPr>
                             <wps:wsp>
-                              <wps:cNvPr id="1099772285" name="Shape 421"/>
+                              <wps:cNvPr id="2022722476" name="Shape 421"/>
                               <wps:cNvSpPr/>
                               <wps:spPr>
                                 <a:xfrm>
@@ -1210,8 +1430,8 @@
                 </mc:Choice>
                 <mc:Fallback>
                   <w:pict>
-                    <v:group w14:anchorId="614C301F" id="Group 1301504679" o:spid="_x0000_s1026" style="width:5.15pt;height:5.15pt;mso-position-horizontal-relative:char;mso-position-vertical-relative:line" coordsize="65532,65532" o:gfxdata="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">
-                      <v:shape id="Shape 421" o:spid="_x0000_s1027" style="position:absolute;width:65532;height:65532;visibility:visible;mso-wrap-style:square;v-text-anchor:top" coordsize="65532,65532" o:gfxdata="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" path="m32766,v4345,,8525,831,12539,2494c49319,4157,52863,6524,55935,9597v3072,3072,5440,6616,7103,10630c64701,24241,65532,28421,65532,32766v,4345,-831,8525,-2494,12539c61375,49319,59007,52863,55935,55935v-3072,3072,-6616,5440,-10630,7103c41291,64700,37111,65532,32766,65532v-4345,,-8525,-832,-12539,-2494c16213,61375,12669,59007,9597,55935,6525,52863,4157,49319,2494,45305,831,41291,,37111,,32766,,28421,831,24241,2494,20227,4157,16213,6525,12669,9597,9597,12669,6524,16213,4157,20227,2494,24241,831,28421,,32766,xe" fillcolor="black" stroked="f" strokeweight="0">
+                    <v:group w14:anchorId="791FC325" id="Group 2147311675" o:spid="_x0000_s1026" style="width:5.15pt;height:5.15pt;mso-position-horizontal-relative:char;mso-position-vertical-relative:line" coordsize="65532,65532" o:gfxdata="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">
+                      <v:shape id="Shape 421" o:spid="_x0000_s1027" style="position:absolute;width:65532;height:65532;visibility:visible;mso-wrap-style:square;v-text-anchor:top" coordsize="65532,65532" o:gfxdata="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" path="m32766,v4345,,8525,831,12539,2494c49319,4157,52863,6524,55935,9597v3072,3072,5440,6616,7103,10630c64701,24241,65532,28421,65532,32766v,4345,-831,8525,-2494,12539c61375,49319,59007,52863,55935,55935v-3072,3072,-6616,5440,-10630,7103c41291,64700,37111,65532,32766,65532v-4345,,-8525,-832,-12539,-2494c16213,61375,12669,59007,9597,55935,6525,52863,4157,49319,2494,45305,831,41291,,37111,,32766,,28421,831,24241,2494,20227,4157,16213,6525,12669,9597,9597,12669,6524,16213,4157,20227,2494,24241,831,28421,,32766,xe" fillcolor="black" stroked="f" strokeweight="0">
                         <v:stroke miterlimit="83231f" joinstyle="miter"/>
                         <v:path arrowok="t" textboxrect="0,0,65532,65532"/>
                       </v:shape>
@@ -1249,7 +1469,7 @@
                 <w:noProof/>
                 <w:webHidden/>
               </w:rPr>
-              <w:instrText xml:space="preserve"> PAGEREF _Toc197351728 \h </w:instrText>
+              <w:instrText xml:space="preserve"> PAGEREF _Toc197434349 \h </w:instrText>
             </w:r>
             <w:r>
               <w:rPr>
@@ -1293,7 +1513,7 @@
               <w:sz w:val="24"/>
             </w:rPr>
           </w:pPr>
-          <w:hyperlink w:anchor="_Toc197351729" w:history="1">
+          <w:hyperlink w:anchor="_Toc197434350" w:history="1">
             <w:r>
               <w:rPr>
                 <w:rStyle w:val="Hyperlink"/>
@@ -1303,10 +1523,10 @@
               <mc:AlternateContent>
                 <mc:Choice Requires="wpg">
                   <w:drawing>
-                    <wp:inline distT="0" distB="0" distL="0" distR="0" wp14:anchorId="15154C05" wp14:editId="6D122039">
+                    <wp:inline distT="0" distB="0" distL="0" distR="0" wp14:anchorId="5B017C68" wp14:editId="630E9B3D">
                       <wp:extent cx="65532" cy="65532"/>
                       <wp:effectExtent l="0" t="0" r="0" b="0"/>
-                      <wp:docPr id="2114683234" name="Group 2114683234"/>
+                      <wp:docPr id="2049882439" name="Group 2049882439"/>
                       <wp:cNvGraphicFramePr/>
                       <a:graphic xmlns:a="http://schemas.openxmlformats.org/drawingml/2006/main">
                         <a:graphicData uri="http://schemas.microsoft.com/office/word/2010/wordprocessingGroup">
@@ -1321,7 +1541,7 @@
                               </a:xfrm>
                             </wpg:grpSpPr>
                             <wps:wsp>
-                              <wps:cNvPr id="763001391" name="Shape 422"/>
+                              <wps:cNvPr id="1492462190" name="Shape 422"/>
                               <wps:cNvSpPr/>
                               <wps:spPr>
                                 <a:xfrm>
@@ -1451,8 +1671,8 @@
                 </mc:Choice>
                 <mc:Fallback>
                   <w:pict>
-                    <v:group w14:anchorId="294DC7C8" id="Group 2114683234" o:spid="_x0000_s1026" style="width:5.15pt;height:5.15pt;mso-position-horizontal-relative:char;mso-position-vertical-relative:line" coordsize="65532,65532" o:gfxdata="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">
-                      <v:shape id="Shape 422" o:spid="_x0000_s1027" style="position:absolute;width:65532;height:65532;visibility:visible;mso-wrap-style:square;v-text-anchor:top" coordsize="65532,65532" o:gfxdata="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" path="m32766,v4345,,8525,832,12539,2494c49319,4157,52863,6524,55935,9597v3072,3073,5440,6616,7103,10630c64701,24241,65532,28422,65532,32766v,4345,-831,8525,-2494,12539c61375,49319,59007,52863,55935,55935v-3072,3073,-6616,5440,-10630,7103c41291,64701,37111,65532,32766,65532v-4345,,-8525,-831,-12539,-2494c16213,61375,12669,59008,9597,55935,6525,52863,4157,49319,2494,45305,831,41291,,37111,,32766,,28422,831,24241,2494,20227,4157,16213,6525,12670,9597,9597,12669,6524,16213,4157,20227,2494,24241,832,28421,,32766,xe" fillcolor="black" stroked="f" strokeweight="0">
+                    <v:group w14:anchorId="4C5499A1" id="Group 2049882439" o:spid="_x0000_s1026" style="width:5.15pt;height:5.15pt;mso-position-horizontal-relative:char;mso-position-vertical-relative:line" coordsize="65532,65532" o:gfxdata="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">
+                      <v:shape id="Shape 422" o:spid="_x0000_s1027" style="position:absolute;width:65532;height:65532;visibility:visible;mso-wrap-style:square;v-text-anchor:top" coordsize="65532,65532" o:gfxdata="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" path="m32766,v4345,,8525,832,12539,2494c49319,4157,52863,6524,55935,9597v3072,3073,5440,6616,7103,10630c64701,24241,65532,28422,65532,32766v,4345,-831,8525,-2494,12539c61375,49319,59007,52863,55935,55935v-3072,3073,-6616,5440,-10630,7103c41291,64701,37111,65532,32766,65532v-4345,,-8525,-831,-12539,-2494c16213,61375,12669,59008,9597,55935,6525,52863,4157,49319,2494,45305,831,41291,,37111,,32766,,28422,831,24241,2494,20227,4157,16213,6525,12670,9597,9597,12669,6524,16213,4157,20227,2494,24241,832,28421,,32766,xe" fillcolor="black" stroked="f" strokeweight="0">
                         <v:stroke miterlimit="83231f" joinstyle="miter"/>
                         <v:path arrowok="t" textboxrect="0,0,65532,65532"/>
                       </v:shape>
@@ -1490,7 +1710,7 @@
                 <w:noProof/>
                 <w:webHidden/>
               </w:rPr>
-              <w:instrText xml:space="preserve"> PAGEREF _Toc197351729 \h </w:instrText>
+              <w:instrText xml:space="preserve"> PAGEREF _Toc197434350 \h </w:instrText>
             </w:r>
             <w:r>
               <w:rPr>
@@ -1534,7 +1754,7 @@
               <w:sz w:val="24"/>
             </w:rPr>
           </w:pPr>
-          <w:hyperlink w:anchor="_Toc197351730" w:history="1">
+          <w:hyperlink w:anchor="_Toc197434351" w:history="1">
             <w:r>
               <w:rPr>
                 <w:rStyle w:val="Hyperlink"/>
@@ -1544,10 +1764,10 @@
               <mc:AlternateContent>
                 <mc:Choice Requires="wpg">
                   <w:drawing>
-                    <wp:inline distT="0" distB="0" distL="0" distR="0" wp14:anchorId="6B6B24B0" wp14:editId="086B690E">
+                    <wp:inline distT="0" distB="0" distL="0" distR="0" wp14:anchorId="42665DDC" wp14:editId="6C2B8D92">
                       <wp:extent cx="65532" cy="65532"/>
                       <wp:effectExtent l="0" t="0" r="0" b="0"/>
-                      <wp:docPr id="1155387037" name="Group 1155387037"/>
+                      <wp:docPr id="2143088203" name="Group 2143088203"/>
                       <wp:cNvGraphicFramePr/>
                       <a:graphic xmlns:a="http://schemas.openxmlformats.org/drawingml/2006/main">
                         <a:graphicData uri="http://schemas.microsoft.com/office/word/2010/wordprocessingGroup">
@@ -1562,7 +1782,7 @@
                               </a:xfrm>
                             </wpg:grpSpPr>
                             <wps:wsp>
-                              <wps:cNvPr id="1082055807" name="Shape 457"/>
+                              <wps:cNvPr id="1206837518" name="Shape 457"/>
                               <wps:cNvSpPr/>
                               <wps:spPr>
                                 <a:xfrm>
@@ -1692,8 +1912,8 @@
                 </mc:Choice>
                 <mc:Fallback>
                   <w:pict>
-                    <v:group w14:anchorId="2A30DFB7" id="Group 1155387037" o:spid="_x0000_s1026" style="width:5.15pt;height:5.15pt;mso-position-horizontal-relative:char;mso-position-vertical-relative:line" coordsize="65532,65532" o:gfxdata="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">
-                      <v:shape id="Shape 457" o:spid="_x0000_s1027" style="position:absolute;width:65532;height:65532;visibility:visible;mso-wrap-style:square;v-text-anchor:top" coordsize="65532,65532" o:gfxdata="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" path="m32766,v4345,,8525,831,12539,2494c49319,4157,52863,6525,55935,9597v3072,3072,5440,6616,7103,10630c64701,24241,65532,28421,65532,32766v,4345,-831,8525,-2494,12539c61375,49319,59007,52863,55935,55935v-3072,3072,-6616,5440,-10630,7103c41291,64701,37111,65532,32766,65532v-4345,,-8525,-831,-12539,-2494c16213,61375,12669,59007,9597,55935,6525,52863,4157,49319,2494,45305,831,41291,,37111,,32766,,28421,831,24241,2494,20227,4157,16213,6525,12669,9597,9597,12669,6525,16213,4157,20227,2494,24241,831,28421,,32766,xe" fillcolor="black" stroked="f" strokeweight="0">
+                    <v:group w14:anchorId="3A998B5C" id="Group 2143088203" o:spid="_x0000_s1026" style="width:5.15pt;height:5.15pt;mso-position-horizontal-relative:char;mso-position-vertical-relative:line" coordsize="65532,65532" o:gfxdata="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">
+                      <v:shape id="Shape 457" o:spid="_x0000_s1027" style="position:absolute;width:65532;height:65532;visibility:visible;mso-wrap-style:square;v-text-anchor:top" coordsize="65532,65532" o:gfxdata="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" path="m32766,v4345,,8525,831,12539,2494c49319,4157,52863,6525,55935,9597v3072,3072,5440,6616,7103,10630c64701,24241,65532,28421,65532,32766v,4345,-831,8525,-2494,12539c61375,49319,59007,52863,55935,55935v-3072,3072,-6616,5440,-10630,7103c41291,64701,37111,65532,32766,65532v-4345,,-8525,-831,-12539,-2494c16213,61375,12669,59007,9597,55935,6525,52863,4157,49319,2494,45305,831,41291,,37111,,32766,,28421,831,24241,2494,20227,4157,16213,6525,12669,9597,9597,12669,6525,16213,4157,20227,2494,24241,831,28421,,32766,xe" fillcolor="black" stroked="f" strokeweight="0">
                         <v:stroke miterlimit="83231f" joinstyle="miter"/>
                         <v:path arrowok="t" textboxrect="0,0,65532,65532"/>
                       </v:shape>
@@ -1710,7 +1930,15 @@
                 <w:noProof/>
                 <w:lang w:val="es-ES"/>
               </w:rPr>
-              <w:t xml:space="preserve"> Agregar Nueva Devolución</w:t>
+              <w:t xml:space="preserve"> </w:t>
+            </w:r>
+            <w:r>
+              <w:rPr>
+                <w:rStyle w:val="Hyperlink"/>
+                <w:noProof/>
+                <w:lang w:val="es-ES"/>
+              </w:rPr>
+              <w:t>Agregar Nueva Devolución</w:t>
             </w:r>
             <w:r>
               <w:rPr>
@@ -1731,7 +1959,7 @@
                 <w:noProof/>
                 <w:webHidden/>
               </w:rPr>
-              <w:instrText xml:space="preserve"> PAGEREF _Toc197351730 \h </w:instrText>
+              <w:instrText xml:space="preserve"> PAGEREF _Toc197434351 \h </w:instrText>
             </w:r>
             <w:r>
               <w:rPr>
@@ -1751,7 +1979,7 @@
                 <w:noProof/>
                 <w:webHidden/>
               </w:rPr>
-              <w:t>16</w:t>
+              <w:t>15</w:t>
             </w:r>
             <w:r>
               <w:rPr>
@@ -1775,7 +2003,7 @@
               <w:sz w:val="24"/>
             </w:rPr>
           </w:pPr>
-          <w:hyperlink w:anchor="_Toc197351731" w:history="1">
+          <w:hyperlink w:anchor="_Toc197434352" w:history="1">
             <w:r>
               <w:rPr>
                 <w:rStyle w:val="Hyperlink"/>
@@ -1785,10 +2013,10 @@
               <mc:AlternateContent>
                 <mc:Choice Requires="wpg">
                   <w:drawing>
-                    <wp:inline distT="0" distB="0" distL="0" distR="0" wp14:anchorId="1BA9EDF8" wp14:editId="611AF931">
+                    <wp:inline distT="0" distB="0" distL="0" distR="0" wp14:anchorId="5DE31346" wp14:editId="6B673A5F">
                       <wp:extent cx="65532" cy="65532"/>
                       <wp:effectExtent l="0" t="0" r="0" b="0"/>
-                      <wp:docPr id="469761028" name="Group 469761028"/>
+                      <wp:docPr id="1468967511" name="Group 1468967511"/>
                       <wp:cNvGraphicFramePr/>
                       <a:graphic xmlns:a="http://schemas.openxmlformats.org/drawingml/2006/main">
                         <a:graphicData uri="http://schemas.microsoft.com/office/word/2010/wordprocessingGroup">
@@ -1803,7 +2031,7 @@
                               </a:xfrm>
                             </wpg:grpSpPr>
                             <wps:wsp>
-                              <wps:cNvPr id="1805925645" name="Shape 458"/>
+                              <wps:cNvPr id="1614145918" name="Shape 458"/>
                               <wps:cNvSpPr/>
                               <wps:spPr>
                                 <a:xfrm>
@@ -1933,8 +2161,8 @@
                 </mc:Choice>
                 <mc:Fallback>
                   <w:pict>
-                    <v:group w14:anchorId="33ABEDA2" id="Group 469761028" o:spid="_x0000_s1026" style="width:5.15pt;height:5.15pt;mso-position-horizontal-relative:char;mso-position-vertical-relative:line" coordsize="65532,65532" o:gfxdata="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">
-                      <v:shape id="Shape 458" o:spid="_x0000_s1027" style="position:absolute;width:65532;height:65532;visibility:visible;mso-wrap-style:square;v-text-anchor:top" coordsize="65532,65532" o:gfxdata="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" path="m32766,v4345,,8525,831,12539,2494c49319,4157,52863,6525,55935,9597v3072,3072,5440,6616,7103,10630c64701,24241,65532,28421,65532,32766v,4345,-831,8525,-2494,12539c61375,49319,59007,52863,55935,55935v-3072,3072,-6616,5440,-10630,7103c41291,64701,37111,65532,32766,65532v-4345,,-8525,-831,-12539,-2494c16213,61375,12669,59007,9597,55935,6525,52863,4157,49319,2494,45305,831,41291,,37111,,32766,,28421,831,24241,2494,20227,4157,16213,6525,12669,9597,9597,12669,6525,16213,4157,20227,2494,24241,831,28421,,32766,xe" fillcolor="black" stroked="f" strokeweight="0">
+                    <v:group w14:anchorId="40F88AFF" id="Group 1468967511" o:spid="_x0000_s1026" style="width:5.15pt;height:5.15pt;mso-position-horizontal-relative:char;mso-position-vertical-relative:line" coordsize="65532,65532" o:gfxdata="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">
+                      <v:shape id="Shape 458" o:spid="_x0000_s1027" style="position:absolute;width:65532;height:65532;visibility:visible;mso-wrap-style:square;v-text-anchor:top" coordsize="65532,65532" o:gfxdata="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" path="m32766,v4345,,8525,831,12539,2494c49319,4157,52863,6525,55935,9597v3072,3072,5440,6616,7103,10630c64701,24241,65532,28421,65532,32766v,4345,-831,8525,-2494,12539c61375,49319,59007,52863,55935,55935v-3072,3072,-6616,5440,-10630,7103c41291,64701,37111,65532,32766,65532v-4345,,-8525,-831,-12539,-2494c16213,61375,12669,59007,9597,55935,6525,52863,4157,49319,2494,45305,831,41291,,37111,,32766,,28421,831,24241,2494,20227,4157,16213,6525,12669,9597,9597,12669,6525,16213,4157,20227,2494,24241,831,28421,,32766,xe" fillcolor="black" stroked="f" strokeweight="0">
                         <v:stroke miterlimit="83231f" joinstyle="miter"/>
                         <v:path arrowok="t" textboxrect="0,0,65532,65532"/>
                       </v:shape>
@@ -1951,7 +2179,15 @@
                 <w:noProof/>
                 <w:lang w:val="es-ES"/>
               </w:rPr>
-              <w:t xml:space="preserve"> Ingresar el Número de Venta</w:t>
+              <w:t xml:space="preserve"> </w:t>
+            </w:r>
+            <w:r>
+              <w:rPr>
+                <w:rStyle w:val="Hyperlink"/>
+                <w:noProof/>
+                <w:lang w:val="es-ES"/>
+              </w:rPr>
+              <w:t>Ingresar el Número de Venta</w:t>
             </w:r>
             <w:r>
               <w:rPr>
@@ -1972,7 +2208,7 @@
                 <w:noProof/>
                 <w:webHidden/>
               </w:rPr>
-              <w:instrText xml:space="preserve"> PAGEREF _Toc197351731 \h </w:instrText>
+              <w:instrText xml:space="preserve"> PAGEREF _Toc197434352 \h </w:instrText>
             </w:r>
             <w:r>
               <w:rPr>
@@ -2016,7 +2252,7 @@
               <w:sz w:val="24"/>
             </w:rPr>
           </w:pPr>
-          <w:hyperlink w:anchor="_Toc197351732" w:history="1">
+          <w:hyperlink w:anchor="_Toc197434353" w:history="1">
             <w:r>
               <w:rPr>
                 <w:rStyle w:val="Hyperlink"/>
@@ -2026,10 +2262,10 @@
               <mc:AlternateContent>
                 <mc:Choice Requires="wpg">
                   <w:drawing>
-                    <wp:inline distT="0" distB="0" distL="0" distR="0" wp14:anchorId="62D6AC2F" wp14:editId="609869AE">
+                    <wp:inline distT="0" distB="0" distL="0" distR="0" wp14:anchorId="72373576" wp14:editId="4B0ADFE2">
                       <wp:extent cx="65532" cy="65532"/>
                       <wp:effectExtent l="0" t="0" r="0" b="0"/>
-                      <wp:docPr id="968284260" name="Group 968284260"/>
+                      <wp:docPr id="249193952" name="Group 249193952"/>
                       <wp:cNvGraphicFramePr/>
                       <a:graphic xmlns:a="http://schemas.openxmlformats.org/drawingml/2006/main">
                         <a:graphicData uri="http://schemas.microsoft.com/office/word/2010/wordprocessingGroup">
@@ -2044,7 +2280,7 @@
                               </a:xfrm>
                             </wpg:grpSpPr>
                             <wps:wsp>
-                              <wps:cNvPr id="1203143044" name="Shape 459"/>
+                              <wps:cNvPr id="1683344700" name="Shape 459"/>
                               <wps:cNvSpPr/>
                               <wps:spPr>
                                 <a:xfrm>
@@ -2174,8 +2410,8 @@
                 </mc:Choice>
                 <mc:Fallback>
                   <w:pict>
-                    <v:group w14:anchorId="6AB1783E" id="Group 968284260" o:spid="_x0000_s1026" style="width:5.15pt;height:5.15pt;mso-position-horizontal-relative:char;mso-position-vertical-relative:line" coordsize="65532,65532" o:gfxdata="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">
-                      <v:shape id="Shape 459" o:spid="_x0000_s1027" style="position:absolute;width:65532;height:65532;visibility:visible;mso-wrap-style:square;v-text-anchor:top" coordsize="65532,65532" o:gfxdata="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" path="m32766,v4345,,8525,831,12539,2494c49319,4157,52863,6524,55935,9597v3072,3072,5440,6616,7103,10630c64701,24241,65532,28421,65532,32766v,4345,-831,8525,-2494,12539c61375,49319,59007,52863,55935,55935v-3072,3072,-6616,5440,-10630,7103c41291,64700,37111,65532,32766,65532v-4345,,-8525,-832,-12539,-2494c16213,61375,12669,59007,9597,55935,6525,52863,4157,49319,2494,45305,831,41291,,37111,,32766,,28421,831,24241,2494,20227,4157,16213,6525,12669,9597,9597,12669,6524,16213,4157,20227,2494,24241,831,28421,,32766,xe" fillcolor="black" stroked="f" strokeweight="0">
+                    <v:group w14:anchorId="675B3527" id="Group 249193952" o:spid="_x0000_s1026" style="width:5.15pt;height:5.15pt;mso-position-horizontal-relative:char;mso-position-vertical-relative:line" coordsize="65532,65532" o:gfxdata="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">
+                      <v:shape id="Shape 459" o:spid="_x0000_s1027" style="position:absolute;width:65532;height:65532;visibility:visible;mso-wrap-style:square;v-text-anchor:top" coordsize="65532,65532" o:gfxdata="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" path="m32766,v4345,,8525,831,12539,2494c49319,4157,52863,6524,55935,9597v3072,3072,5440,6616,7103,10630c64701,24241,65532,28421,65532,32766v,4345,-831,8525,-2494,12539c61375,49319,59007,52863,55935,55935v-3072,3072,-6616,5440,-10630,7103c41291,64700,37111,65532,32766,65532v-4345,,-8525,-832,-12539,-2494c16213,61375,12669,59007,9597,55935,6525,52863,4157,49319,2494,45305,831,41291,,37111,,32766,,28421,831,24241,2494,20227,4157,16213,6525,12669,9597,9597,12669,6524,16213,4157,20227,2494,24241,831,28421,,32766,xe" fillcolor="black" stroked="f" strokeweight="0">
                         <v:stroke miterlimit="83231f" joinstyle="miter"/>
                         <v:path arrowok="t" textboxrect="0,0,65532,65532"/>
                       </v:shape>
@@ -2192,7 +2428,15 @@
                 <w:noProof/>
                 <w:lang w:val="es-ES"/>
               </w:rPr>
-              <w:t xml:space="preserve"> Agregar el Motivo de la Devolución</w:t>
+              <w:t xml:space="preserve"> </w:t>
+            </w:r>
+            <w:r>
+              <w:rPr>
+                <w:rStyle w:val="Hyperlink"/>
+                <w:noProof/>
+                <w:lang w:val="es-ES"/>
+              </w:rPr>
+              <w:t>Agregar el Motivo de la Devolución</w:t>
             </w:r>
             <w:r>
               <w:rPr>
@@ -2213,7 +2457,7 @@
                 <w:noProof/>
                 <w:webHidden/>
               </w:rPr>
-              <w:instrText xml:space="preserve"> PAGEREF _Toc197351732 \h </w:instrText>
+              <w:instrText xml:space="preserve"> PAGEREF _Toc197434353 \h </w:instrText>
             </w:r>
             <w:r>
               <w:rPr>
@@ -2234,6 +2478,222 @@
                 <w:webHidden/>
               </w:rPr>
               <w:t>16</w:t>
+            </w:r>
+            <w:r>
+              <w:rPr>
+                <w:noProof/>
+                <w:webHidden/>
+              </w:rPr>
+              <w:fldChar w:fldCharType="end"/>
+            </w:r>
+          </w:hyperlink>
+        </w:p>
+        <w:p>
+          <w:pPr>
+            <w:pStyle w:val="TOC1"/>
+            <w:tabs>
+              <w:tab w:val="right" w:leader="dot" w:pos="9350"/>
+            </w:tabs>
+            <w:rPr>
+              <w:rFonts w:asciiTheme="minorHAnsi" w:eastAsiaTheme="minorEastAsia" w:hAnsiTheme="minorHAnsi" w:cstheme="minorBidi"/>
+              <w:noProof/>
+              <w:color w:val="auto"/>
+              <w:sz w:val="24"/>
+            </w:rPr>
+          </w:pPr>
+          <w:hyperlink w:anchor="_Toc197434354" w:history="1">
+            <w:r>
+              <w:rPr>
+                <w:rStyle w:val="Hyperlink"/>
+                <w:noProof/>
+                <w:lang w:val="es-ES"/>
+              </w:rPr>
+              <w:t>Como se realiza la llegada de una orden?</w:t>
+            </w:r>
+            <w:r>
+              <w:rPr>
+                <w:noProof/>
+                <w:webHidden/>
+              </w:rPr>
+              <w:tab/>
+            </w:r>
+            <w:r>
+              <w:rPr>
+                <w:noProof/>
+                <w:webHidden/>
+              </w:rPr>
+              <w:fldChar w:fldCharType="begin"/>
+            </w:r>
+            <w:r>
+              <w:rPr>
+                <w:noProof/>
+                <w:webHidden/>
+              </w:rPr>
+              <w:instrText xml:space="preserve"> PAGEREF _Toc197434354 \h </w:instrText>
+            </w:r>
+            <w:r>
+              <w:rPr>
+                <w:noProof/>
+                <w:webHidden/>
+              </w:rPr>
+            </w:r>
+            <w:r>
+              <w:rPr>
+                <w:noProof/>
+                <w:webHidden/>
+              </w:rPr>
+              <w:fldChar w:fldCharType="separate"/>
+            </w:r>
+            <w:r>
+              <w:rPr>
+                <w:noProof/>
+                <w:webHidden/>
+              </w:rPr>
+              <w:t>18</w:t>
+            </w:r>
+            <w:r>
+              <w:rPr>
+                <w:noProof/>
+                <w:webHidden/>
+              </w:rPr>
+              <w:fldChar w:fldCharType="end"/>
+            </w:r>
+          </w:hyperlink>
+        </w:p>
+        <w:p>
+          <w:pPr>
+            <w:pStyle w:val="TOC1"/>
+            <w:tabs>
+              <w:tab w:val="right" w:leader="dot" w:pos="9350"/>
+            </w:tabs>
+            <w:rPr>
+              <w:rFonts w:asciiTheme="minorHAnsi" w:eastAsiaTheme="minorEastAsia" w:hAnsiTheme="minorHAnsi" w:cstheme="minorBidi"/>
+              <w:noProof/>
+              <w:color w:val="auto"/>
+              <w:sz w:val="24"/>
+            </w:rPr>
+          </w:pPr>
+          <w:hyperlink w:anchor="_Toc197434355" w:history="1">
+            <w:r>
+              <w:rPr>
+                <w:rStyle w:val="Hyperlink"/>
+                <w:noProof/>
+                <w:lang w:val="es-ES"/>
+              </w:rPr>
+              <w:t>Gerente</w:t>
+            </w:r>
+            <w:r>
+              <w:rPr>
+                <w:noProof/>
+                <w:webHidden/>
+              </w:rPr>
+              <w:tab/>
+            </w:r>
+            <w:r>
+              <w:rPr>
+                <w:noProof/>
+                <w:webHidden/>
+              </w:rPr>
+              <w:fldChar w:fldCharType="begin"/>
+            </w:r>
+            <w:r>
+              <w:rPr>
+                <w:noProof/>
+                <w:webHidden/>
+              </w:rPr>
+              <w:instrText xml:space="preserve"> PAGEREF _Toc197434355 \h </w:instrText>
+            </w:r>
+            <w:r>
+              <w:rPr>
+                <w:noProof/>
+                <w:webHidden/>
+              </w:rPr>
+            </w:r>
+            <w:r>
+              <w:rPr>
+                <w:noProof/>
+                <w:webHidden/>
+              </w:rPr>
+              <w:fldChar w:fldCharType="separate"/>
+            </w:r>
+            <w:r>
+              <w:rPr>
+                <w:noProof/>
+                <w:webHidden/>
+              </w:rPr>
+              <w:t>21</w:t>
+            </w:r>
+            <w:r>
+              <w:rPr>
+                <w:noProof/>
+                <w:webHidden/>
+              </w:rPr>
+              <w:fldChar w:fldCharType="end"/>
+            </w:r>
+          </w:hyperlink>
+        </w:p>
+        <w:p>
+          <w:pPr>
+            <w:pStyle w:val="TOC1"/>
+            <w:tabs>
+              <w:tab w:val="right" w:leader="dot" w:pos="9350"/>
+            </w:tabs>
+            <w:rPr>
+              <w:rFonts w:asciiTheme="minorHAnsi" w:eastAsiaTheme="minorEastAsia" w:hAnsiTheme="minorHAnsi" w:cstheme="minorBidi"/>
+              <w:noProof/>
+              <w:color w:val="auto"/>
+              <w:sz w:val="24"/>
+            </w:rPr>
+          </w:pPr>
+          <w:hyperlink w:anchor="_Toc197434356" w:history="1">
+            <w:r>
+              <w:rPr>
+                <w:rStyle w:val="Hyperlink"/>
+                <w:noProof/>
+                <w:lang w:val="es-ES"/>
+              </w:rPr>
+              <w:t>Como administrar tus proveedores?</w:t>
+            </w:r>
+            <w:r>
+              <w:rPr>
+                <w:noProof/>
+                <w:webHidden/>
+              </w:rPr>
+              <w:tab/>
+            </w:r>
+            <w:r>
+              <w:rPr>
+                <w:noProof/>
+                <w:webHidden/>
+              </w:rPr>
+              <w:fldChar w:fldCharType="begin"/>
+            </w:r>
+            <w:r>
+              <w:rPr>
+                <w:noProof/>
+                <w:webHidden/>
+              </w:rPr>
+              <w:instrText xml:space="preserve"> PAGEREF _Toc197434356 \h </w:instrText>
+            </w:r>
+            <w:r>
+              <w:rPr>
+                <w:noProof/>
+                <w:webHidden/>
+              </w:rPr>
+            </w:r>
+            <w:r>
+              <w:rPr>
+                <w:noProof/>
+                <w:webHidden/>
+              </w:rPr>
+              <w:fldChar w:fldCharType="separate"/>
+            </w:r>
+            <w:r>
+              <w:rPr>
+                <w:noProof/>
+                <w:webHidden/>
+              </w:rPr>
+              <w:t>22</w:t>
             </w:r>
             <w:r>
               <w:rPr>
@@ -2257,14 +2717,14 @@
               <w:sz w:val="24"/>
             </w:rPr>
           </w:pPr>
-          <w:hyperlink w:anchor="_Toc197351733" w:history="1">
+          <w:hyperlink w:anchor="_Toc197434357" w:history="1">
             <w:r>
               <w:rPr>
                 <w:rStyle w:val="Hyperlink"/>
                 <w:noProof/>
                 <w:lang w:val="es-ES"/>
               </w:rPr>
-              <w:t>Selección de Llegada</w:t>
+              <w:t>Agregar Nuevo Proveedor</w:t>
             </w:r>
             <w:r>
               <w:rPr>
@@ -2285,7 +2745,7 @@
                 <w:noProof/>
                 <w:webHidden/>
               </w:rPr>
-              <w:instrText xml:space="preserve"> PAGEREF _Toc197351733 \h </w:instrText>
+              <w:instrText xml:space="preserve"> PAGEREF _Toc197434357 \h </w:instrText>
             </w:r>
             <w:r>
               <w:rPr>
@@ -2305,7 +2765,79 @@
                 <w:noProof/>
                 <w:webHidden/>
               </w:rPr>
-              <w:t>19</w:t>
+              <w:t>23</w:t>
+            </w:r>
+            <w:r>
+              <w:rPr>
+                <w:noProof/>
+                <w:webHidden/>
+              </w:rPr>
+              <w:fldChar w:fldCharType="end"/>
+            </w:r>
+          </w:hyperlink>
+        </w:p>
+        <w:p>
+          <w:pPr>
+            <w:pStyle w:val="TOC1"/>
+            <w:tabs>
+              <w:tab w:val="right" w:leader="dot" w:pos="9350"/>
+            </w:tabs>
+            <w:rPr>
+              <w:rFonts w:asciiTheme="minorHAnsi" w:eastAsiaTheme="minorEastAsia" w:hAnsiTheme="minorHAnsi" w:cstheme="minorBidi"/>
+              <w:noProof/>
+              <w:color w:val="auto"/>
+              <w:sz w:val="24"/>
+            </w:rPr>
+          </w:pPr>
+          <w:hyperlink w:anchor="_Toc197434358" w:history="1">
+            <w:r>
+              <w:rPr>
+                <w:rStyle w:val="Hyperlink"/>
+                <w:noProof/>
+                <w:lang w:val="es-ES"/>
+              </w:rPr>
+              <w:t>Como obtener los reportes de el almacen?</w:t>
+            </w:r>
+            <w:r>
+              <w:rPr>
+                <w:noProof/>
+                <w:webHidden/>
+              </w:rPr>
+              <w:tab/>
+            </w:r>
+            <w:r>
+              <w:rPr>
+                <w:noProof/>
+                <w:webHidden/>
+              </w:rPr>
+              <w:fldChar w:fldCharType="begin"/>
+            </w:r>
+            <w:r>
+              <w:rPr>
+                <w:noProof/>
+                <w:webHidden/>
+              </w:rPr>
+              <w:instrText xml:space="preserve"> PAGEREF _Toc197434358 \h </w:instrText>
+            </w:r>
+            <w:r>
+              <w:rPr>
+                <w:noProof/>
+                <w:webHidden/>
+              </w:rPr>
+            </w:r>
+            <w:r>
+              <w:rPr>
+                <w:noProof/>
+                <w:webHidden/>
+              </w:rPr>
+              <w:fldChar w:fldCharType="separate"/>
+            </w:r>
+            <w:r>
+              <w:rPr>
+                <w:noProof/>
+                <w:webHidden/>
+              </w:rPr>
+              <w:t>25</w:t>
             </w:r>
             <w:r>
               <w:rPr>
@@ -2329,13 +2861,14 @@
               <w:sz w:val="24"/>
             </w:rPr>
           </w:pPr>
-          <w:hyperlink w:anchor="_Toc197351734" w:history="1">
+          <w:hyperlink w:anchor="_Toc197434359" w:history="1">
             <w:r>
               <w:rPr>
                 <w:rStyle w:val="Hyperlink"/>
                 <w:noProof/>
-              </w:rPr>
-              <w:t>Verificación de Productos</w:t>
+                <w:lang w:val="es-ES"/>
+              </w:rPr>
+              <w:t>Devoluciones</w:t>
             </w:r>
             <w:r>
               <w:rPr>
@@ -2356,7 +2889,7 @@
                 <w:noProof/>
                 <w:webHidden/>
               </w:rPr>
-              <w:instrText xml:space="preserve"> PAGEREF _Toc197351734 \h </w:instrText>
+              <w:instrText xml:space="preserve"> PAGEREF _Toc197434359 \h </w:instrText>
             </w:r>
             <w:r>
               <w:rPr>
@@ -2376,7 +2909,79 @@
                 <w:noProof/>
                 <w:webHidden/>
               </w:rPr>
-              <w:t>20</w:t>
+              <w:t>27</w:t>
+            </w:r>
+            <w:r>
+              <w:rPr>
+                <w:noProof/>
+                <w:webHidden/>
+              </w:rPr>
+              <w:fldChar w:fldCharType="end"/>
+            </w:r>
+          </w:hyperlink>
+        </w:p>
+        <w:p>
+          <w:pPr>
+            <w:pStyle w:val="TOC1"/>
+            <w:tabs>
+              <w:tab w:val="right" w:leader="dot" w:pos="9350"/>
+            </w:tabs>
+            <w:rPr>
+              <w:rFonts w:asciiTheme="minorHAnsi" w:eastAsiaTheme="minorEastAsia" w:hAnsiTheme="minorHAnsi" w:cstheme="minorBidi"/>
+              <w:noProof/>
+              <w:color w:val="auto"/>
+              <w:sz w:val="24"/>
+            </w:rPr>
+          </w:pPr>
+          <w:hyperlink w:anchor="_Toc197434360" w:history="1">
+            <w:r>
+              <w:rPr>
+                <w:rStyle w:val="Hyperlink"/>
+                <w:noProof/>
+                <w:lang w:val="es-ES"/>
+              </w:rPr>
+              <w:t>Ventas</w:t>
+            </w:r>
+            <w:r>
+              <w:rPr>
+                <w:noProof/>
+                <w:webHidden/>
+              </w:rPr>
+              <w:tab/>
+            </w:r>
+            <w:r>
+              <w:rPr>
+                <w:noProof/>
+                <w:webHidden/>
+              </w:rPr>
+              <w:fldChar w:fldCharType="begin"/>
+            </w:r>
+            <w:r>
+              <w:rPr>
+                <w:noProof/>
+                <w:webHidden/>
+              </w:rPr>
+              <w:instrText xml:space="preserve"> PAGEREF _Toc197434360 \h </w:instrText>
+            </w:r>
+            <w:r>
+              <w:rPr>
+                <w:noProof/>
+                <w:webHidden/>
+              </w:rPr>
+            </w:r>
+            <w:r>
+              <w:rPr>
+                <w:noProof/>
+                <w:webHidden/>
+              </w:rPr>
+              <w:fldChar w:fldCharType="separate"/>
+            </w:r>
+            <w:r>
+              <w:rPr>
+                <w:noProof/>
+                <w:webHidden/>
+              </w:rPr>
+              <w:t>28</w:t>
             </w:r>
             <w:r>
               <w:rPr>
@@ -2400,14 +3005,14 @@
               <w:sz w:val="24"/>
             </w:rPr>
           </w:pPr>
-          <w:hyperlink w:anchor="_Toc197351735" w:history="1">
+          <w:hyperlink w:anchor="_Toc197434361" w:history="1">
             <w:r>
               <w:rPr>
                 <w:rStyle w:val="Hyperlink"/>
                 <w:noProof/>
                 <w:lang w:val="es-ES"/>
               </w:rPr>
-              <w:t>Consejos</w:t>
+              <w:t>Inventario</w:t>
             </w:r>
             <w:r>
               <w:rPr>
@@ -2428,7 +3033,7 @@
                 <w:noProof/>
                 <w:webHidden/>
               </w:rPr>
-              <w:instrText xml:space="preserve"> PAGEREF _Toc197351735 \h </w:instrText>
+              <w:instrText xml:space="preserve"> PAGEREF _Toc197434361 \h </w:instrText>
             </w:r>
             <w:r>
               <w:rPr>
@@ -2448,79 +3053,7 @@
                 <w:noProof/>
                 <w:webHidden/>
               </w:rPr>
-              <w:t>20</w:t>
-            </w:r>
-            <w:r>
-              <w:rPr>
-                <w:noProof/>
-                <w:webHidden/>
-              </w:rPr>
-              <w:fldChar w:fldCharType="end"/>
-            </w:r>
-          </w:hyperlink>
-        </w:p>
-        <w:p>
-          <w:pPr>
-            <w:pStyle w:val="TOC1"/>
-            <w:tabs>
-              <w:tab w:val="right" w:leader="dot" w:pos="9350"/>
-            </w:tabs>
-            <w:rPr>
-              <w:rFonts w:asciiTheme="minorHAnsi" w:eastAsiaTheme="minorEastAsia" w:hAnsiTheme="minorHAnsi" w:cstheme="minorBidi"/>
-              <w:noProof/>
-              <w:color w:val="auto"/>
-              <w:sz w:val="24"/>
-            </w:rPr>
-          </w:pPr>
-          <w:hyperlink w:anchor="_Toc197351736" w:history="1">
-            <w:r>
-              <w:rPr>
-                <w:rStyle w:val="Hyperlink"/>
-                <w:noProof/>
-                <w:lang w:val="es-ES"/>
-              </w:rPr>
-              <w:t>Gerente</w:t>
-            </w:r>
-            <w:r>
-              <w:rPr>
-                <w:noProof/>
-                <w:webHidden/>
-              </w:rPr>
-              <w:tab/>
-            </w:r>
-            <w:r>
-              <w:rPr>
-                <w:noProof/>
-                <w:webHidden/>
-              </w:rPr>
-              <w:fldChar w:fldCharType="begin"/>
-            </w:r>
-            <w:r>
-              <w:rPr>
-                <w:noProof/>
-                <w:webHidden/>
-              </w:rPr>
-              <w:instrText xml:space="preserve"> PAGEREF _Toc197351736 \h </w:instrText>
-            </w:r>
-            <w:r>
-              <w:rPr>
-                <w:noProof/>
-                <w:webHidden/>
-              </w:rPr>
-            </w:r>
-            <w:r>
-              <w:rPr>
-                <w:noProof/>
-                <w:webHidden/>
-              </w:rPr>
-              <w:fldChar w:fldCharType="separate"/>
-            </w:r>
-            <w:r>
-              <w:rPr>
-                <w:noProof/>
-                <w:webHidden/>
-              </w:rPr>
-              <w:t>21</w:t>
+              <w:t>29</w:t>
             </w:r>
             <w:r>
               <w:rPr>
@@ -2544,14 +3077,14 @@
               <w:sz w:val="24"/>
             </w:rPr>
           </w:pPr>
-          <w:hyperlink w:anchor="_Toc197351737" w:history="1">
+          <w:hyperlink w:anchor="_Toc197434362" w:history="1">
             <w:r>
               <w:rPr>
                 <w:rStyle w:val="Hyperlink"/>
                 <w:noProof/>
                 <w:lang w:val="es-ES"/>
               </w:rPr>
-              <w:t>Lista de Proveedores</w:t>
+              <w:t>Proveedores</w:t>
             </w:r>
             <w:r>
               <w:rPr>
@@ -2572,1447 +3105,7 @@
                 <w:noProof/>
                 <w:webHidden/>
               </w:rPr>
-              <w:instrText xml:space="preserve"> PAGEREF _Toc197351737 \h </w:instrText>
-            </w:r>
-            <w:r>
-              <w:rPr>
-                <w:noProof/>
-                <w:webHidden/>
-              </w:rPr>
-            </w:r>
-            <w:r>
-              <w:rPr>
-                <w:noProof/>
-                <w:webHidden/>
-              </w:rPr>
-              <w:fldChar w:fldCharType="separate"/>
-            </w:r>
-            <w:r>
-              <w:rPr>
-                <w:noProof/>
-                <w:webHidden/>
-              </w:rPr>
-              <w:t>22</w:t>
-            </w:r>
-            <w:r>
-              <w:rPr>
-                <w:noProof/>
-                <w:webHidden/>
-              </w:rPr>
-              <w:fldChar w:fldCharType="end"/>
-            </w:r>
-          </w:hyperlink>
-        </w:p>
-        <w:p>
-          <w:pPr>
-            <w:pStyle w:val="TOC2"/>
-            <w:tabs>
-              <w:tab w:val="right" w:leader="dot" w:pos="9350"/>
-            </w:tabs>
-            <w:rPr>
-              <w:rFonts w:asciiTheme="minorHAnsi" w:eastAsiaTheme="minorEastAsia" w:hAnsiTheme="minorHAnsi" w:cstheme="minorBidi"/>
-              <w:noProof/>
-              <w:color w:val="auto"/>
-              <w:sz w:val="24"/>
-            </w:rPr>
-          </w:pPr>
-          <w:hyperlink w:anchor="_Toc197351738" w:history="1">
-            <w:r>
-              <w:rPr>
-                <w:rStyle w:val="Hyperlink"/>
-                <w:noProof/>
-                <w:lang w:val="es-ES"/>
-              </w:rPr>
-              <w:t>Agregar Nuevo Proveedor</w:t>
-            </w:r>
-            <w:r>
-              <w:rPr>
-                <w:noProof/>
-                <w:webHidden/>
-              </w:rPr>
-              <w:tab/>
-            </w:r>
-            <w:r>
-              <w:rPr>
-                <w:noProof/>
-                <w:webHidden/>
-              </w:rPr>
-              <w:fldChar w:fldCharType="begin"/>
-            </w:r>
-            <w:r>
-              <w:rPr>
-                <w:noProof/>
-                <w:webHidden/>
-              </w:rPr>
-              <w:instrText xml:space="preserve"> PAGEREF _Toc197351738 \h </w:instrText>
-            </w:r>
-            <w:r>
-              <w:rPr>
-                <w:noProof/>
-                <w:webHidden/>
-              </w:rPr>
-            </w:r>
-            <w:r>
-              <w:rPr>
-                <w:noProof/>
-                <w:webHidden/>
-              </w:rPr>
-              <w:fldChar w:fldCharType="separate"/>
-            </w:r>
-            <w:r>
-              <w:rPr>
-                <w:noProof/>
-                <w:webHidden/>
-              </w:rPr>
-              <w:t>23</w:t>
-            </w:r>
-            <w:r>
-              <w:rPr>
-                <w:noProof/>
-                <w:webHidden/>
-              </w:rPr>
-              <w:fldChar w:fldCharType="end"/>
-            </w:r>
-          </w:hyperlink>
-        </w:p>
-        <w:p>
-          <w:pPr>
-            <w:pStyle w:val="TOC2"/>
-            <w:tabs>
-              <w:tab w:val="right" w:leader="dot" w:pos="9350"/>
-            </w:tabs>
-            <w:rPr>
-              <w:rFonts w:asciiTheme="minorHAnsi" w:eastAsiaTheme="minorEastAsia" w:hAnsiTheme="minorHAnsi" w:cstheme="minorBidi"/>
-              <w:noProof/>
-              <w:color w:val="auto"/>
-              <w:sz w:val="24"/>
-            </w:rPr>
-          </w:pPr>
-          <w:hyperlink w:anchor="_Toc197351739" w:history="1">
-            <w:r>
-              <w:rPr>
-                <w:rStyle w:val="Hyperlink"/>
-                <w:noProof/>
-                <w:lang w:val="es-ES"/>
-              </w:rPr>
-              <w:t>Total de Proveedores</w:t>
-            </w:r>
-            <w:r>
-              <w:rPr>
-                <w:noProof/>
-                <w:webHidden/>
-              </w:rPr>
-              <w:tab/>
-            </w:r>
-            <w:r>
-              <w:rPr>
-                <w:noProof/>
-                <w:webHidden/>
-              </w:rPr>
-              <w:fldChar w:fldCharType="begin"/>
-            </w:r>
-            <w:r>
-              <w:rPr>
-                <w:noProof/>
-                <w:webHidden/>
-              </w:rPr>
-              <w:instrText xml:space="preserve"> PAGEREF _Toc197351739 \h </w:instrText>
-            </w:r>
-            <w:r>
-              <w:rPr>
-                <w:noProof/>
-                <w:webHidden/>
-              </w:rPr>
-            </w:r>
-            <w:r>
-              <w:rPr>
-                <w:noProof/>
-                <w:webHidden/>
-              </w:rPr>
-              <w:fldChar w:fldCharType="separate"/>
-            </w:r>
-            <w:r>
-              <w:rPr>
-                <w:noProof/>
-                <w:webHidden/>
-              </w:rPr>
-              <w:t>24</w:t>
-            </w:r>
-            <w:r>
-              <w:rPr>
-                <w:noProof/>
-                <w:webHidden/>
-              </w:rPr>
-              <w:fldChar w:fldCharType="end"/>
-            </w:r>
-          </w:hyperlink>
-        </w:p>
-        <w:p>
-          <w:pPr>
-            <w:pStyle w:val="TOC2"/>
-            <w:tabs>
-              <w:tab w:val="right" w:leader="dot" w:pos="9350"/>
-            </w:tabs>
-            <w:rPr>
-              <w:rFonts w:asciiTheme="minorHAnsi" w:eastAsiaTheme="minorEastAsia" w:hAnsiTheme="minorHAnsi" w:cstheme="minorBidi"/>
-              <w:noProof/>
-              <w:color w:val="auto"/>
-              <w:sz w:val="24"/>
-            </w:rPr>
-          </w:pPr>
-          <w:hyperlink w:anchor="_Toc197351740" w:history="1">
-            <w:r>
-              <w:rPr>
-                <w:rStyle w:val="Hyperlink"/>
-                <w:noProof/>
-                <w:lang w:val="es-ES"/>
-              </w:rPr>
-              <w:t>Buscar Proveedores</w:t>
-            </w:r>
-            <w:r>
-              <w:rPr>
-                <w:noProof/>
-                <w:webHidden/>
-              </w:rPr>
-              <w:tab/>
-            </w:r>
-            <w:r>
-              <w:rPr>
-                <w:noProof/>
-                <w:webHidden/>
-              </w:rPr>
-              <w:fldChar w:fldCharType="begin"/>
-            </w:r>
-            <w:r>
-              <w:rPr>
-                <w:noProof/>
-                <w:webHidden/>
-              </w:rPr>
-              <w:instrText xml:space="preserve"> PAGEREF _Toc197351740 \h </w:instrText>
-            </w:r>
-            <w:r>
-              <w:rPr>
-                <w:noProof/>
-                <w:webHidden/>
-              </w:rPr>
-            </w:r>
-            <w:r>
-              <w:rPr>
-                <w:noProof/>
-                <w:webHidden/>
-              </w:rPr>
-              <w:fldChar w:fldCharType="separate"/>
-            </w:r>
-            <w:r>
-              <w:rPr>
-                <w:noProof/>
-                <w:webHidden/>
-              </w:rPr>
-              <w:t>24</w:t>
-            </w:r>
-            <w:r>
-              <w:rPr>
-                <w:noProof/>
-                <w:webHidden/>
-              </w:rPr>
-              <w:fldChar w:fldCharType="end"/>
-            </w:r>
-          </w:hyperlink>
-        </w:p>
-        <w:p>
-          <w:pPr>
-            <w:pStyle w:val="TOC2"/>
-            <w:tabs>
-              <w:tab w:val="right" w:leader="dot" w:pos="9350"/>
-            </w:tabs>
-            <w:rPr>
-              <w:rFonts w:asciiTheme="minorHAnsi" w:eastAsiaTheme="minorEastAsia" w:hAnsiTheme="minorHAnsi" w:cstheme="minorBidi"/>
-              <w:noProof/>
-              <w:color w:val="auto"/>
-              <w:sz w:val="24"/>
-            </w:rPr>
-          </w:pPr>
-          <w:hyperlink w:anchor="_Toc197351741" w:history="1">
-            <w:r>
-              <w:rPr>
-                <w:rStyle w:val="Hyperlink"/>
-                <w:noProof/>
-                <w:lang w:val="es-ES"/>
-              </w:rPr>
-              <w:t>Métodos de Pago</w:t>
-            </w:r>
-            <w:r>
-              <w:rPr>
-                <w:noProof/>
-                <w:webHidden/>
-              </w:rPr>
-              <w:tab/>
-            </w:r>
-            <w:r>
-              <w:rPr>
-                <w:noProof/>
-                <w:webHidden/>
-              </w:rPr>
-              <w:fldChar w:fldCharType="begin"/>
-            </w:r>
-            <w:r>
-              <w:rPr>
-                <w:noProof/>
-                <w:webHidden/>
-              </w:rPr>
-              <w:instrText xml:space="preserve"> PAGEREF _Toc197351741 \h </w:instrText>
-            </w:r>
-            <w:r>
-              <w:rPr>
-                <w:noProof/>
-                <w:webHidden/>
-              </w:rPr>
-            </w:r>
-            <w:r>
-              <w:rPr>
-                <w:noProof/>
-                <w:webHidden/>
-              </w:rPr>
-              <w:fldChar w:fldCharType="separate"/>
-            </w:r>
-            <w:r>
-              <w:rPr>
-                <w:noProof/>
-                <w:webHidden/>
-              </w:rPr>
-              <w:t>25</w:t>
-            </w:r>
-            <w:r>
-              <w:rPr>
-                <w:noProof/>
-                <w:webHidden/>
-              </w:rPr>
-              <w:fldChar w:fldCharType="end"/>
-            </w:r>
-          </w:hyperlink>
-        </w:p>
-        <w:p>
-          <w:pPr>
-            <w:pStyle w:val="TOC3"/>
-            <w:tabs>
-              <w:tab w:val="right" w:leader="dot" w:pos="9350"/>
-            </w:tabs>
-            <w:rPr>
-              <w:rFonts w:asciiTheme="minorHAnsi" w:eastAsiaTheme="minorEastAsia" w:hAnsiTheme="minorHAnsi" w:cstheme="minorBidi"/>
-              <w:noProof/>
-              <w:color w:val="auto"/>
-              <w:sz w:val="24"/>
-            </w:rPr>
-          </w:pPr>
-          <w:hyperlink w:anchor="_Toc197351742" w:history="1">
-            <w:r>
-              <w:rPr>
-                <w:rStyle w:val="Hyperlink"/>
-                <w:noProof/>
-                <w:lang w:val="es-ES"/>
-              </w:rPr>
-              <w:t>Métodos Más Utilizados</w:t>
-            </w:r>
-            <w:r>
-              <w:rPr>
-                <w:noProof/>
-                <w:webHidden/>
-              </w:rPr>
-              <w:tab/>
-            </w:r>
-            <w:r>
-              <w:rPr>
-                <w:noProof/>
-                <w:webHidden/>
-              </w:rPr>
-              <w:fldChar w:fldCharType="begin"/>
-            </w:r>
-            <w:r>
-              <w:rPr>
-                <w:noProof/>
-                <w:webHidden/>
-              </w:rPr>
-              <w:instrText xml:space="preserve"> PAGEREF _Toc197351742 \h </w:instrText>
-            </w:r>
-            <w:r>
-              <w:rPr>
-                <w:noProof/>
-                <w:webHidden/>
-              </w:rPr>
-            </w:r>
-            <w:r>
-              <w:rPr>
-                <w:noProof/>
-                <w:webHidden/>
-              </w:rPr>
-              <w:fldChar w:fldCharType="separate"/>
-            </w:r>
-            <w:r>
-              <w:rPr>
-                <w:noProof/>
-                <w:webHidden/>
-              </w:rPr>
-              <w:t>25</w:t>
-            </w:r>
-            <w:r>
-              <w:rPr>
-                <w:noProof/>
-                <w:webHidden/>
-              </w:rPr>
-              <w:fldChar w:fldCharType="end"/>
-            </w:r>
-          </w:hyperlink>
-        </w:p>
-        <w:p>
-          <w:pPr>
-            <w:pStyle w:val="TOC3"/>
-            <w:tabs>
-              <w:tab w:val="right" w:leader="dot" w:pos="9350"/>
-            </w:tabs>
-            <w:rPr>
-              <w:rFonts w:asciiTheme="minorHAnsi" w:eastAsiaTheme="minorEastAsia" w:hAnsiTheme="minorHAnsi" w:cstheme="minorBidi"/>
-              <w:noProof/>
-              <w:color w:val="auto"/>
-              <w:sz w:val="24"/>
-            </w:rPr>
-          </w:pPr>
-          <w:hyperlink w:anchor="_Toc197351743" w:history="1">
-            <w:r>
-              <w:rPr>
-                <w:rStyle w:val="Hyperlink"/>
-                <w:noProof/>
-                <w:lang w:val="es-ES"/>
-              </w:rPr>
-              <w:t>Distribución de Pagos</w:t>
-            </w:r>
-            <w:r>
-              <w:rPr>
-                <w:noProof/>
-                <w:webHidden/>
-              </w:rPr>
-              <w:tab/>
-            </w:r>
-            <w:r>
-              <w:rPr>
-                <w:noProof/>
-                <w:webHidden/>
-              </w:rPr>
-              <w:fldChar w:fldCharType="begin"/>
-            </w:r>
-            <w:r>
-              <w:rPr>
-                <w:noProof/>
-                <w:webHidden/>
-              </w:rPr>
-              <w:instrText xml:space="preserve"> PAGEREF _Toc197351743 \h </w:instrText>
-            </w:r>
-            <w:r>
-              <w:rPr>
-                <w:noProof/>
-                <w:webHidden/>
-              </w:rPr>
-            </w:r>
-            <w:r>
-              <w:rPr>
-                <w:noProof/>
-                <w:webHidden/>
-              </w:rPr>
-              <w:fldChar w:fldCharType="separate"/>
-            </w:r>
-            <w:r>
-              <w:rPr>
-                <w:noProof/>
-                <w:webHidden/>
-              </w:rPr>
-              <w:t>26</w:t>
-            </w:r>
-            <w:r>
-              <w:rPr>
-                <w:noProof/>
-                <w:webHidden/>
-              </w:rPr>
-              <w:fldChar w:fldCharType="end"/>
-            </w:r>
-          </w:hyperlink>
-        </w:p>
-        <w:p>
-          <w:pPr>
-            <w:pStyle w:val="TOC3"/>
-            <w:tabs>
-              <w:tab w:val="right" w:leader="dot" w:pos="9350"/>
-            </w:tabs>
-            <w:rPr>
-              <w:rFonts w:asciiTheme="minorHAnsi" w:eastAsiaTheme="minorEastAsia" w:hAnsiTheme="minorHAnsi" w:cstheme="minorBidi"/>
-              <w:noProof/>
-              <w:color w:val="auto"/>
-              <w:sz w:val="24"/>
-            </w:rPr>
-          </w:pPr>
-          <w:hyperlink w:anchor="_Toc197351744" w:history="1">
-            <w:r>
-              <w:rPr>
-                <w:rStyle w:val="Hyperlink"/>
-                <w:noProof/>
-                <w:lang w:val="es-ES"/>
-              </w:rPr>
-              <w:t>Tendencias de Métodos</w:t>
-            </w:r>
-            <w:r>
-              <w:rPr>
-                <w:noProof/>
-                <w:webHidden/>
-              </w:rPr>
-              <w:tab/>
-            </w:r>
-            <w:r>
-              <w:rPr>
-                <w:noProof/>
-                <w:webHidden/>
-              </w:rPr>
-              <w:fldChar w:fldCharType="begin"/>
-            </w:r>
-            <w:r>
-              <w:rPr>
-                <w:noProof/>
-                <w:webHidden/>
-              </w:rPr>
-              <w:instrText xml:space="preserve"> PAGEREF _Toc197351744 \h </w:instrText>
-            </w:r>
-            <w:r>
-              <w:rPr>
-                <w:noProof/>
-                <w:webHidden/>
-              </w:rPr>
-            </w:r>
-            <w:r>
-              <w:rPr>
-                <w:noProof/>
-                <w:webHidden/>
-              </w:rPr>
-              <w:fldChar w:fldCharType="separate"/>
-            </w:r>
-            <w:r>
-              <w:rPr>
-                <w:noProof/>
-                <w:webHidden/>
-              </w:rPr>
-              <w:t>26</w:t>
-            </w:r>
-            <w:r>
-              <w:rPr>
-                <w:noProof/>
-                <w:webHidden/>
-              </w:rPr>
-              <w:fldChar w:fldCharType="end"/>
-            </w:r>
-          </w:hyperlink>
-        </w:p>
-        <w:p>
-          <w:pPr>
-            <w:pStyle w:val="TOC2"/>
-            <w:tabs>
-              <w:tab w:val="right" w:leader="dot" w:pos="9350"/>
-            </w:tabs>
-            <w:rPr>
-              <w:rFonts w:asciiTheme="minorHAnsi" w:eastAsiaTheme="minorEastAsia" w:hAnsiTheme="minorHAnsi" w:cstheme="minorBidi"/>
-              <w:noProof/>
-              <w:color w:val="auto"/>
-              <w:sz w:val="24"/>
-            </w:rPr>
-          </w:pPr>
-          <w:hyperlink w:anchor="_Toc197351745" w:history="1">
-            <w:r>
-              <w:rPr>
-                <w:rStyle w:val="Hyperlink"/>
-                <w:noProof/>
-                <w:lang w:val="es-ES"/>
-              </w:rPr>
-              <w:t>Devoluciones</w:t>
-            </w:r>
-            <w:r>
-              <w:rPr>
-                <w:noProof/>
-                <w:webHidden/>
-              </w:rPr>
-              <w:tab/>
-            </w:r>
-            <w:r>
-              <w:rPr>
-                <w:noProof/>
-                <w:webHidden/>
-              </w:rPr>
-              <w:fldChar w:fldCharType="begin"/>
-            </w:r>
-            <w:r>
-              <w:rPr>
-                <w:noProof/>
-                <w:webHidden/>
-              </w:rPr>
-              <w:instrText xml:space="preserve"> PAGEREF _Toc197351745 \h </w:instrText>
-            </w:r>
-            <w:r>
-              <w:rPr>
-                <w:noProof/>
-                <w:webHidden/>
-              </w:rPr>
-            </w:r>
-            <w:r>
-              <w:rPr>
-                <w:noProof/>
-                <w:webHidden/>
-              </w:rPr>
-              <w:fldChar w:fldCharType="separate"/>
-            </w:r>
-            <w:r>
-              <w:rPr>
-                <w:noProof/>
-                <w:webHidden/>
-              </w:rPr>
-              <w:t>26</w:t>
-            </w:r>
-            <w:r>
-              <w:rPr>
-                <w:noProof/>
-                <w:webHidden/>
-              </w:rPr>
-              <w:fldChar w:fldCharType="end"/>
-            </w:r>
-          </w:hyperlink>
-        </w:p>
-        <w:p>
-          <w:pPr>
-            <w:pStyle w:val="TOC3"/>
-            <w:tabs>
-              <w:tab w:val="right" w:leader="dot" w:pos="9350"/>
-            </w:tabs>
-            <w:rPr>
-              <w:rFonts w:asciiTheme="minorHAnsi" w:eastAsiaTheme="minorEastAsia" w:hAnsiTheme="minorHAnsi" w:cstheme="minorBidi"/>
-              <w:noProof/>
-              <w:color w:val="auto"/>
-              <w:sz w:val="24"/>
-            </w:rPr>
-          </w:pPr>
-          <w:hyperlink w:anchor="_Toc197351746" w:history="1">
-            <w:r>
-              <w:rPr>
-                <w:rStyle w:val="Hyperlink"/>
-                <w:noProof/>
-                <w:lang w:val="es-ES"/>
-              </w:rPr>
-              <w:t>Historial de Devoluciones</w:t>
-            </w:r>
-            <w:r>
-              <w:rPr>
-                <w:noProof/>
-                <w:webHidden/>
-              </w:rPr>
-              <w:tab/>
-            </w:r>
-            <w:r>
-              <w:rPr>
-                <w:noProof/>
-                <w:webHidden/>
-              </w:rPr>
-              <w:fldChar w:fldCharType="begin"/>
-            </w:r>
-            <w:r>
-              <w:rPr>
-                <w:noProof/>
-                <w:webHidden/>
-              </w:rPr>
-              <w:instrText xml:space="preserve"> PAGEREF _Toc197351746 \h </w:instrText>
-            </w:r>
-            <w:r>
-              <w:rPr>
-                <w:noProof/>
-                <w:webHidden/>
-              </w:rPr>
-            </w:r>
-            <w:r>
-              <w:rPr>
-                <w:noProof/>
-                <w:webHidden/>
-              </w:rPr>
-              <w:fldChar w:fldCharType="separate"/>
-            </w:r>
-            <w:r>
-              <w:rPr>
-                <w:noProof/>
-                <w:webHidden/>
-              </w:rPr>
-              <w:t>26</w:t>
-            </w:r>
-            <w:r>
-              <w:rPr>
-                <w:noProof/>
-                <w:webHidden/>
-              </w:rPr>
-              <w:fldChar w:fldCharType="end"/>
-            </w:r>
-          </w:hyperlink>
-        </w:p>
-        <w:p>
-          <w:pPr>
-            <w:pStyle w:val="TOC3"/>
-            <w:tabs>
-              <w:tab w:val="right" w:leader="dot" w:pos="9350"/>
-            </w:tabs>
-            <w:rPr>
-              <w:rFonts w:asciiTheme="minorHAnsi" w:eastAsiaTheme="minorEastAsia" w:hAnsiTheme="minorHAnsi" w:cstheme="minorBidi"/>
-              <w:noProof/>
-              <w:color w:val="auto"/>
-              <w:sz w:val="24"/>
-            </w:rPr>
-          </w:pPr>
-          <w:hyperlink w:anchor="_Toc197351747" w:history="1">
-            <w:r>
-              <w:rPr>
-                <w:rStyle w:val="Hyperlink"/>
-                <w:noProof/>
-                <w:lang w:val="es-ES"/>
-              </w:rPr>
-              <w:t>Motivos de Devolución</w:t>
-            </w:r>
-            <w:r>
-              <w:rPr>
-                <w:noProof/>
-                <w:webHidden/>
-              </w:rPr>
-              <w:tab/>
-            </w:r>
-            <w:r>
-              <w:rPr>
-                <w:noProof/>
-                <w:webHidden/>
-              </w:rPr>
-              <w:fldChar w:fldCharType="begin"/>
-            </w:r>
-            <w:r>
-              <w:rPr>
-                <w:noProof/>
-                <w:webHidden/>
-              </w:rPr>
-              <w:instrText xml:space="preserve"> PAGEREF _Toc197351747 \h </w:instrText>
-            </w:r>
-            <w:r>
-              <w:rPr>
-                <w:noProof/>
-                <w:webHidden/>
-              </w:rPr>
-            </w:r>
-            <w:r>
-              <w:rPr>
-                <w:noProof/>
-                <w:webHidden/>
-              </w:rPr>
-              <w:fldChar w:fldCharType="separate"/>
-            </w:r>
-            <w:r>
-              <w:rPr>
-                <w:noProof/>
-                <w:webHidden/>
-              </w:rPr>
-              <w:t>27</w:t>
-            </w:r>
-            <w:r>
-              <w:rPr>
-                <w:noProof/>
-                <w:webHidden/>
-              </w:rPr>
-              <w:fldChar w:fldCharType="end"/>
-            </w:r>
-          </w:hyperlink>
-        </w:p>
-        <w:p>
-          <w:pPr>
-            <w:pStyle w:val="TOC3"/>
-            <w:tabs>
-              <w:tab w:val="right" w:leader="dot" w:pos="9350"/>
-            </w:tabs>
-            <w:rPr>
-              <w:rFonts w:asciiTheme="minorHAnsi" w:eastAsiaTheme="minorEastAsia" w:hAnsiTheme="minorHAnsi" w:cstheme="minorBidi"/>
-              <w:noProof/>
-              <w:color w:val="auto"/>
-              <w:sz w:val="24"/>
-            </w:rPr>
-          </w:pPr>
-          <w:hyperlink w:anchor="_Toc197351748" w:history="1">
-            <w:r>
-              <w:rPr>
-                <w:rStyle w:val="Hyperlink"/>
-                <w:noProof/>
-                <w:lang w:val="es-ES"/>
-              </w:rPr>
-              <w:t>Análisis por Producto</w:t>
-            </w:r>
-            <w:r>
-              <w:rPr>
-                <w:noProof/>
-                <w:webHidden/>
-              </w:rPr>
-              <w:tab/>
-            </w:r>
-            <w:r>
-              <w:rPr>
-                <w:noProof/>
-                <w:webHidden/>
-              </w:rPr>
-              <w:fldChar w:fldCharType="begin"/>
-            </w:r>
-            <w:r>
-              <w:rPr>
-                <w:noProof/>
-                <w:webHidden/>
-              </w:rPr>
-              <w:instrText xml:space="preserve"> PAGEREF _Toc197351748 \h </w:instrText>
-            </w:r>
-            <w:r>
-              <w:rPr>
-                <w:noProof/>
-                <w:webHidden/>
-              </w:rPr>
-            </w:r>
-            <w:r>
-              <w:rPr>
-                <w:noProof/>
-                <w:webHidden/>
-              </w:rPr>
-              <w:fldChar w:fldCharType="separate"/>
-            </w:r>
-            <w:r>
-              <w:rPr>
-                <w:noProof/>
-                <w:webHidden/>
-              </w:rPr>
-              <w:t>27</w:t>
-            </w:r>
-            <w:r>
-              <w:rPr>
-                <w:noProof/>
-                <w:webHidden/>
-              </w:rPr>
-              <w:fldChar w:fldCharType="end"/>
-            </w:r>
-          </w:hyperlink>
-        </w:p>
-        <w:p>
-          <w:pPr>
-            <w:pStyle w:val="TOC2"/>
-            <w:tabs>
-              <w:tab w:val="right" w:leader="dot" w:pos="9350"/>
-            </w:tabs>
-            <w:rPr>
-              <w:rFonts w:asciiTheme="minorHAnsi" w:eastAsiaTheme="minorEastAsia" w:hAnsiTheme="minorHAnsi" w:cstheme="minorBidi"/>
-              <w:noProof/>
-              <w:color w:val="auto"/>
-              <w:sz w:val="24"/>
-            </w:rPr>
-          </w:pPr>
-          <w:hyperlink w:anchor="_Toc197351749" w:history="1">
-            <w:r>
-              <w:rPr>
-                <w:rStyle w:val="Hyperlink"/>
-                <w:noProof/>
-                <w:lang w:val="es-ES"/>
-              </w:rPr>
-              <w:t>Ventas</w:t>
-            </w:r>
-            <w:r>
-              <w:rPr>
-                <w:noProof/>
-                <w:webHidden/>
-              </w:rPr>
-              <w:tab/>
-            </w:r>
-            <w:r>
-              <w:rPr>
-                <w:noProof/>
-                <w:webHidden/>
-              </w:rPr>
-              <w:fldChar w:fldCharType="begin"/>
-            </w:r>
-            <w:r>
-              <w:rPr>
-                <w:noProof/>
-                <w:webHidden/>
-              </w:rPr>
-              <w:instrText xml:space="preserve"> PAGEREF _Toc197351749 \h </w:instrText>
-            </w:r>
-            <w:r>
-              <w:rPr>
-                <w:noProof/>
-                <w:webHidden/>
-              </w:rPr>
-            </w:r>
-            <w:r>
-              <w:rPr>
-                <w:noProof/>
-                <w:webHidden/>
-              </w:rPr>
-              <w:fldChar w:fldCharType="separate"/>
-            </w:r>
-            <w:r>
-              <w:rPr>
-                <w:noProof/>
-                <w:webHidden/>
-              </w:rPr>
-              <w:t>28</w:t>
-            </w:r>
-            <w:r>
-              <w:rPr>
-                <w:noProof/>
-                <w:webHidden/>
-              </w:rPr>
-              <w:fldChar w:fldCharType="end"/>
-            </w:r>
-          </w:hyperlink>
-        </w:p>
-        <w:p>
-          <w:pPr>
-            <w:pStyle w:val="TOC3"/>
-            <w:tabs>
-              <w:tab w:val="right" w:leader="dot" w:pos="9350"/>
-            </w:tabs>
-            <w:rPr>
-              <w:rFonts w:asciiTheme="minorHAnsi" w:eastAsiaTheme="minorEastAsia" w:hAnsiTheme="minorHAnsi" w:cstheme="minorBidi"/>
-              <w:noProof/>
-              <w:color w:val="auto"/>
-              <w:sz w:val="24"/>
-            </w:rPr>
-          </w:pPr>
-          <w:hyperlink w:anchor="_Toc197351750" w:history="1">
-            <w:r>
-              <w:rPr>
-                <w:rStyle w:val="Hyperlink"/>
-                <w:noProof/>
-                <w:lang w:val="es-ES"/>
-              </w:rPr>
-              <w:t>Ventas Semanales, Mensuales y Trimestrales</w:t>
-            </w:r>
-            <w:r>
-              <w:rPr>
-                <w:noProof/>
-                <w:webHidden/>
-              </w:rPr>
-              <w:tab/>
-            </w:r>
-            <w:r>
-              <w:rPr>
-                <w:noProof/>
-                <w:webHidden/>
-              </w:rPr>
-              <w:fldChar w:fldCharType="begin"/>
-            </w:r>
-            <w:r>
-              <w:rPr>
-                <w:noProof/>
-                <w:webHidden/>
-              </w:rPr>
-              <w:instrText xml:space="preserve"> PAGEREF _Toc197351750 \h </w:instrText>
-            </w:r>
-            <w:r>
-              <w:rPr>
-                <w:noProof/>
-                <w:webHidden/>
-              </w:rPr>
-            </w:r>
-            <w:r>
-              <w:rPr>
-                <w:noProof/>
-                <w:webHidden/>
-              </w:rPr>
-              <w:fldChar w:fldCharType="separate"/>
-            </w:r>
-            <w:r>
-              <w:rPr>
-                <w:noProof/>
-                <w:webHidden/>
-              </w:rPr>
-              <w:t>28</w:t>
-            </w:r>
-            <w:r>
-              <w:rPr>
-                <w:noProof/>
-                <w:webHidden/>
-              </w:rPr>
-              <w:fldChar w:fldCharType="end"/>
-            </w:r>
-          </w:hyperlink>
-        </w:p>
-        <w:p>
-          <w:pPr>
-            <w:pStyle w:val="TOC2"/>
-            <w:tabs>
-              <w:tab w:val="right" w:leader="dot" w:pos="9350"/>
-            </w:tabs>
-            <w:rPr>
-              <w:rFonts w:asciiTheme="minorHAnsi" w:eastAsiaTheme="minorEastAsia" w:hAnsiTheme="minorHAnsi" w:cstheme="minorBidi"/>
-              <w:noProof/>
-              <w:color w:val="auto"/>
-              <w:sz w:val="24"/>
-            </w:rPr>
-          </w:pPr>
-          <w:hyperlink w:anchor="_Toc197351751" w:history="1">
-            <w:r>
-              <w:rPr>
-                <w:rStyle w:val="Hyperlink"/>
-                <w:noProof/>
-                <w:lang w:val="es-ES"/>
-              </w:rPr>
-              <w:t>Inventario</w:t>
-            </w:r>
-            <w:r>
-              <w:rPr>
-                <w:noProof/>
-                <w:webHidden/>
-              </w:rPr>
-              <w:tab/>
-            </w:r>
-            <w:r>
-              <w:rPr>
-                <w:noProof/>
-                <w:webHidden/>
-              </w:rPr>
-              <w:fldChar w:fldCharType="begin"/>
-            </w:r>
-            <w:r>
-              <w:rPr>
-                <w:noProof/>
-                <w:webHidden/>
-              </w:rPr>
-              <w:instrText xml:space="preserve"> PAGEREF _Toc197351751 \h </w:instrText>
-            </w:r>
-            <w:r>
-              <w:rPr>
-                <w:noProof/>
-                <w:webHidden/>
-              </w:rPr>
-            </w:r>
-            <w:r>
-              <w:rPr>
-                <w:noProof/>
-                <w:webHidden/>
-              </w:rPr>
-              <w:fldChar w:fldCharType="separate"/>
-            </w:r>
-            <w:r>
-              <w:rPr>
-                <w:noProof/>
-                <w:webHidden/>
-              </w:rPr>
-              <w:t>29</w:t>
-            </w:r>
-            <w:r>
-              <w:rPr>
-                <w:noProof/>
-                <w:webHidden/>
-              </w:rPr>
-              <w:fldChar w:fldCharType="end"/>
-            </w:r>
-          </w:hyperlink>
-        </w:p>
-        <w:p>
-          <w:pPr>
-            <w:pStyle w:val="TOC3"/>
-            <w:tabs>
-              <w:tab w:val="right" w:leader="dot" w:pos="9350"/>
-            </w:tabs>
-            <w:rPr>
-              <w:rFonts w:asciiTheme="minorHAnsi" w:eastAsiaTheme="minorEastAsia" w:hAnsiTheme="minorHAnsi" w:cstheme="minorBidi"/>
-              <w:noProof/>
-              <w:color w:val="auto"/>
-              <w:sz w:val="24"/>
-            </w:rPr>
-          </w:pPr>
-          <w:hyperlink w:anchor="_Toc197351752" w:history="1">
-            <w:r>
-              <w:rPr>
-                <w:rStyle w:val="Hyperlink"/>
-                <w:noProof/>
-                <w:lang w:val="es-ES"/>
-              </w:rPr>
-              <w:t>Entrada y Salida de Productos</w:t>
-            </w:r>
-            <w:r>
-              <w:rPr>
-                <w:noProof/>
-                <w:webHidden/>
-              </w:rPr>
-              <w:tab/>
-            </w:r>
-            <w:r>
-              <w:rPr>
-                <w:noProof/>
-                <w:webHidden/>
-              </w:rPr>
-              <w:fldChar w:fldCharType="begin"/>
-            </w:r>
-            <w:r>
-              <w:rPr>
-                <w:noProof/>
-                <w:webHidden/>
-              </w:rPr>
-              <w:instrText xml:space="preserve"> PAGEREF _Toc197351752 \h </w:instrText>
-            </w:r>
-            <w:r>
-              <w:rPr>
-                <w:noProof/>
-                <w:webHidden/>
-              </w:rPr>
-            </w:r>
-            <w:r>
-              <w:rPr>
-                <w:noProof/>
-                <w:webHidden/>
-              </w:rPr>
-              <w:fldChar w:fldCharType="separate"/>
-            </w:r>
-            <w:r>
-              <w:rPr>
-                <w:noProof/>
-                <w:webHidden/>
-              </w:rPr>
-              <w:t>29</w:t>
-            </w:r>
-            <w:r>
-              <w:rPr>
-                <w:noProof/>
-                <w:webHidden/>
-              </w:rPr>
-              <w:fldChar w:fldCharType="end"/>
-            </w:r>
-          </w:hyperlink>
-        </w:p>
-        <w:p>
-          <w:pPr>
-            <w:pStyle w:val="TOC3"/>
-            <w:tabs>
-              <w:tab w:val="right" w:leader="dot" w:pos="9350"/>
-            </w:tabs>
-            <w:rPr>
-              <w:rFonts w:asciiTheme="minorHAnsi" w:eastAsiaTheme="minorEastAsia" w:hAnsiTheme="minorHAnsi" w:cstheme="minorBidi"/>
-              <w:noProof/>
-              <w:color w:val="auto"/>
-              <w:sz w:val="24"/>
-            </w:rPr>
-          </w:pPr>
-          <w:hyperlink w:anchor="_Toc197351753" w:history="1">
-            <w:r>
-              <w:rPr>
-                <w:rStyle w:val="Hyperlink"/>
-                <w:noProof/>
-                <w:lang w:val="es-ES"/>
-              </w:rPr>
-              <w:t>Balance de Inventario</w:t>
-            </w:r>
-            <w:r>
-              <w:rPr>
-                <w:noProof/>
-                <w:webHidden/>
-              </w:rPr>
-              <w:tab/>
-            </w:r>
-            <w:r>
-              <w:rPr>
-                <w:noProof/>
-                <w:webHidden/>
-              </w:rPr>
-              <w:fldChar w:fldCharType="begin"/>
-            </w:r>
-            <w:r>
-              <w:rPr>
-                <w:noProof/>
-                <w:webHidden/>
-              </w:rPr>
-              <w:instrText xml:space="preserve"> PAGEREF _Toc197351753 \h </w:instrText>
-            </w:r>
-            <w:r>
-              <w:rPr>
-                <w:noProof/>
-                <w:webHidden/>
-              </w:rPr>
-            </w:r>
-            <w:r>
-              <w:rPr>
-                <w:noProof/>
-                <w:webHidden/>
-              </w:rPr>
-              <w:fldChar w:fldCharType="separate"/>
-            </w:r>
-            <w:r>
-              <w:rPr>
-                <w:noProof/>
-                <w:webHidden/>
-              </w:rPr>
-              <w:t>29</w:t>
-            </w:r>
-            <w:r>
-              <w:rPr>
-                <w:noProof/>
-                <w:webHidden/>
-              </w:rPr>
-              <w:fldChar w:fldCharType="end"/>
-            </w:r>
-          </w:hyperlink>
-        </w:p>
-        <w:p>
-          <w:pPr>
-            <w:pStyle w:val="TOC2"/>
-            <w:tabs>
-              <w:tab w:val="right" w:leader="dot" w:pos="9350"/>
-            </w:tabs>
-            <w:rPr>
-              <w:rFonts w:asciiTheme="minorHAnsi" w:eastAsiaTheme="minorEastAsia" w:hAnsiTheme="minorHAnsi" w:cstheme="minorBidi"/>
-              <w:noProof/>
-              <w:color w:val="auto"/>
-              <w:sz w:val="24"/>
-            </w:rPr>
-          </w:pPr>
-          <w:hyperlink w:anchor="_Toc197351754" w:history="1">
-            <w:r>
-              <w:rPr>
-                <w:rStyle w:val="Hyperlink"/>
-                <w:noProof/>
-                <w:lang w:val="es-ES"/>
-              </w:rPr>
-              <w:t>Proveedores</w:t>
-            </w:r>
-            <w:r>
-              <w:rPr>
-                <w:noProof/>
-                <w:webHidden/>
-              </w:rPr>
-              <w:tab/>
-            </w:r>
-            <w:r>
-              <w:rPr>
-                <w:noProof/>
-                <w:webHidden/>
-              </w:rPr>
-              <w:fldChar w:fldCharType="begin"/>
-            </w:r>
-            <w:r>
-              <w:rPr>
-                <w:noProof/>
-                <w:webHidden/>
-              </w:rPr>
-              <w:instrText xml:space="preserve"> PAGEREF _Toc197351754 \h </w:instrText>
-            </w:r>
-            <w:r>
-              <w:rPr>
-                <w:noProof/>
-                <w:webHidden/>
-              </w:rPr>
-            </w:r>
-            <w:r>
-              <w:rPr>
-                <w:noProof/>
-                <w:webHidden/>
-              </w:rPr>
-              <w:fldChar w:fldCharType="separate"/>
-            </w:r>
-            <w:r>
-              <w:rPr>
-                <w:noProof/>
-                <w:webHidden/>
-              </w:rPr>
-              <w:t>30</w:t>
-            </w:r>
-            <w:r>
-              <w:rPr>
-                <w:noProof/>
-                <w:webHidden/>
-              </w:rPr>
-              <w:fldChar w:fldCharType="end"/>
-            </w:r>
-          </w:hyperlink>
-        </w:p>
-        <w:p>
-          <w:pPr>
-            <w:pStyle w:val="TOC3"/>
-            <w:tabs>
-              <w:tab w:val="right" w:leader="dot" w:pos="9350"/>
-            </w:tabs>
-            <w:rPr>
-              <w:rFonts w:asciiTheme="minorHAnsi" w:eastAsiaTheme="minorEastAsia" w:hAnsiTheme="minorHAnsi" w:cstheme="minorBidi"/>
-              <w:noProof/>
-              <w:color w:val="auto"/>
-              <w:sz w:val="24"/>
-            </w:rPr>
-          </w:pPr>
-          <w:hyperlink w:anchor="_Toc197351755" w:history="1">
-            <w:r>
-              <w:rPr>
-                <w:rStyle w:val="Hyperlink"/>
-                <w:noProof/>
-                <w:lang w:val="es-ES"/>
-              </w:rPr>
-              <w:t>Proveedores Más Activos</w:t>
-            </w:r>
-            <w:r>
-              <w:rPr>
-                <w:noProof/>
-                <w:webHidden/>
-              </w:rPr>
-              <w:tab/>
-            </w:r>
-            <w:r>
-              <w:rPr>
-                <w:noProof/>
-                <w:webHidden/>
-              </w:rPr>
-              <w:fldChar w:fldCharType="begin"/>
-            </w:r>
-            <w:r>
-              <w:rPr>
-                <w:noProof/>
-                <w:webHidden/>
-              </w:rPr>
-              <w:instrText xml:space="preserve"> PAGEREF _Toc197351755 \h </w:instrText>
-            </w:r>
-            <w:r>
-              <w:rPr>
-                <w:noProof/>
-                <w:webHidden/>
-              </w:rPr>
-            </w:r>
-            <w:r>
-              <w:rPr>
-                <w:noProof/>
-                <w:webHidden/>
-              </w:rPr>
-              <w:fldChar w:fldCharType="separate"/>
-            </w:r>
-            <w:r>
-              <w:rPr>
-                <w:noProof/>
-                <w:webHidden/>
-              </w:rPr>
-              <w:t>30</w:t>
-            </w:r>
-            <w:r>
-              <w:rPr>
-                <w:noProof/>
-                <w:webHidden/>
-              </w:rPr>
-              <w:fldChar w:fldCharType="end"/>
-            </w:r>
-          </w:hyperlink>
-        </w:p>
-        <w:p>
-          <w:pPr>
-            <w:pStyle w:val="TOC3"/>
-            <w:tabs>
-              <w:tab w:val="right" w:leader="dot" w:pos="9350"/>
-            </w:tabs>
-            <w:rPr>
-              <w:rFonts w:asciiTheme="minorHAnsi" w:eastAsiaTheme="minorEastAsia" w:hAnsiTheme="minorHAnsi" w:cstheme="minorBidi"/>
-              <w:noProof/>
-              <w:color w:val="auto"/>
-              <w:sz w:val="24"/>
-            </w:rPr>
-          </w:pPr>
-          <w:hyperlink w:anchor="_Toc197351756" w:history="1">
-            <w:r>
-              <w:rPr>
-                <w:rStyle w:val="Hyperlink"/>
-                <w:noProof/>
-                <w:lang w:val="es-ES"/>
-              </w:rPr>
-              <w:t>Entregas por Proveedor</w:t>
-            </w:r>
-            <w:r>
-              <w:rPr>
-                <w:noProof/>
-                <w:webHidden/>
-              </w:rPr>
-              <w:tab/>
-            </w:r>
-            <w:r>
-              <w:rPr>
-                <w:noProof/>
-                <w:webHidden/>
-              </w:rPr>
-              <w:fldChar w:fldCharType="begin"/>
-            </w:r>
-            <w:r>
-              <w:rPr>
-                <w:noProof/>
-                <w:webHidden/>
-              </w:rPr>
-              <w:instrText xml:space="preserve"> PAGEREF _Toc197351756 \h </w:instrText>
-            </w:r>
-            <w:r>
-              <w:rPr>
-                <w:noProof/>
-                <w:webHidden/>
-              </w:rPr>
-            </w:r>
-            <w:r>
-              <w:rPr>
-                <w:noProof/>
-                <w:webHidden/>
-              </w:rPr>
-              <w:fldChar w:fldCharType="separate"/>
-            </w:r>
-            <w:r>
-              <w:rPr>
-                <w:noProof/>
-                <w:webHidden/>
-              </w:rPr>
-              <w:t>30</w:t>
-            </w:r>
-            <w:r>
-              <w:rPr>
-                <w:noProof/>
-                <w:webHidden/>
-              </w:rPr>
-              <w:fldChar w:fldCharType="end"/>
-            </w:r>
-          </w:hyperlink>
-        </w:p>
-        <w:p>
-          <w:pPr>
-            <w:pStyle w:val="TOC3"/>
-            <w:tabs>
-              <w:tab w:val="right" w:leader="dot" w:pos="9350"/>
-            </w:tabs>
-            <w:rPr>
-              <w:rFonts w:asciiTheme="minorHAnsi" w:eastAsiaTheme="minorEastAsia" w:hAnsiTheme="minorHAnsi" w:cstheme="minorBidi"/>
-              <w:noProof/>
-              <w:color w:val="auto"/>
-              <w:sz w:val="24"/>
-            </w:rPr>
-          </w:pPr>
-          <w:hyperlink w:anchor="_Toc197351757" w:history="1">
-            <w:r>
-              <w:rPr>
-                <w:rStyle w:val="Hyperlink"/>
-                <w:noProof/>
-                <w:lang w:val="es-ES"/>
-              </w:rPr>
-              <w:t>Desempeño de Proveedores</w:t>
-            </w:r>
-            <w:r>
-              <w:rPr>
-                <w:noProof/>
-                <w:webHidden/>
-              </w:rPr>
-              <w:tab/>
-            </w:r>
-            <w:r>
-              <w:rPr>
-                <w:noProof/>
-                <w:webHidden/>
-              </w:rPr>
-              <w:fldChar w:fldCharType="begin"/>
-            </w:r>
-            <w:r>
-              <w:rPr>
-                <w:noProof/>
-                <w:webHidden/>
-              </w:rPr>
-              <w:instrText xml:space="preserve"> PAGEREF _Toc197351757 \h </w:instrText>
+              <w:instrText xml:space="preserve"> PAGEREF _Toc197434362 \h </w:instrText>
             </w:r>
             <w:r>
               <w:rPr>
@@ -4073,23 +3166,20 @@
     </w:p>
     <w:p>
       <w:pPr>
-        <w:spacing w:after="0" w:line="259" w:lineRule="auto"/>
-        <w:ind w:left="0" w:firstLine="0"/>
-        <w:rPr>
-          <w:sz w:val="96"/>
-          <w:szCs w:val="96"/>
-          <w:lang w:val="es-ES"/>
-        </w:rPr>
-      </w:pPr>
-      <w:r>
-        <w:rPr>
-          <w:sz w:val="96"/>
-          <w:szCs w:val="96"/>
+        <w:pStyle w:val="Heading1"/>
+        <w:rPr>
+          <w:lang w:val="es-ES"/>
+        </w:rPr>
+      </w:pPr>
+      <w:bookmarkStart w:id="0" w:name="_Toc197434336"/>
+      <w:r>
+        <w:rPr>
           <w:lang w:val="es-ES"/>
         </w:rPr>
         <w:lastRenderedPageBreak/>
         <w:t>introducción</w:t>
       </w:r>
+      <w:bookmarkEnd w:id="0"/>
     </w:p>
     <w:p>
       <w:pPr>
@@ -4319,19 +3409,15 @@
     </w:p>
     <w:p>
       <w:pPr>
-        <w:spacing w:after="43" w:line="267" w:lineRule="auto"/>
-        <w:ind w:left="-5"/>
-        <w:rPr>
-          <w:sz w:val="96"/>
-          <w:szCs w:val="96"/>
-          <w:lang w:val="es-ES"/>
-        </w:rPr>
-      </w:pPr>
+        <w:pStyle w:val="Heading1"/>
+        <w:rPr>
+          <w:lang w:val="es-ES"/>
+        </w:rPr>
+      </w:pPr>
+      <w:bookmarkStart w:id="1" w:name="_Toc197434337"/>
       <w:proofErr w:type="gramStart"/>
       <w:r>
         <w:rPr>
-          <w:sz w:val="96"/>
-          <w:szCs w:val="96"/>
           <w:lang w:val="es-ES"/>
         </w:rPr>
         <w:lastRenderedPageBreak/>
@@ -4340,8 +3426,6 @@
       <w:proofErr w:type="spellStart"/>
       <w:r>
         <w:rPr>
-          <w:sz w:val="96"/>
-          <w:szCs w:val="96"/>
           <w:lang w:val="es-ES"/>
         </w:rPr>
         <w:t>StockBeam</w:t>
@@ -4349,12 +3433,11 @@
       <w:proofErr w:type="spellEnd"/>
       <w:r>
         <w:rPr>
-          <w:sz w:val="96"/>
-          <w:szCs w:val="96"/>
           <w:lang w:val="es-ES"/>
         </w:rPr>
         <w:t>?</w:t>
       </w:r>
+      <w:bookmarkEnd w:id="1"/>
       <w:proofErr w:type="gramEnd"/>
     </w:p>
     <w:p>
@@ -4470,24 +3553,21 @@
     </w:p>
     <w:p>
       <w:pPr>
-        <w:spacing w:after="43" w:line="267" w:lineRule="auto"/>
-        <w:ind w:left="-5"/>
-        <w:rPr>
-          <w:sz w:val="96"/>
-          <w:szCs w:val="96"/>
-          <w:lang w:val="es-ES"/>
-        </w:rPr>
-      </w:pPr>
+        <w:pStyle w:val="Heading1"/>
+        <w:rPr>
+          <w:lang w:val="es-ES"/>
+        </w:rPr>
+      </w:pPr>
+      <w:bookmarkStart w:id="2" w:name="_Toc197434338"/>
       <w:proofErr w:type="gramStart"/>
       <w:r>
         <w:rPr>
-          <w:sz w:val="96"/>
-          <w:szCs w:val="96"/>
           <w:lang w:val="es-ES"/>
         </w:rPr>
         <w:lastRenderedPageBreak/>
         <w:t>Como accedo al sistema?</w:t>
       </w:r>
+      <w:bookmarkEnd w:id="2"/>
       <w:proofErr w:type="gramEnd"/>
     </w:p>
     <w:p>
@@ -4530,7 +3610,7 @@
           <w:noProof/>
         </w:rPr>
         <w:drawing>
-          <wp:anchor distT="0" distB="0" distL="114300" distR="114300" simplePos="0" relativeHeight="251660288" behindDoc="0" locked="0" layoutInCell="1" allowOverlap="1" wp14:anchorId="7BCFA95E" wp14:editId="78B11851">
+          <wp:anchor distT="0" distB="0" distL="114300" distR="114300" simplePos="0" relativeHeight="251660288" behindDoc="0" locked="0" layoutInCell="1" allowOverlap="1" wp14:anchorId="7BCFA95E" wp14:editId="3192B47A">
             <wp:simplePos x="0" y="0"/>
             <wp:positionH relativeFrom="margin">
               <wp:align>center</wp:align>
@@ -4614,19 +3694,270 @@
     </w:p>
     <w:p>
       <w:pPr>
-        <w:spacing w:after="43" w:line="267" w:lineRule="auto"/>
-        <w:ind w:left="-5"/>
-        <w:rPr>
-          <w:sz w:val="96"/>
-          <w:szCs w:val="96"/>
-          <w:lang w:val="es-ES"/>
-        </w:rPr>
-      </w:pPr>
+        <w:pStyle w:val="Heading1"/>
+        <w:rPr>
+          <w:lang w:val="es-ES"/>
+        </w:rPr>
+      </w:pPr>
+      <w:bookmarkStart w:id="3" w:name="_Toc197434339"/>
+      <w:r>
+        <w:rPr>
+          <w:lang w:val="es-ES"/>
+        </w:rPr>
+        <w:lastRenderedPageBreak/>
+        <w:t>FQAS (Preguntas Frecuentes)</w:t>
+      </w:r>
+      <w:bookmarkEnd w:id="3"/>
+    </w:p>
+    <w:p>
+      <w:pPr>
+        <w:pStyle w:val="ListParagraph"/>
+        <w:numPr>
+          <w:ilvl w:val="0"/>
+          <w:numId w:val="9"/>
+        </w:numPr>
+        <w:rPr>
+          <w:b/>
+          <w:bCs/>
+          <w:lang w:val="es-ES"/>
+        </w:rPr>
+      </w:pPr>
+      <w:r>
+        <w:rPr>
+          <w:b/>
+          <w:bCs/>
+          <w:lang w:val="es-ES"/>
+        </w:rPr>
+        <w:t>¿Qué pasa si mi usuario está deshabilitado?</w:t>
+      </w:r>
+    </w:p>
+    <w:p>
+      <w:pPr>
+        <w:pStyle w:val="ListParagraph"/>
+        <w:ind w:firstLine="0"/>
+      </w:pPr>
+      <w:r>
+        <w:rPr>
+          <w:lang w:val="es-ES"/>
+        </w:rPr>
+        <w:t xml:space="preserve">Si tu usuario ha sido deshabilitado, no podrás acceder al sistema ni realizar ninguna acción. Esto puede deberse a varias razones: una suspensión temporal, baja de la empresa o un error administrativo. Te recomendamos comunicarte directamente con tu supervisor o </w:t>
+      </w:r>
+      <w:proofErr w:type="gramStart"/>
+      <w:r>
+        <w:rPr>
+          <w:lang w:val="es-ES"/>
+        </w:rPr>
+        <w:t>manager</w:t>
+      </w:r>
+      <w:proofErr w:type="gramEnd"/>
+      <w:r>
+        <w:rPr>
+          <w:lang w:val="es-ES"/>
+        </w:rPr>
+        <w:t xml:space="preserve"> para aclarar la situación. </w:t>
+      </w:r>
+      <w:r>
+        <w:t xml:space="preserve">Si se </w:t>
+      </w:r>
       <w:proofErr w:type="spellStart"/>
       <w:r>
-        <w:rPr>
-          <w:sz w:val="96"/>
-          <w:szCs w:val="96"/>
+        <w:t>trata</w:t>
+      </w:r>
+      <w:proofErr w:type="spellEnd"/>
+      <w:r>
+        <w:t xml:space="preserve"> de un error, </w:t>
+      </w:r>
+      <w:proofErr w:type="spellStart"/>
+      <w:r>
+        <w:t>podrán</w:t>
+      </w:r>
+      <w:proofErr w:type="spellEnd"/>
+      <w:r>
+        <w:t xml:space="preserve"> </w:t>
+      </w:r>
+      <w:proofErr w:type="spellStart"/>
+      <w:r>
+        <w:t>reactivarte</w:t>
+      </w:r>
+      <w:proofErr w:type="spellEnd"/>
+      <w:r>
+        <w:t xml:space="preserve"> </w:t>
+      </w:r>
+      <w:proofErr w:type="spellStart"/>
+      <w:r>
+        <w:t>rápidamente</w:t>
+      </w:r>
+      <w:proofErr w:type="spellEnd"/>
+      <w:r>
+        <w:t>.</w:t>
+      </w:r>
+    </w:p>
+    <w:p>
+      <w:pPr>
+        <w:pStyle w:val="ListParagraph"/>
+        <w:numPr>
+          <w:ilvl w:val="0"/>
+          <w:numId w:val="9"/>
+        </w:numPr>
+        <w:rPr>
+          <w:b/>
+          <w:bCs/>
+          <w:lang w:val="es-ES"/>
+        </w:rPr>
+      </w:pPr>
+      <w:r>
+        <w:rPr>
+          <w:b/>
+          <w:bCs/>
+          <w:lang w:val="es-ES"/>
+        </w:rPr>
+        <w:t>¿Puedo seguir usando el sistema si estoy deshabilitado?</w:t>
+      </w:r>
+    </w:p>
+    <w:p>
+      <w:pPr>
+        <w:pStyle w:val="ListParagraph"/>
+        <w:ind w:firstLine="0"/>
+        <w:rPr>
+          <w:lang w:val="es-ES"/>
+        </w:rPr>
+      </w:pPr>
+      <w:r>
+        <w:rPr>
+          <w:lang w:val="es-ES"/>
+        </w:rPr>
+        <w:t>No. Un usuario deshabilitado no tiene acceso a ninguna funcionalidad del sistema hasta que su cuenta sea reactivada</w:t>
+      </w:r>
+    </w:p>
+    <w:p>
+      <w:pPr>
+        <w:pStyle w:val="ListParagraph"/>
+        <w:numPr>
+          <w:ilvl w:val="0"/>
+          <w:numId w:val="9"/>
+        </w:numPr>
+        <w:rPr>
+          <w:b/>
+          <w:bCs/>
+          <w:lang w:val="es-ES"/>
+        </w:rPr>
+      </w:pPr>
+      <w:r>
+        <w:rPr>
+          <w:b/>
+          <w:bCs/>
+          <w:lang w:val="es-ES"/>
+        </w:rPr>
+        <w:t>¿Quién puede deshabilitar o reactivar usuarios?</w:t>
+      </w:r>
+    </w:p>
+    <w:p>
+      <w:pPr>
+        <w:pStyle w:val="ListParagraph"/>
+        <w:ind w:firstLine="0"/>
+        <w:rPr>
+          <w:lang w:val="es-ES"/>
+        </w:rPr>
+      </w:pPr>
+      <w:r>
+        <w:rPr>
+          <w:lang w:val="es-ES"/>
+        </w:rPr>
+        <w:t>Solo personal autorizado como administradores del sistema, encargados de recursos humanos o supervisores con acceso al módulo de gestión de usuarios.</w:t>
+      </w:r>
+    </w:p>
+    <w:p>
+      <w:pPr>
+        <w:pStyle w:val="ListParagraph"/>
+        <w:ind w:firstLine="0"/>
+        <w:rPr>
+          <w:lang w:val="es-ES"/>
+        </w:rPr>
+      </w:pPr>
+    </w:p>
+    <w:p>
+      <w:pPr>
+        <w:pStyle w:val="ListParagraph"/>
+        <w:ind w:firstLine="0"/>
+        <w:rPr>
+          <w:lang w:val="es-ES"/>
+        </w:rPr>
+      </w:pPr>
+    </w:p>
+    <w:p>
+      <w:pPr>
+        <w:pStyle w:val="ListParagraph"/>
+        <w:ind w:firstLine="0"/>
+        <w:rPr>
+          <w:lang w:val="es-ES"/>
+        </w:rPr>
+      </w:pPr>
+    </w:p>
+    <w:p>
+      <w:pPr>
+        <w:pStyle w:val="ListParagraph"/>
+        <w:ind w:firstLine="0"/>
+        <w:rPr>
+          <w:lang w:val="es-ES"/>
+        </w:rPr>
+      </w:pPr>
+    </w:p>
+    <w:p>
+      <w:pPr>
+        <w:pStyle w:val="ListParagraph"/>
+        <w:ind w:firstLine="0"/>
+        <w:rPr>
+          <w:lang w:val="es-ES"/>
+        </w:rPr>
+      </w:pPr>
+    </w:p>
+    <w:p>
+      <w:pPr>
+        <w:pStyle w:val="ListParagraph"/>
+        <w:ind w:firstLine="0"/>
+        <w:rPr>
+          <w:lang w:val="es-ES"/>
+        </w:rPr>
+      </w:pPr>
+    </w:p>
+    <w:p>
+      <w:pPr>
+        <w:pStyle w:val="ListParagraph"/>
+        <w:ind w:firstLine="0"/>
+        <w:rPr>
+          <w:lang w:val="es-ES"/>
+        </w:rPr>
+      </w:pPr>
+    </w:p>
+    <w:p>
+      <w:pPr>
+        <w:pStyle w:val="ListParagraph"/>
+        <w:ind w:firstLine="0"/>
+        <w:rPr>
+          <w:lang w:val="es-ES"/>
+        </w:rPr>
+      </w:pPr>
+    </w:p>
+    <w:p>
+      <w:pPr>
+        <w:pStyle w:val="ListParagraph"/>
+        <w:ind w:firstLine="0"/>
+        <w:rPr>
+          <w:lang w:val="es-ES"/>
+        </w:rPr>
+      </w:pPr>
+    </w:p>
+    <w:p>
+      <w:pPr>
+        <w:pStyle w:val="Heading1"/>
+        <w:rPr>
+          <w:lang w:val="es-ES"/>
+        </w:rPr>
+      </w:pPr>
+      <w:bookmarkStart w:id="4" w:name="_Toc197434340"/>
+      <w:proofErr w:type="spellStart"/>
+      <w:r>
+        <w:rPr>
           <w:lang w:val="es-ES"/>
         </w:rPr>
         <w:lastRenderedPageBreak/>
@@ -4635,12 +3966,11 @@
       <w:proofErr w:type="spellEnd"/>
       <w:r>
         <w:rPr>
-          <w:sz w:val="96"/>
-          <w:szCs w:val="96"/>
           <w:lang w:val="es-ES"/>
         </w:rPr>
         <w:t xml:space="preserve"> de la interfaz</w:t>
       </w:r>
+      <w:bookmarkEnd w:id="4"/>
     </w:p>
     <w:p>
       <w:pPr>
@@ -4667,7 +3997,7 @@
           <w:lang w:val="es-ES"/>
         </w:rPr>
       </w:pPr>
-      <w:bookmarkStart w:id="0" w:name="_Toc197351718"/>
+      <w:bookmarkStart w:id="5" w:name="_Toc197434341"/>
       <w:r>
         <w:rPr>
           <w:sz w:val="60"/>
@@ -4676,7 +4006,7 @@
         </w:rPr>
         <w:t>Vendedor</w:t>
       </w:r>
-      <w:bookmarkEnd w:id="0"/>
+      <w:bookmarkEnd w:id="5"/>
     </w:p>
     <w:p>
       <w:pPr>
@@ -4716,7 +4046,7 @@
           <w:lang w:val="es-ES"/>
         </w:rPr>
       </w:pPr>
-      <w:bookmarkStart w:id="1" w:name="_Toc197351719"/>
+      <w:bookmarkStart w:id="6" w:name="_Toc197434342"/>
       <w:r>
         <w:rPr>
           <w:sz w:val="60"/>
@@ -4725,7 +4055,7 @@
         </w:rPr>
         <w:t>Personal de Almacén</w:t>
       </w:r>
-      <w:bookmarkEnd w:id="1"/>
+      <w:bookmarkEnd w:id="6"/>
     </w:p>
     <w:p>
       <w:pPr>
@@ -4765,7 +4095,7 @@
           <w:lang w:val="es-ES"/>
         </w:rPr>
       </w:pPr>
-      <w:bookmarkStart w:id="2" w:name="_Toc197351720"/>
+      <w:bookmarkStart w:id="7" w:name="_Toc197434343"/>
       <w:r>
         <w:rPr>
           <w:sz w:val="60"/>
@@ -4774,7 +4104,7 @@
         </w:rPr>
         <w:t>Manager</w:t>
       </w:r>
-      <w:bookmarkEnd w:id="2"/>
+      <w:bookmarkEnd w:id="7"/>
     </w:p>
     <w:p>
       <w:pPr>
@@ -4834,7 +4164,7 @@
           <w:lang w:val="es-ES"/>
         </w:rPr>
       </w:pPr>
-      <w:bookmarkStart w:id="3" w:name="_Toc197351721"/>
+      <w:bookmarkStart w:id="8" w:name="_Toc197434344"/>
       <w:r>
         <w:rPr>
           <w:sz w:val="202"/>
@@ -4843,7 +4173,7 @@
         <w:lastRenderedPageBreak/>
         <w:t>Vendedor</w:t>
       </w:r>
-      <w:bookmarkEnd w:id="3"/>
+      <w:bookmarkEnd w:id="8"/>
       <w:r>
         <w:rPr>
           <w:lang w:val="es-ES"/>
@@ -4858,6 +4188,7 @@
           <w:lang w:val="es-ES"/>
         </w:rPr>
       </w:pPr>
+      <w:bookmarkStart w:id="9" w:name="_Toc197434345"/>
       <w:r>
         <w:rPr>
           <w:lang w:val="es-ES"/>
@@ -4865,6 +4196,7 @@
         <w:lastRenderedPageBreak/>
         <w:t>¿Como realizar una Venta?</w:t>
       </w:r>
+      <w:bookmarkEnd w:id="9"/>
     </w:p>
     <w:p>
       <w:pPr>
@@ -5098,7 +4430,7 @@
           <w:noProof/>
         </w:rPr>
         <w:drawing>
-          <wp:anchor distT="0" distB="0" distL="114300" distR="114300" simplePos="0" relativeHeight="251661312" behindDoc="0" locked="0" layoutInCell="1" allowOverlap="1" wp14:anchorId="55CAC2F0" wp14:editId="4E2B92F1">
+          <wp:anchor distT="0" distB="0" distL="114300" distR="114300" simplePos="0" relativeHeight="251661312" behindDoc="0" locked="0" layoutInCell="1" allowOverlap="1" wp14:anchorId="55CAC2F0" wp14:editId="4CC16028">
             <wp:simplePos x="0" y="0"/>
             <wp:positionH relativeFrom="column">
               <wp:posOffset>2164080</wp:posOffset>
@@ -5182,24 +4514,36 @@
       <w:pPr>
         <w:spacing w:after="0" w:line="259" w:lineRule="auto"/>
         <w:ind w:left="3390" w:firstLine="0"/>
+        <w:rPr>
+          <w:lang w:val="es-ES"/>
+        </w:rPr>
       </w:pPr>
     </w:p>
     <w:p>
       <w:pPr>
         <w:spacing w:after="0" w:line="259" w:lineRule="auto"/>
         <w:ind w:left="3390" w:firstLine="0"/>
+        <w:rPr>
+          <w:lang w:val="es-ES"/>
+        </w:rPr>
       </w:pPr>
     </w:p>
     <w:p>
       <w:pPr>
         <w:spacing w:after="0" w:line="259" w:lineRule="auto"/>
         <w:ind w:left="3390" w:firstLine="0"/>
+        <w:rPr>
+          <w:lang w:val="es-ES"/>
+        </w:rPr>
       </w:pPr>
     </w:p>
     <w:p>
       <w:pPr>
         <w:spacing w:after="0" w:line="259" w:lineRule="auto"/>
         <w:ind w:left="3390" w:firstLine="0"/>
+        <w:rPr>
+          <w:lang w:val="es-ES"/>
+        </w:rPr>
       </w:pPr>
     </w:p>
     <w:p>
@@ -6612,6 +5956,7 @@
           <w:lang w:val="es-ES"/>
         </w:rPr>
       </w:pPr>
+      <w:bookmarkStart w:id="10" w:name="_Toc197434346"/>
       <w:r>
         <w:rPr>
           <w:lang w:val="es-ES"/>
@@ -6619,6 +5964,7 @@
         <w:lastRenderedPageBreak/>
         <w:t>¿Como registrar una venta?</w:t>
       </w:r>
+      <w:bookmarkEnd w:id="10"/>
     </w:p>
     <w:p>
       <w:pPr>
@@ -6634,7 +5980,6 @@
         </w:rPr>
         <w:t>Registrar una venta es un proceso importante que asegura que los detalles de la transacción se capturen correctamente. A continuación, se detalla el procedimiento paso a paso para registrar una venta de manera eficiente:</w:t>
       </w:r>
-      <w:bookmarkStart w:id="4" w:name="_Toc197351722"/>
     </w:p>
     <w:p>
       <w:pPr>
@@ -6654,7 +5999,6 @@
         </w:rPr>
         <w:t>Paso 1: Registrar la Vent</w:t>
       </w:r>
-      <w:bookmarkEnd w:id="4"/>
       <w:r>
         <w:rPr>
           <w:sz w:val="50"/>
@@ -6757,7 +6101,6 @@
           <w:lang w:val="es-ES"/>
         </w:rPr>
       </w:pPr>
-      <w:bookmarkStart w:id="5" w:name="_Toc197351723"/>
       <w:r>
         <w:rPr>
           <w:sz w:val="50"/>
@@ -6766,7 +6109,6 @@
         </w:rPr>
         <w:t>Paso 2: Verificar el Carrito de Compras</w:t>
       </w:r>
-      <w:bookmarkEnd w:id="5"/>
     </w:p>
     <w:p>
       <w:pPr>
@@ -6913,7 +6255,6 @@
           <w:lang w:val="es-ES"/>
         </w:rPr>
       </w:pPr>
-      <w:bookmarkStart w:id="6" w:name="_Toc197351724"/>
       <w:r>
         <w:rPr>
           <w:sz w:val="50"/>
@@ -6922,7 +6263,6 @@
         </w:rPr>
         <w:t>Paso 3: Seleccionar el Método de Pago</w:t>
       </w:r>
-      <w:bookmarkEnd w:id="6"/>
     </w:p>
     <w:p>
       <w:pPr>
@@ -7084,22 +6424,34 @@
     </w:p>
     <w:p>
       <w:pPr>
-        <w:pStyle w:val="Heading2"/>
-        <w:ind w:left="-5"/>
-      </w:pPr>
-      <w:bookmarkStart w:id="7" w:name="_Toc197351725"/>
-      <w:r>
+        <w:rPr>
+          <w:sz w:val="50"/>
+          <w:szCs w:val="50"/>
+        </w:rPr>
+      </w:pPr>
+      <w:r>
+        <w:rPr>
+          <w:sz w:val="50"/>
+          <w:szCs w:val="50"/>
+        </w:rPr>
         <w:t xml:space="preserve">Paso 4: </w:t>
       </w:r>
       <w:proofErr w:type="spellStart"/>
       <w:r>
+        <w:rPr>
+          <w:sz w:val="50"/>
+          <w:szCs w:val="50"/>
+        </w:rPr>
         <w:t>Completar</w:t>
       </w:r>
       <w:proofErr w:type="spellEnd"/>
       <w:r>
+        <w:rPr>
+          <w:sz w:val="50"/>
+          <w:szCs w:val="50"/>
+        </w:rPr>
         <w:t xml:space="preserve"> la Transacción</w:t>
       </w:r>
-      <w:bookmarkEnd w:id="7"/>
     </w:p>
     <w:p>
       <w:pPr>
@@ -7154,27 +6506,43 @@
     </w:p>
     <w:p>
       <w:pPr>
-        <w:pStyle w:val="Heading2"/>
-        <w:ind w:left="-5"/>
-      </w:pPr>
-      <w:bookmarkStart w:id="8" w:name="_Toc197351726"/>
-      <w:r>
+        <w:rPr>
+          <w:sz w:val="50"/>
+          <w:szCs w:val="50"/>
+        </w:rPr>
+      </w:pPr>
+      <w:r>
+        <w:rPr>
+          <w:sz w:val="50"/>
+          <w:szCs w:val="50"/>
+        </w:rPr>
         <w:lastRenderedPageBreak/>
         <w:t xml:space="preserve">Paso 5: </w:t>
       </w:r>
       <w:proofErr w:type="spellStart"/>
       <w:r>
+        <w:rPr>
+          <w:sz w:val="50"/>
+          <w:szCs w:val="50"/>
+        </w:rPr>
         <w:t>Generar</w:t>
       </w:r>
       <w:proofErr w:type="spellEnd"/>
       <w:r>
+        <w:rPr>
+          <w:sz w:val="50"/>
+          <w:szCs w:val="50"/>
+        </w:rPr>
         <w:t xml:space="preserve"> </w:t>
       </w:r>
       <w:proofErr w:type="spellStart"/>
       <w:r>
+        <w:rPr>
+          <w:sz w:val="50"/>
+          <w:szCs w:val="50"/>
+        </w:rPr>
         <w:t>Comprobante</w:t>
       </w:r>
-      <w:bookmarkEnd w:id="8"/>
       <w:proofErr w:type="spellEnd"/>
     </w:p>
     <w:p>
@@ -7250,19 +6618,15 @@
     </w:p>
     <w:p>
       <w:pPr>
-        <w:spacing w:after="43" w:line="267" w:lineRule="auto"/>
-        <w:ind w:left="-5"/>
-        <w:rPr>
-          <w:sz w:val="96"/>
-          <w:szCs w:val="96"/>
-          <w:lang w:val="es-ES"/>
-        </w:rPr>
-      </w:pPr>
+        <w:pStyle w:val="Heading1"/>
+        <w:rPr>
+          <w:lang w:val="es-ES"/>
+        </w:rPr>
+      </w:pPr>
+      <w:bookmarkStart w:id="11" w:name="_Toc197434347"/>
       <w:proofErr w:type="gramStart"/>
       <w:r>
         <w:rPr>
-          <w:sz w:val="96"/>
-          <w:szCs w:val="96"/>
           <w:lang w:val="es-ES"/>
         </w:rPr>
         <w:lastRenderedPageBreak/>
@@ -7271,8 +6635,6 @@
       <w:proofErr w:type="spellStart"/>
       <w:r>
         <w:rPr>
-          <w:sz w:val="96"/>
-          <w:szCs w:val="96"/>
           <w:lang w:val="es-ES"/>
         </w:rPr>
         <w:t>Devolucion</w:t>
@@ -7280,12 +6642,11 @@
       <w:proofErr w:type="spellEnd"/>
       <w:r>
         <w:rPr>
-          <w:sz w:val="96"/>
-          <w:szCs w:val="96"/>
           <w:lang w:val="es-ES"/>
         </w:rPr>
         <w:t>?</w:t>
       </w:r>
+      <w:bookmarkEnd w:id="11"/>
       <w:proofErr w:type="gramEnd"/>
     </w:p>
     <w:p>
@@ -7303,7 +6664,7 @@
         <w:t>Para llevar a cabo una devolución de producto de manera exitosa, sigue los pasos detallados a continuación:</w:t>
       </w:r>
     </w:p>
-    <w:bookmarkStart w:id="9" w:name="_Toc197351727"/>
+    <w:bookmarkStart w:id="12" w:name="_Toc197434348"/>
     <w:p>
       <w:pPr>
         <w:pStyle w:val="Heading3"/>
@@ -7487,7 +6848,7 @@
         </w:rPr>
         <w:t xml:space="preserve"> Verificar la Factura</w:t>
       </w:r>
-      <w:bookmarkEnd w:id="9"/>
+      <w:bookmarkEnd w:id="12"/>
     </w:p>
     <w:p>
       <w:pPr>
@@ -7504,7 +6865,7 @@
         <w:t>Asegúrate de tener a mano la factura del producto que deseas devolver. Este documento es esencial para procesar la devolución.</w:t>
       </w:r>
     </w:p>
-    <w:bookmarkStart w:id="10" w:name="_Toc197351728"/>
+    <w:bookmarkStart w:id="13" w:name="_Toc197434349"/>
     <w:p>
       <w:pPr>
         <w:pStyle w:val="Heading3"/>
@@ -7688,7 +7049,7 @@
         </w:rPr>
         <w:t xml:space="preserve"> Revisar el Producto</w:t>
       </w:r>
-      <w:bookmarkEnd w:id="10"/>
+      <w:bookmarkEnd w:id="13"/>
     </w:p>
     <w:p>
       <w:pPr>
@@ -7704,7 +7065,7 @@
         <w:t>Inspecciona el producto para asegurarte de que cumple con las políticas de devolución establecidas. Esto puede incluir que el producto esté en su empaque original, sin daños y con todas las etiquetas intactas.</w:t>
       </w:r>
     </w:p>
-    <w:bookmarkStart w:id="11" w:name="_Toc197351729"/>
+    <w:bookmarkStart w:id="14" w:name="_Toc197434350"/>
     <w:p>
       <w:pPr>
         <w:pStyle w:val="Heading3"/>
@@ -7888,7 +7249,7 @@
         </w:rPr>
         <w:t xml:space="preserve"> Ir a la Sección de Devoluciones</w:t>
       </w:r>
-      <w:bookmarkEnd w:id="11"/>
+      <w:bookmarkEnd w:id="14"/>
     </w:p>
     <w:p>
       <w:pPr>
@@ -7923,6 +7284,7 @@
         <w:ind w:left="490"/>
         <w:rPr>
           <w:noProof/>
+          <w:lang w:val="es-ES"/>
         </w:rPr>
       </w:pPr>
       <w:r>
@@ -7983,6 +7345,7 @@
         <w:ind w:left="490"/>
         <w:rPr>
           <w:noProof/>
+          <w:lang w:val="es-ES"/>
         </w:rPr>
       </w:pPr>
     </w:p>
@@ -7991,6 +7354,7 @@
         <w:ind w:left="490"/>
         <w:rPr>
           <w:noProof/>
+          <w:lang w:val="es-ES"/>
         </w:rPr>
       </w:pPr>
     </w:p>
@@ -8022,9 +7386,12 @@
       <w:pPr>
         <w:spacing w:after="0" w:line="259" w:lineRule="auto"/>
         <w:ind w:left="1590" w:firstLine="0"/>
-      </w:pPr>
-    </w:p>
-    <w:bookmarkStart w:id="12" w:name="_Toc197351730"/>
+        <w:rPr>
+          <w:lang w:val="es-ES"/>
+        </w:rPr>
+      </w:pPr>
+    </w:p>
+    <w:bookmarkStart w:id="15" w:name="_Toc197434351"/>
     <w:p>
       <w:pPr>
         <w:pStyle w:val="Heading3"/>
@@ -8206,9 +7573,17 @@
           <w:sz w:val="37"/>
           <w:lang w:val="es-ES"/>
         </w:rPr>
-        <w:t xml:space="preserve"> Agregar Nueva Devolución</w:t>
-      </w:r>
-      <w:bookmarkEnd w:id="12"/>
+        <w:t xml:space="preserve"> </w:t>
+      </w:r>
+      <w:r>
+        <w:rPr>
+          <w:sz w:val="50"/>
+          <w:szCs w:val="50"/>
+          <w:lang w:val="es-ES"/>
+        </w:rPr>
+        <w:t>Agregar Nueva Devolución</w:t>
+      </w:r>
+      <w:bookmarkEnd w:id="15"/>
     </w:p>
     <w:p>
       <w:pPr>
@@ -8233,6 +7608,7 @@
         <w:rPr>
           <w:noProof/>
         </w:rPr>
+        <w:lastRenderedPageBreak/>
         <w:drawing>
           <wp:inline distT="0" distB="0" distL="0" distR="0" wp14:anchorId="744AFA19" wp14:editId="7B69831F">
             <wp:extent cx="3413760" cy="908304"/>
@@ -8268,7 +7644,7 @@
         </w:drawing>
       </w:r>
     </w:p>
-    <w:bookmarkStart w:id="13" w:name="_Toc197351731"/>
+    <w:bookmarkStart w:id="16" w:name="_Toc197434352"/>
     <w:p>
       <w:pPr>
         <w:pStyle w:val="Heading3"/>
@@ -8450,9 +7826,15 @@
           <w:sz w:val="37"/>
           <w:lang w:val="es-ES"/>
         </w:rPr>
-        <w:t xml:space="preserve"> Ingresar el Número de Venta</w:t>
-      </w:r>
-      <w:bookmarkEnd w:id="13"/>
+        <w:t xml:space="preserve"> </w:t>
+      </w:r>
+      <w:r>
+        <w:rPr>
+          <w:lang w:val="es-ES"/>
+        </w:rPr>
+        <w:t>Ingresar el Número de Venta</w:t>
+      </w:r>
+      <w:bookmarkEnd w:id="16"/>
     </w:p>
     <w:p>
       <w:pPr>
@@ -8469,13 +7851,15 @@
         <w:t>Introduce el número de venta que aparece en la factura. Este número es crucial para identificar la compra original.</w:t>
       </w:r>
     </w:p>
-    <w:bookmarkStart w:id="14" w:name="_Toc197351732"/>
+    <w:bookmarkStart w:id="17" w:name="_Toc197434353"/>
     <w:p>
       <w:pPr>
         <w:pStyle w:val="Heading3"/>
         <w:spacing w:after="37"/>
         <w:ind w:left="183"/>
         <w:rPr>
+          <w:sz w:val="50"/>
+          <w:szCs w:val="50"/>
           <w:lang w:val="es-ES"/>
         </w:rPr>
       </w:pPr>
@@ -8651,9 +8035,17 @@
           <w:sz w:val="37"/>
           <w:lang w:val="es-ES"/>
         </w:rPr>
-        <w:t xml:space="preserve"> Agregar el Motivo de la Devolución</w:t>
-      </w:r>
-      <w:bookmarkEnd w:id="14"/>
+        <w:t xml:space="preserve"> </w:t>
+      </w:r>
+      <w:r>
+        <w:rPr>
+          <w:sz w:val="50"/>
+          <w:szCs w:val="50"/>
+          <w:lang w:val="es-ES"/>
+        </w:rPr>
+        <w:t>Agregar el Motivo de la Devolución</w:t>
+      </w:r>
+      <w:bookmarkEnd w:id="17"/>
     </w:p>
     <w:p>
       <w:pPr>
@@ -8724,7 +8116,6 @@
         <w:rPr>
           <w:lang w:val="es-ES"/>
         </w:rPr>
-        <w:lastRenderedPageBreak/>
         <w:t>Siguiendo estos pasos, podrás gestionar la devolución de tu producto de manera ordenada y sin contratiempos.</w:t>
       </w:r>
       <w:r>
@@ -8775,24 +8166,21 @@
     </w:p>
     <w:p>
       <w:pPr>
-        <w:spacing w:after="43" w:line="267" w:lineRule="auto"/>
-        <w:ind w:left="-5"/>
-        <w:rPr>
-          <w:sz w:val="96"/>
-          <w:szCs w:val="96"/>
-          <w:lang w:val="es-ES"/>
-        </w:rPr>
-      </w:pPr>
+        <w:pStyle w:val="Heading1"/>
+        <w:rPr>
+          <w:lang w:val="es-ES"/>
+        </w:rPr>
+      </w:pPr>
+      <w:bookmarkStart w:id="18" w:name="_Toc197434354"/>
       <w:proofErr w:type="gramStart"/>
       <w:r>
         <w:rPr>
-          <w:sz w:val="96"/>
-          <w:szCs w:val="96"/>
           <w:lang w:val="es-ES"/>
         </w:rPr>
         <w:lastRenderedPageBreak/>
         <w:t>Como se realiza la llegada de una orden?</w:t>
       </w:r>
+      <w:bookmarkEnd w:id="18"/>
       <w:proofErr w:type="gramEnd"/>
     </w:p>
     <w:p>
@@ -8873,20 +8261,20 @@
     </w:p>
     <w:p>
       <w:pPr>
-        <w:pStyle w:val="Heading2"/>
-        <w:ind w:left="-5"/>
-        <w:rPr>
-          <w:lang w:val="es-ES"/>
-        </w:rPr>
-      </w:pPr>
-      <w:bookmarkStart w:id="15" w:name="_Toc197351733"/>
-      <w:r>
-        <w:rPr>
+        <w:rPr>
+          <w:sz w:val="50"/>
+          <w:szCs w:val="50"/>
+          <w:lang w:val="es-ES"/>
+        </w:rPr>
+      </w:pPr>
+      <w:r>
+        <w:rPr>
+          <w:sz w:val="50"/>
+          <w:szCs w:val="50"/>
           <w:lang w:val="es-ES"/>
         </w:rPr>
         <w:t>Selección de Llegada</w:t>
       </w:r>
-      <w:bookmarkEnd w:id="15"/>
     </w:p>
     <w:p>
       <w:pPr>
@@ -9007,24 +8395,36 @@
     </w:p>
     <w:p>
       <w:pPr>
-        <w:pStyle w:val="Heading2"/>
-        <w:ind w:left="-5"/>
-      </w:pPr>
-      <w:bookmarkStart w:id="16" w:name="_Toc197351734"/>
+        <w:rPr>
+          <w:sz w:val="50"/>
+          <w:szCs w:val="50"/>
+        </w:rPr>
+      </w:pPr>
       <w:proofErr w:type="spellStart"/>
       <w:r>
+        <w:rPr>
+          <w:sz w:val="50"/>
+          <w:szCs w:val="50"/>
+        </w:rPr>
         <w:lastRenderedPageBreak/>
         <w:t>Verificación</w:t>
       </w:r>
       <w:proofErr w:type="spellEnd"/>
       <w:r>
+        <w:rPr>
+          <w:sz w:val="50"/>
+          <w:szCs w:val="50"/>
+        </w:rPr>
         <w:t xml:space="preserve"> de </w:t>
       </w:r>
       <w:proofErr w:type="spellStart"/>
       <w:r>
+        <w:rPr>
+          <w:sz w:val="50"/>
+          <w:szCs w:val="50"/>
+        </w:rPr>
         <w:t>Productos</w:t>
       </w:r>
-      <w:bookmarkEnd w:id="16"/>
       <w:proofErr w:type="spellEnd"/>
     </w:p>
     <w:p>
@@ -9778,20 +9178,20 @@
     </w:p>
     <w:p>
       <w:pPr>
-        <w:pStyle w:val="Heading2"/>
-        <w:ind w:left="-5"/>
-        <w:rPr>
-          <w:lang w:val="es-ES"/>
-        </w:rPr>
-      </w:pPr>
-      <w:bookmarkStart w:id="17" w:name="_Toc197351735"/>
-      <w:r>
-        <w:rPr>
+        <w:rPr>
+          <w:sz w:val="50"/>
+          <w:szCs w:val="50"/>
+          <w:lang w:val="es-ES"/>
+        </w:rPr>
+      </w:pPr>
+      <w:r>
+        <w:rPr>
+          <w:sz w:val="50"/>
+          <w:szCs w:val="50"/>
           <w:lang w:val="es-ES"/>
         </w:rPr>
         <w:t>Consejos</w:t>
       </w:r>
-      <w:bookmarkEnd w:id="17"/>
     </w:p>
     <w:p>
       <w:pPr>
@@ -10182,7 +9582,6 @@
           <w:noProof/>
           <w:sz w:val="22"/>
         </w:rPr>
-        <w:lastRenderedPageBreak/>
         <mc:AlternateContent>
           <mc:Choice Requires="wpg">
             <w:drawing>
@@ -10369,8 +9768,161 @@
         <w:rPr>
           <w:lang w:val="es-ES"/>
         </w:rPr>
+        <w:lastRenderedPageBreak/>
         <w:t>Siguiendo estos pasos, podrás gestionar la recepción de productos de manera eficiente y efectiva.</w:t>
       </w:r>
+    </w:p>
+    <w:p>
+      <w:pPr>
+        <w:ind w:left="-5"/>
+        <w:rPr>
+          <w:lang w:val="es-ES"/>
+        </w:rPr>
+      </w:pPr>
+    </w:p>
+    <w:p>
+      <w:pPr>
+        <w:ind w:left="-5"/>
+        <w:rPr>
+          <w:lang w:val="es-ES"/>
+        </w:rPr>
+      </w:pPr>
+    </w:p>
+    <w:p>
+      <w:pPr>
+        <w:ind w:left="-5"/>
+        <w:rPr>
+          <w:lang w:val="es-ES"/>
+        </w:rPr>
+      </w:pPr>
+    </w:p>
+    <w:p>
+      <w:pPr>
+        <w:ind w:left="-5"/>
+        <w:rPr>
+          <w:lang w:val="es-ES"/>
+        </w:rPr>
+      </w:pPr>
+    </w:p>
+    <w:p>
+      <w:pPr>
+        <w:ind w:left="-5"/>
+        <w:rPr>
+          <w:lang w:val="es-ES"/>
+        </w:rPr>
+      </w:pPr>
+    </w:p>
+    <w:p>
+      <w:pPr>
+        <w:ind w:left="-5"/>
+        <w:rPr>
+          <w:lang w:val="es-ES"/>
+        </w:rPr>
+      </w:pPr>
+    </w:p>
+    <w:p>
+      <w:pPr>
+        <w:ind w:left="-5"/>
+        <w:rPr>
+          <w:lang w:val="es-ES"/>
+        </w:rPr>
+      </w:pPr>
+    </w:p>
+    <w:p>
+      <w:pPr>
+        <w:ind w:left="-5"/>
+        <w:rPr>
+          <w:lang w:val="es-ES"/>
+        </w:rPr>
+      </w:pPr>
+    </w:p>
+    <w:p>
+      <w:pPr>
+        <w:ind w:left="-5"/>
+        <w:rPr>
+          <w:lang w:val="es-ES"/>
+        </w:rPr>
+      </w:pPr>
+    </w:p>
+    <w:p>
+      <w:pPr>
+        <w:ind w:left="-5"/>
+        <w:rPr>
+          <w:lang w:val="es-ES"/>
+        </w:rPr>
+      </w:pPr>
+    </w:p>
+    <w:p>
+      <w:pPr>
+        <w:ind w:left="-5"/>
+        <w:rPr>
+          <w:lang w:val="es-ES"/>
+        </w:rPr>
+      </w:pPr>
+    </w:p>
+    <w:p>
+      <w:pPr>
+        <w:ind w:left="-5"/>
+        <w:rPr>
+          <w:lang w:val="es-ES"/>
+        </w:rPr>
+      </w:pPr>
+    </w:p>
+    <w:p>
+      <w:pPr>
+        <w:ind w:left="-5"/>
+        <w:rPr>
+          <w:lang w:val="es-ES"/>
+        </w:rPr>
+      </w:pPr>
+    </w:p>
+    <w:p>
+      <w:pPr>
+        <w:ind w:left="-5"/>
+        <w:rPr>
+          <w:lang w:val="es-ES"/>
+        </w:rPr>
+      </w:pPr>
+    </w:p>
+    <w:p>
+      <w:pPr>
+        <w:ind w:left="-5"/>
+        <w:rPr>
+          <w:lang w:val="es-ES"/>
+        </w:rPr>
+      </w:pPr>
+    </w:p>
+    <w:p>
+      <w:pPr>
+        <w:ind w:left="-5"/>
+        <w:rPr>
+          <w:lang w:val="es-ES"/>
+        </w:rPr>
+      </w:pPr>
+    </w:p>
+    <w:p>
+      <w:pPr>
+        <w:ind w:left="-5"/>
+        <w:rPr>
+          <w:lang w:val="es-ES"/>
+        </w:rPr>
+      </w:pPr>
+    </w:p>
+    <w:p>
+      <w:pPr>
+        <w:ind w:left="-5"/>
+        <w:rPr>
+          <w:lang w:val="es-ES"/>
+        </w:rPr>
+      </w:pPr>
+    </w:p>
+    <w:p>
+      <w:pPr>
+        <w:ind w:left="-5"/>
+        <w:rPr>
+          <w:lang w:val="es-ES"/>
+        </w:rPr>
+      </w:pPr>
     </w:p>
     <w:p>
       <w:pPr>
@@ -10381,15 +9933,16 @@
           <w:lang w:val="es-ES"/>
         </w:rPr>
       </w:pPr>
-      <w:bookmarkStart w:id="18" w:name="_Toc197351736"/>
+      <w:bookmarkStart w:id="19" w:name="_Toc197434355"/>
       <w:r>
         <w:rPr>
           <w:sz w:val="202"/>
           <w:lang w:val="es-ES"/>
         </w:rPr>
+        <w:lastRenderedPageBreak/>
         <w:t>Gerente</w:t>
       </w:r>
-      <w:bookmarkEnd w:id="18"/>
+      <w:bookmarkEnd w:id="19"/>
       <w:r>
         <w:rPr>
           <w:lang w:val="es-ES"/>
@@ -10399,24 +9952,21 @@
     </w:p>
     <w:p>
       <w:pPr>
-        <w:spacing w:after="43" w:line="267" w:lineRule="auto"/>
-        <w:ind w:left="-5"/>
-        <w:rPr>
-          <w:sz w:val="96"/>
-          <w:szCs w:val="96"/>
-          <w:lang w:val="es-ES"/>
-        </w:rPr>
-      </w:pPr>
+        <w:pStyle w:val="Heading1"/>
+        <w:rPr>
+          <w:lang w:val="es-ES"/>
+        </w:rPr>
+      </w:pPr>
+      <w:bookmarkStart w:id="20" w:name="_Toc197434356"/>
       <w:proofErr w:type="gramStart"/>
       <w:r>
         <w:rPr>
-          <w:sz w:val="96"/>
-          <w:szCs w:val="96"/>
           <w:lang w:val="es-ES"/>
         </w:rPr>
         <w:lastRenderedPageBreak/>
         <w:t>Como administrar tus proveedores?</w:t>
       </w:r>
+      <w:bookmarkEnd w:id="20"/>
       <w:proofErr w:type="gramEnd"/>
     </w:p>
     <w:p>
@@ -10436,20 +9986,20 @@
     </w:p>
     <w:p>
       <w:pPr>
-        <w:pStyle w:val="Heading2"/>
-        <w:ind w:left="-5"/>
-        <w:rPr>
-          <w:lang w:val="es-ES"/>
-        </w:rPr>
-      </w:pPr>
-      <w:bookmarkStart w:id="19" w:name="_Toc197351737"/>
-      <w:r>
-        <w:rPr>
+        <w:rPr>
+          <w:sz w:val="50"/>
+          <w:szCs w:val="50"/>
+          <w:lang w:val="es-ES"/>
+        </w:rPr>
+      </w:pPr>
+      <w:r>
+        <w:rPr>
+          <w:sz w:val="50"/>
+          <w:szCs w:val="50"/>
           <w:lang w:val="es-ES"/>
         </w:rPr>
         <w:t>Lista de Proveedores</w:t>
       </w:r>
-      <w:bookmarkEnd w:id="19"/>
     </w:p>
     <w:p>
       <w:pPr>
@@ -10616,7 +10166,7 @@
           <w:lang w:val="es-ES"/>
         </w:rPr>
       </w:pPr>
-      <w:bookmarkStart w:id="20" w:name="_Toc197351738"/>
+      <w:bookmarkStart w:id="21" w:name="_Toc197434357"/>
       <w:r>
         <w:rPr>
           <w:lang w:val="es-ES"/>
@@ -10624,7 +10174,7 @@
         <w:lastRenderedPageBreak/>
         <w:t>Agregar Nuevo Proveedor</w:t>
       </w:r>
-      <w:bookmarkEnd w:id="20"/>
+      <w:bookmarkEnd w:id="21"/>
     </w:p>
     <w:p>
       <w:pPr>
@@ -10762,16 +10312,17 @@
     </w:p>
     <w:p>
       <w:pPr>
-        <w:pStyle w:val="Heading2"/>
-        <w:ind w:left="-5"/>
-        <w:rPr>
-          <w:lang w:val="es-ES"/>
-        </w:rPr>
-      </w:pPr>
-      <w:bookmarkStart w:id="21" w:name="_Toc197351739"/>
+        <w:rPr>
+          <w:sz w:val="50"/>
+          <w:szCs w:val="50"/>
+          <w:lang w:val="es-ES"/>
+        </w:rPr>
+      </w:pPr>
       <w:proofErr w:type="gramStart"/>
       <w:r>
         <w:rPr>
+          <w:sz w:val="50"/>
+          <w:szCs w:val="50"/>
           <w:lang w:val="es-ES"/>
         </w:rPr>
         <w:lastRenderedPageBreak/>
@@ -10780,11 +10331,12 @@
       <w:proofErr w:type="gramEnd"/>
       <w:r>
         <w:rPr>
+          <w:sz w:val="50"/>
+          <w:szCs w:val="50"/>
           <w:lang w:val="es-ES"/>
         </w:rPr>
         <w:t xml:space="preserve"> de Proveedores</w:t>
       </w:r>
-      <w:bookmarkEnd w:id="21"/>
     </w:p>
     <w:p>
       <w:pPr>
@@ -10812,7 +10364,7 @@
           <w:noProof/>
         </w:rPr>
         <w:drawing>
-          <wp:anchor distT="0" distB="0" distL="114300" distR="114300" simplePos="0" relativeHeight="251667456" behindDoc="0" locked="0" layoutInCell="1" allowOverlap="1" wp14:anchorId="4FCA10C4" wp14:editId="21796BBD">
+          <wp:anchor distT="0" distB="0" distL="114300" distR="114300" simplePos="0" relativeHeight="251667456" behindDoc="0" locked="0" layoutInCell="1" allowOverlap="1" wp14:anchorId="4FCA10C4" wp14:editId="6B162CCB">
             <wp:simplePos x="0" y="0"/>
             <wp:positionH relativeFrom="margin">
               <wp:align>center</wp:align>
@@ -10888,24 +10440,27 @@
       <w:pPr>
         <w:spacing w:after="1170" w:line="259" w:lineRule="auto"/>
         <w:ind w:left="420" w:firstLine="0"/>
-      </w:pPr>
-    </w:p>
-    <w:p>
-      <w:pPr>
-        <w:pStyle w:val="Heading2"/>
-        <w:ind w:left="0" w:firstLine="0"/>
-        <w:rPr>
-          <w:lang w:val="es-ES"/>
-        </w:rPr>
-      </w:pPr>
-      <w:bookmarkStart w:id="22" w:name="_Toc197351740"/>
-      <w:r>
-        <w:rPr>
+        <w:rPr>
+          <w:lang w:val="es-ES"/>
+        </w:rPr>
+      </w:pPr>
+    </w:p>
+    <w:p>
+      <w:pPr>
+        <w:rPr>
+          <w:sz w:val="50"/>
+          <w:szCs w:val="50"/>
+          <w:lang w:val="es-ES"/>
+        </w:rPr>
+      </w:pPr>
+      <w:r>
+        <w:rPr>
+          <w:sz w:val="50"/>
+          <w:szCs w:val="50"/>
           <w:lang w:val="es-ES"/>
         </w:rPr>
         <w:t>Buscar Proveedores</w:t>
       </w:r>
-      <w:bookmarkEnd w:id="22"/>
     </w:p>
     <w:p>
       <w:pPr>
@@ -10981,19 +10536,15 @@
     </w:p>
     <w:p>
       <w:pPr>
-        <w:spacing w:after="43" w:line="267" w:lineRule="auto"/>
-        <w:ind w:left="-5"/>
-        <w:rPr>
-          <w:sz w:val="96"/>
-          <w:szCs w:val="96"/>
-          <w:lang w:val="es-ES"/>
-        </w:rPr>
-      </w:pPr>
+        <w:pStyle w:val="Heading1"/>
+        <w:rPr>
+          <w:lang w:val="es-ES"/>
+        </w:rPr>
+      </w:pPr>
+      <w:bookmarkStart w:id="22" w:name="_Toc197434358"/>
       <w:proofErr w:type="gramStart"/>
       <w:r>
         <w:rPr>
-          <w:sz w:val="96"/>
-          <w:szCs w:val="96"/>
           <w:lang w:val="es-ES"/>
         </w:rPr>
         <w:lastRenderedPageBreak/>
@@ -11002,8 +10553,6 @@
       <w:proofErr w:type="spellStart"/>
       <w:r>
         <w:rPr>
-          <w:sz w:val="96"/>
-          <w:szCs w:val="96"/>
           <w:lang w:val="es-ES"/>
         </w:rPr>
         <w:t>de el</w:t>
@@ -11011,8 +10560,6 @@
       <w:proofErr w:type="spellEnd"/>
       <w:r>
         <w:rPr>
-          <w:sz w:val="96"/>
-          <w:szCs w:val="96"/>
           <w:lang w:val="es-ES"/>
         </w:rPr>
         <w:t xml:space="preserve"> </w:t>
@@ -11020,8 +10567,6 @@
       <w:proofErr w:type="spellStart"/>
       <w:r>
         <w:rPr>
-          <w:sz w:val="96"/>
-          <w:szCs w:val="96"/>
           <w:lang w:val="es-ES"/>
         </w:rPr>
         <w:t>almacen</w:t>
@@ -11029,12 +10574,11 @@
       <w:proofErr w:type="spellEnd"/>
       <w:r>
         <w:rPr>
-          <w:sz w:val="96"/>
-          <w:szCs w:val="96"/>
           <w:lang w:val="es-ES"/>
         </w:rPr>
         <w:t>?</w:t>
       </w:r>
+      <w:bookmarkEnd w:id="22"/>
       <w:proofErr w:type="gramEnd"/>
     </w:p>
     <w:p>
@@ -11054,45 +10598,44 @@
     </w:p>
     <w:p>
       <w:pPr>
-        <w:pStyle w:val="Heading2"/>
-        <w:spacing w:after="199"/>
-        <w:ind w:left="-5"/>
-        <w:rPr>
-          <w:lang w:val="es-ES"/>
-        </w:rPr>
-      </w:pPr>
-      <w:bookmarkStart w:id="23" w:name="_Toc197351741"/>
-      <w:r>
-        <w:rPr>
+        <w:rPr>
+          <w:sz w:val="50"/>
+          <w:szCs w:val="50"/>
+          <w:lang w:val="es-ES"/>
+        </w:rPr>
+      </w:pPr>
+      <w:r>
+        <w:rPr>
+          <w:sz w:val="50"/>
+          <w:szCs w:val="50"/>
           <w:lang w:val="es-ES"/>
         </w:rPr>
         <w:t>Métodos de Pago</w:t>
       </w:r>
-      <w:bookmarkEnd w:id="23"/>
-    </w:p>
-    <w:p>
-      <w:pPr>
-        <w:rPr>
-          <w:lang w:val="es-ES"/>
-        </w:rPr>
-      </w:pPr>
-    </w:p>
-    <w:p>
-      <w:pPr>
-        <w:pStyle w:val="Heading3"/>
-        <w:ind w:left="-5"/>
-        <w:rPr>
-          <w:lang w:val="es-ES"/>
-        </w:rPr>
-      </w:pPr>
-      <w:bookmarkStart w:id="24" w:name="_Toc197351742"/>
-      <w:r>
-        <w:rPr>
+    </w:p>
+    <w:p>
+      <w:pPr>
+        <w:rPr>
+          <w:lang w:val="es-ES"/>
+        </w:rPr>
+      </w:pPr>
+    </w:p>
+    <w:p>
+      <w:pPr>
+        <w:rPr>
+          <w:sz w:val="50"/>
+          <w:szCs w:val="50"/>
+          <w:lang w:val="es-ES"/>
+        </w:rPr>
+      </w:pPr>
+      <w:r>
+        <w:rPr>
+          <w:sz w:val="50"/>
+          <w:szCs w:val="50"/>
           <w:lang w:val="es-ES"/>
         </w:rPr>
         <w:t>Métodos Más Utilizados</w:t>
       </w:r>
-      <w:bookmarkEnd w:id="24"/>
     </w:p>
     <w:p>
       <w:pPr>
@@ -11111,21 +10654,20 @@
     </w:p>
     <w:p>
       <w:pPr>
-        <w:pStyle w:val="Heading3"/>
-        <w:ind w:left="-5"/>
-        <w:rPr>
-          <w:lang w:val="es-ES"/>
-        </w:rPr>
-      </w:pPr>
-      <w:bookmarkStart w:id="25" w:name="_Toc197351743"/>
-      <w:r>
-        <w:rPr>
-          <w:lang w:val="es-ES"/>
-        </w:rPr>
-        <w:lastRenderedPageBreak/>
+        <w:rPr>
+          <w:sz w:val="50"/>
+          <w:szCs w:val="50"/>
+          <w:lang w:val="es-ES"/>
+        </w:rPr>
+      </w:pPr>
+      <w:r>
+        <w:rPr>
+          <w:sz w:val="50"/>
+          <w:szCs w:val="50"/>
+          <w:lang w:val="es-ES"/>
+        </w:rPr>
         <w:t>Distribución de Pagos</w:t>
       </w:r>
-      <w:bookmarkEnd w:id="25"/>
     </w:p>
     <w:p>
       <w:pPr>
@@ -11144,20 +10686,30 @@
     </w:p>
     <w:p>
       <w:pPr>
-        <w:pStyle w:val="Heading3"/>
+        <w:spacing w:after="428"/>
         <w:ind w:left="-5"/>
         <w:rPr>
           <w:lang w:val="es-ES"/>
         </w:rPr>
       </w:pPr>
-      <w:bookmarkStart w:id="26" w:name="_Toc197351744"/>
-      <w:r>
-        <w:rPr>
-          <w:lang w:val="es-ES"/>
-        </w:rPr>
+    </w:p>
+    <w:p>
+      <w:pPr>
+        <w:rPr>
+          <w:sz w:val="50"/>
+          <w:szCs w:val="50"/>
+          <w:lang w:val="es-ES"/>
+        </w:rPr>
+      </w:pPr>
+      <w:r>
+        <w:rPr>
+          <w:sz w:val="50"/>
+          <w:szCs w:val="50"/>
+          <w:lang w:val="es-ES"/>
+        </w:rPr>
+        <w:lastRenderedPageBreak/>
         <w:t>Tendencias de Métodos</w:t>
       </w:r>
-      <w:bookmarkEnd w:id="26"/>
     </w:p>
     <w:p>
       <w:pPr>
@@ -11177,21 +10729,55 @@
       <w:pPr>
         <w:spacing w:after="0" w:line="259" w:lineRule="auto"/>
         <w:ind w:left="0" w:right="-4" w:firstLine="0"/>
-      </w:pPr>
-      <w:r>
         <w:rPr>
           <w:noProof/>
+          <w:lang w:val="es-ES"/>
+        </w:rPr>
+      </w:pPr>
+    </w:p>
+    <w:p>
+      <w:pPr>
+        <w:spacing w:after="0" w:line="259" w:lineRule="auto"/>
+        <w:ind w:left="0" w:right="-4" w:firstLine="0"/>
+        <w:rPr>
+          <w:noProof/>
+          <w:lang w:val="es-ES"/>
+        </w:rPr>
+      </w:pPr>
+    </w:p>
+    <w:p>
+      <w:pPr>
+        <w:spacing w:after="0" w:line="259" w:lineRule="auto"/>
+        <w:ind w:left="0" w:right="-4" w:firstLine="0"/>
+        <w:rPr>
+          <w:noProof/>
+          <w:lang w:val="es-ES"/>
+        </w:rPr>
+      </w:pPr>
+    </w:p>
+    <w:p>
+      <w:pPr>
+        <w:spacing w:after="0" w:line="259" w:lineRule="auto"/>
+        <w:ind w:left="0" w:right="-4" w:firstLine="0"/>
+        <w:rPr>
+          <w:noProof/>
+          <w:lang w:val="es-ES"/>
+        </w:rPr>
+      </w:pPr>
+      <w:r>
+        <w:rPr>
+          <w:noProof/>
         </w:rPr>
         <w:drawing>
-          <wp:anchor distT="0" distB="0" distL="114300" distR="114300" simplePos="0" relativeHeight="251669504" behindDoc="0" locked="0" layoutInCell="1" allowOverlap="1" wp14:anchorId="1876CDBD" wp14:editId="63B9DC1D">
+          <wp:anchor distT="0" distB="0" distL="114300" distR="114300" simplePos="0" relativeHeight="251669504" behindDoc="0" locked="0" layoutInCell="1" allowOverlap="1" wp14:anchorId="1876CDBD" wp14:editId="78CEB7AE">
             <wp:simplePos x="0" y="0"/>
             <wp:positionH relativeFrom="margin">
-              <wp:align>center</wp:align>
+              <wp:posOffset>104775</wp:posOffset>
             </wp:positionH>
             <wp:positionV relativeFrom="paragraph">
-              <wp:posOffset>1905</wp:posOffset>
+              <wp:posOffset>34925</wp:posOffset>
             </wp:positionV>
-            <wp:extent cx="6857999" cy="4619625"/>
+            <wp:extent cx="6857365" cy="4619625"/>
             <wp:effectExtent l="0" t="0" r="635" b="0"/>
             <wp:wrapNone/>
             <wp:docPr id="731" name="Picture 731"/>
@@ -11218,7 +10804,7 @@
                   <pic:spPr>
                     <a:xfrm>
                       <a:off x="0" y="0"/>
-                      <a:ext cx="6857999" cy="4619625"/>
+                      <a:ext cx="6857365" cy="4619625"/>
                     </a:xfrm>
                     <a:prstGeom prst="rect">
                       <a:avLst/>
@@ -11233,6 +10819,111 @@
     </w:p>
     <w:p>
       <w:pPr>
+        <w:spacing w:after="0" w:line="259" w:lineRule="auto"/>
+        <w:ind w:left="0" w:right="-4" w:firstLine="0"/>
+        <w:rPr>
+          <w:noProof/>
+          <w:lang w:val="es-ES"/>
+        </w:rPr>
+      </w:pPr>
+    </w:p>
+    <w:p>
+      <w:pPr>
+        <w:spacing w:after="0" w:line="259" w:lineRule="auto"/>
+        <w:ind w:left="0" w:right="-4" w:firstLine="0"/>
+        <w:rPr>
+          <w:noProof/>
+          <w:lang w:val="es-ES"/>
+        </w:rPr>
+      </w:pPr>
+    </w:p>
+    <w:p>
+      <w:pPr>
+        <w:spacing w:after="0" w:line="259" w:lineRule="auto"/>
+        <w:ind w:left="0" w:right="-4" w:firstLine="0"/>
+        <w:rPr>
+          <w:noProof/>
+          <w:lang w:val="es-ES"/>
+        </w:rPr>
+      </w:pPr>
+    </w:p>
+    <w:p>
+      <w:pPr>
+        <w:spacing w:after="0" w:line="259" w:lineRule="auto"/>
+        <w:ind w:left="0" w:right="-4" w:firstLine="0"/>
+        <w:rPr>
+          <w:noProof/>
+          <w:lang w:val="es-ES"/>
+        </w:rPr>
+      </w:pPr>
+    </w:p>
+    <w:p>
+      <w:pPr>
+        <w:spacing w:after="0" w:line="259" w:lineRule="auto"/>
+        <w:ind w:left="0" w:right="-4" w:firstLine="0"/>
+        <w:rPr>
+          <w:noProof/>
+          <w:lang w:val="es-ES"/>
+        </w:rPr>
+      </w:pPr>
+    </w:p>
+    <w:p>
+      <w:pPr>
+        <w:spacing w:after="0" w:line="259" w:lineRule="auto"/>
+        <w:ind w:left="0" w:right="-4" w:firstLine="0"/>
+        <w:rPr>
+          <w:noProof/>
+          <w:lang w:val="es-ES"/>
+        </w:rPr>
+      </w:pPr>
+    </w:p>
+    <w:p>
+      <w:pPr>
+        <w:spacing w:after="0" w:line="259" w:lineRule="auto"/>
+        <w:ind w:left="0" w:right="-4" w:firstLine="0"/>
+        <w:rPr>
+          <w:lang w:val="es-ES"/>
+        </w:rPr>
+      </w:pPr>
+    </w:p>
+    <w:p>
+      <w:pPr>
+        <w:spacing w:after="0" w:line="259" w:lineRule="auto"/>
+        <w:ind w:left="0" w:right="-4" w:firstLine="0"/>
+        <w:rPr>
+          <w:lang w:val="es-ES"/>
+        </w:rPr>
+      </w:pPr>
+    </w:p>
+    <w:p>
+      <w:pPr>
+        <w:spacing w:after="0" w:line="259" w:lineRule="auto"/>
+        <w:ind w:left="0" w:right="-4" w:firstLine="0"/>
+        <w:rPr>
+          <w:lang w:val="es-ES"/>
+        </w:rPr>
+      </w:pPr>
+    </w:p>
+    <w:p>
+      <w:pPr>
+        <w:spacing w:after="0" w:line="259" w:lineRule="auto"/>
+        <w:ind w:left="0" w:right="-4" w:firstLine="0"/>
+        <w:rPr>
+          <w:lang w:val="es-ES"/>
+        </w:rPr>
+      </w:pPr>
+    </w:p>
+    <w:p>
+      <w:pPr>
+        <w:spacing w:after="0" w:line="259" w:lineRule="auto"/>
+        <w:ind w:left="0" w:right="-4" w:firstLine="0"/>
+        <w:rPr>
+          <w:lang w:val="es-ES"/>
+        </w:rPr>
+      </w:pPr>
+    </w:p>
+    <w:p>
+      <w:pPr>
         <w:pStyle w:val="Heading2"/>
         <w:spacing w:after="199"/>
         <w:ind w:left="-5"/>
@@ -11250,6 +10941,20 @@
     </w:p>
     <w:p>
       <w:pPr>
+        <w:rPr>
+          <w:lang w:val="es-ES"/>
+        </w:rPr>
+      </w:pPr>
+    </w:p>
+    <w:p>
+      <w:pPr>
+        <w:rPr>
+          <w:lang w:val="es-ES"/>
+        </w:rPr>
+      </w:pPr>
+    </w:p>
+    <w:p>
+      <w:pPr>
         <w:pStyle w:val="Heading2"/>
         <w:spacing w:after="199"/>
         <w:ind w:left="-5"/>
@@ -11257,31 +10962,32 @@
           <w:lang w:val="es-ES"/>
         </w:rPr>
       </w:pPr>
-      <w:bookmarkStart w:id="27" w:name="_Toc197351745"/>
-      <w:r>
-        <w:rPr>
-          <w:lang w:val="es-ES"/>
-        </w:rPr>
+      <w:bookmarkStart w:id="23" w:name="_Toc197434359"/>
+      <w:r>
+        <w:rPr>
+          <w:lang w:val="es-ES"/>
+        </w:rPr>
+        <w:lastRenderedPageBreak/>
         <w:t>Devoluciones</w:t>
       </w:r>
-      <w:bookmarkEnd w:id="27"/>
-    </w:p>
-    <w:p>
-      <w:pPr>
-        <w:pStyle w:val="Heading3"/>
-        <w:ind w:left="-5"/>
-        <w:rPr>
-          <w:lang w:val="es-ES"/>
-        </w:rPr>
-      </w:pPr>
-      <w:bookmarkStart w:id="28" w:name="_Toc197351746"/>
-      <w:r>
-        <w:rPr>
+      <w:bookmarkEnd w:id="23"/>
+    </w:p>
+    <w:p>
+      <w:pPr>
+        <w:rPr>
+          <w:sz w:val="50"/>
+          <w:szCs w:val="50"/>
+          <w:lang w:val="es-ES"/>
+        </w:rPr>
+      </w:pPr>
+      <w:r>
+        <w:rPr>
+          <w:sz w:val="50"/>
+          <w:szCs w:val="50"/>
           <w:lang w:val="es-ES"/>
         </w:rPr>
         <w:t>Historial de Devoluciones</w:t>
       </w:r>
-      <w:bookmarkEnd w:id="28"/>
     </w:p>
     <w:p>
       <w:pPr>
@@ -11300,21 +11006,20 @@
     </w:p>
     <w:p>
       <w:pPr>
-        <w:pStyle w:val="Heading3"/>
-        <w:ind w:left="-5"/>
-        <w:rPr>
-          <w:lang w:val="es-ES"/>
-        </w:rPr>
-      </w:pPr>
-      <w:bookmarkStart w:id="29" w:name="_Toc197351747"/>
-      <w:r>
-        <w:rPr>
-          <w:lang w:val="es-ES"/>
-        </w:rPr>
-        <w:lastRenderedPageBreak/>
+        <w:rPr>
+          <w:sz w:val="50"/>
+          <w:szCs w:val="50"/>
+          <w:lang w:val="es-ES"/>
+        </w:rPr>
+      </w:pPr>
+      <w:r>
+        <w:rPr>
+          <w:sz w:val="50"/>
+          <w:szCs w:val="50"/>
+          <w:lang w:val="es-ES"/>
+        </w:rPr>
         <w:t>Motivos de Devolución</w:t>
       </w:r>
-      <w:bookmarkEnd w:id="29"/>
     </w:p>
     <w:p>
       <w:pPr>
@@ -11333,42 +11038,54 @@
     </w:p>
     <w:p>
       <w:pPr>
-        <w:pStyle w:val="Heading3"/>
+        <w:rPr>
+          <w:sz w:val="50"/>
+          <w:szCs w:val="50"/>
+          <w:lang w:val="es-ES"/>
+        </w:rPr>
+      </w:pPr>
+      <w:r>
+        <w:rPr>
+          <w:sz w:val="50"/>
+          <w:szCs w:val="50"/>
+          <w:lang w:val="es-ES"/>
+        </w:rPr>
+        <w:t>Análisis por Producto</w:t>
+      </w:r>
+    </w:p>
+    <w:p>
+      <w:pPr>
         <w:ind w:left="-5"/>
         <w:rPr>
           <w:lang w:val="es-ES"/>
         </w:rPr>
       </w:pPr>
-      <w:bookmarkStart w:id="30" w:name="_Toc197351748"/>
-      <w:r>
-        <w:rPr>
-          <w:lang w:val="es-ES"/>
-        </w:rPr>
-        <w:t>Análisis por Producto</w:t>
-      </w:r>
-      <w:bookmarkEnd w:id="30"/>
+      <w:r>
+        <w:rPr>
+          <w:lang w:val="es-ES"/>
+        </w:rPr>
+        <w:t>Este informe te permite un análisis profundo de las ventas y devoluciones por producto. Te ayuda a identificar qué productos tienen un rendimiento óptimo y cuáles necesitan mejoras.</w:t>
+      </w:r>
     </w:p>
     <w:p>
       <w:pPr>
         <w:ind w:left="-5"/>
-        <w:sectPr>
-          <w:pgSz w:w="12240" w:h="15810"/>
-          <w:pgMar w:top="555" w:right="1440" w:bottom="1440" w:left="1440" w:header="720" w:footer="720" w:gutter="0"/>
-          <w:cols w:space="720"/>
-        </w:sectPr>
+        <w:rPr>
+          <w:lang w:val="es-ES"/>
+        </w:rPr>
       </w:pPr>
       <w:r>
         <w:rPr>
           <w:noProof/>
         </w:rPr>
         <w:drawing>
-          <wp:anchor distT="0" distB="0" distL="114300" distR="114300" simplePos="0" relativeHeight="251668480" behindDoc="0" locked="0" layoutInCell="1" allowOverlap="1" wp14:anchorId="476C7362" wp14:editId="5AA9330A">
+          <wp:anchor distT="0" distB="0" distL="114300" distR="114300" simplePos="0" relativeHeight="251668480" behindDoc="0" locked="0" layoutInCell="1" allowOverlap="1" wp14:anchorId="476C7362" wp14:editId="488B7F99">
             <wp:simplePos x="0" y="0"/>
             <wp:positionH relativeFrom="margin">
               <wp:align>center</wp:align>
             </wp:positionH>
             <wp:positionV relativeFrom="paragraph">
-              <wp:posOffset>1049655</wp:posOffset>
+              <wp:posOffset>33020</wp:posOffset>
             </wp:positionV>
             <wp:extent cx="6415405" cy="3919855"/>
             <wp:effectExtent l="0" t="0" r="4445" b="4445"/>
@@ -11422,23 +11139,79 @@
           </wp:anchor>
         </w:drawing>
       </w:r>
-      <w:r>
-        <w:rPr>
-          <w:lang w:val="es-ES"/>
-        </w:rPr>
-        <w:t>Este informe te permite un análisis profundo de las ventas y devoluciones por producto. Te ayuda a identificar qué productos tienen un rendimiento óptimo y cuáles necesitan mejoras.</w:t>
-      </w:r>
-    </w:p>
-    <w:p>
-      <w:pPr>
-        <w:pStyle w:val="Heading2"/>
-        <w:spacing w:after="199"/>
-        <w:ind w:left="0" w:firstLine="0"/>
-        <w:rPr>
-          <w:lang w:val="es-ES"/>
-        </w:rPr>
-      </w:pPr>
-      <w:bookmarkStart w:id="31" w:name="_Toc197351749"/>
+    </w:p>
+    <w:p>
+      <w:pPr>
+        <w:ind w:left="-5"/>
+        <w:rPr>
+          <w:lang w:val="es-ES"/>
+        </w:rPr>
+      </w:pPr>
+    </w:p>
+    <w:p>
+      <w:pPr>
+        <w:ind w:left="-5"/>
+        <w:rPr>
+          <w:lang w:val="es-ES"/>
+        </w:rPr>
+      </w:pPr>
+    </w:p>
+    <w:p>
+      <w:pPr>
+        <w:ind w:left="-5"/>
+        <w:rPr>
+          <w:lang w:val="es-ES"/>
+        </w:rPr>
+      </w:pPr>
+    </w:p>
+    <w:p>
+      <w:pPr>
+        <w:ind w:left="-5"/>
+        <w:rPr>
+          <w:lang w:val="es-ES"/>
+        </w:rPr>
+      </w:pPr>
+    </w:p>
+    <w:p>
+      <w:pPr>
+        <w:ind w:left="-5"/>
+        <w:rPr>
+          <w:lang w:val="es-ES"/>
+        </w:rPr>
+      </w:pPr>
+    </w:p>
+    <w:p>
+      <w:pPr>
+        <w:ind w:left="-5"/>
+        <w:rPr>
+          <w:lang w:val="es-ES"/>
+        </w:rPr>
+      </w:pPr>
+    </w:p>
+    <w:p>
+      <w:pPr>
+        <w:ind w:left="-5"/>
+        <w:rPr>
+          <w:lang w:val="es-ES"/>
+        </w:rPr>
+      </w:pPr>
+    </w:p>
+    <w:p>
+      <w:pPr>
+        <w:ind w:left="-5"/>
+        <w:rPr>
+          <w:lang w:val="es-ES"/>
+        </w:rPr>
+      </w:pPr>
+    </w:p>
+    <w:p>
+      <w:pPr>
+        <w:pStyle w:val="Heading1"/>
+        <w:rPr>
+          <w:lang w:val="es-ES"/>
+        </w:rPr>
+      </w:pPr>
+      <w:bookmarkStart w:id="24" w:name="_Toc197434360"/>
       <w:r>
         <w:rPr>
           <w:lang w:val="es-ES"/>
@@ -11446,32 +11219,32 @@
         <w:lastRenderedPageBreak/>
         <w:t>Ventas</w:t>
       </w:r>
-      <w:bookmarkEnd w:id="31"/>
-    </w:p>
-    <w:p>
-      <w:pPr>
-        <w:pStyle w:val="Heading3"/>
+      <w:bookmarkEnd w:id="24"/>
+    </w:p>
+    <w:p>
+      <w:pPr>
+        <w:rPr>
+          <w:sz w:val="50"/>
+          <w:szCs w:val="50"/>
+          <w:lang w:val="es-ES"/>
+        </w:rPr>
+      </w:pPr>
+      <w:r>
+        <w:rPr>
+          <w:sz w:val="50"/>
+          <w:szCs w:val="50"/>
+          <w:lang w:val="es-ES"/>
+        </w:rPr>
+        <w:t>Ventas Semanales, Mensuales y Trimestrales</w:t>
+      </w:r>
+    </w:p>
+    <w:p>
+      <w:pPr>
         <w:ind w:left="-5"/>
         <w:rPr>
           <w:lang w:val="es-ES"/>
         </w:rPr>
       </w:pPr>
-      <w:bookmarkStart w:id="32" w:name="_Toc197351750"/>
-      <w:r>
-        <w:rPr>
-          <w:lang w:val="es-ES"/>
-        </w:rPr>
-        <w:t>Ventas Semanales, Mensuales y Trimestrales</w:t>
-      </w:r>
-      <w:bookmarkEnd w:id="32"/>
-    </w:p>
-    <w:p>
-      <w:pPr>
-        <w:ind w:left="-5"/>
-        <w:rPr>
-          <w:lang w:val="es-ES"/>
-        </w:rPr>
-      </w:pPr>
       <w:r>
         <w:rPr>
           <w:lang w:val="es-ES"/>
@@ -11513,13 +11286,13 @@
           <w:noProof/>
         </w:rPr>
         <w:drawing>
-          <wp:anchor distT="0" distB="0" distL="114300" distR="114300" simplePos="0" relativeHeight="251670528" behindDoc="0" locked="0" layoutInCell="1" allowOverlap="1" wp14:anchorId="667D749C" wp14:editId="0FEDD412">
+          <wp:anchor distT="0" distB="0" distL="114300" distR="114300" simplePos="0" relativeHeight="251670528" behindDoc="0" locked="0" layoutInCell="1" allowOverlap="1" wp14:anchorId="667D749C" wp14:editId="66CFCFB5">
             <wp:simplePos x="0" y="0"/>
             <wp:positionH relativeFrom="margin">
-              <wp:posOffset>-139065</wp:posOffset>
+              <wp:align>center</wp:align>
             </wp:positionH>
             <wp:positionV relativeFrom="paragraph">
-              <wp:posOffset>118110</wp:posOffset>
+              <wp:posOffset>80010</wp:posOffset>
             </wp:positionV>
             <wp:extent cx="6187440" cy="3787140"/>
             <wp:effectExtent l="0" t="0" r="3810" b="3810"/>
@@ -11606,6 +11379,7 @@
         <w:ind w:left="0" w:right="-79" w:firstLine="0"/>
         <w:rPr>
           <w:noProof/>
+          <w:lang w:val="es-ES"/>
         </w:rPr>
       </w:pPr>
     </w:p>
@@ -11635,14 +11409,35 @@
     </w:p>
     <w:p>
       <w:pPr>
+        <w:rPr>
+          <w:lang w:val="es-ES"/>
+        </w:rPr>
+      </w:pPr>
+    </w:p>
+    <w:p>
+      <w:pPr>
+        <w:rPr>
+          <w:lang w:val="es-ES"/>
+        </w:rPr>
+      </w:pPr>
+    </w:p>
+    <w:p>
+      <w:pPr>
+        <w:rPr>
+          <w:lang w:val="es-ES"/>
+        </w:rPr>
+      </w:pPr>
+    </w:p>
+    <w:p>
+      <w:pPr>
         <w:pStyle w:val="Heading2"/>
         <w:spacing w:after="199"/>
-        <w:ind w:left="-5"/>
-        <w:rPr>
-          <w:lang w:val="es-ES"/>
-        </w:rPr>
-      </w:pPr>
-      <w:bookmarkStart w:id="33" w:name="_Toc197351751"/>
+        <w:ind w:left="0" w:firstLine="0"/>
+        <w:rPr>
+          <w:lang w:val="es-ES"/>
+        </w:rPr>
+      </w:pPr>
+      <w:bookmarkStart w:id="25" w:name="_Toc197434361"/>
       <w:r>
         <w:rPr>
           <w:lang w:val="es-ES"/>
@@ -11650,24 +11445,24 @@
         <w:lastRenderedPageBreak/>
         <w:t>Inventario</w:t>
       </w:r>
-      <w:bookmarkEnd w:id="33"/>
-    </w:p>
-    <w:p>
-      <w:pPr>
-        <w:pStyle w:val="Heading3"/>
-        <w:ind w:left="-5"/>
-        <w:rPr>
-          <w:lang w:val="es-ES"/>
-        </w:rPr>
-      </w:pPr>
-      <w:bookmarkStart w:id="34" w:name="_Toc197351752"/>
-      <w:r>
-        <w:rPr>
+      <w:bookmarkEnd w:id="25"/>
+    </w:p>
+    <w:p>
+      <w:pPr>
+        <w:rPr>
+          <w:sz w:val="50"/>
+          <w:szCs w:val="50"/>
+          <w:lang w:val="es-ES"/>
+        </w:rPr>
+      </w:pPr>
+      <w:r>
+        <w:rPr>
+          <w:sz w:val="50"/>
+          <w:szCs w:val="50"/>
           <w:lang w:val="es-ES"/>
         </w:rPr>
         <w:t>Entrada y Salida de Productos</w:t>
       </w:r>
-      <w:bookmarkEnd w:id="34"/>
     </w:p>
     <w:p>
       <w:pPr>
@@ -11686,20 +11481,34 @@
     </w:p>
     <w:p>
       <w:pPr>
-        <w:pStyle w:val="Heading3"/>
+        <w:rPr>
+          <w:sz w:val="50"/>
+          <w:szCs w:val="50"/>
+          <w:lang w:val="es-ES"/>
+        </w:rPr>
+      </w:pPr>
+      <w:r>
+        <w:rPr>
+          <w:sz w:val="50"/>
+          <w:szCs w:val="50"/>
+          <w:lang w:val="es-ES"/>
+        </w:rPr>
+        <w:t>Balance de Inventario</w:t>
+      </w:r>
+    </w:p>
+    <w:p>
+      <w:pPr>
         <w:ind w:left="-5"/>
         <w:rPr>
           <w:lang w:val="es-ES"/>
         </w:rPr>
       </w:pPr>
-      <w:bookmarkStart w:id="35" w:name="_Toc197351753"/>
-      <w:r>
-        <w:rPr>
-          <w:lang w:val="es-ES"/>
-        </w:rPr>
-        <w:t>Balance de Inventario</w:t>
-      </w:r>
-      <w:bookmarkEnd w:id="35"/>
+      <w:r>
+        <w:rPr>
+          <w:lang w:val="es-ES"/>
+        </w:rPr>
+        <w:t>El balance de inventario es crucial para mantener el flujo de productos y maximizar la eficiencia operativa. Este reporte te ofrece una visión general del estado actual del inventario.</w:t>
+      </w:r>
     </w:p>
     <w:p>
       <w:pPr>
@@ -11708,12 +11517,6 @@
           <w:lang w:val="es-ES"/>
         </w:rPr>
       </w:pPr>
-      <w:r>
-        <w:rPr>
-          <w:lang w:val="es-ES"/>
-        </w:rPr>
-        <w:t>El balance de inventario es crucial para mantener el flujo de productos y maximizar la eficiencia operativa. Este reporte te ofrece una visión general del estado actual del inventario.</w:t>
-      </w:r>
     </w:p>
     <w:p>
       <w:pPr>
@@ -11727,13 +11530,13 @@
           <w:noProof/>
         </w:rPr>
         <w:drawing>
-          <wp:anchor distT="0" distB="0" distL="114300" distR="114300" simplePos="0" relativeHeight="251671552" behindDoc="0" locked="0" layoutInCell="1" allowOverlap="1" wp14:anchorId="7DDB18CC" wp14:editId="4964D764">
+          <wp:anchor distT="0" distB="0" distL="114300" distR="114300" simplePos="0" relativeHeight="251671552" behindDoc="0" locked="0" layoutInCell="1" allowOverlap="1" wp14:anchorId="7DDB18CC" wp14:editId="20E5F90D">
             <wp:simplePos x="0" y="0"/>
             <wp:positionH relativeFrom="page">
-              <wp:posOffset>782955</wp:posOffset>
+              <wp:posOffset>649605</wp:posOffset>
             </wp:positionH>
             <wp:positionV relativeFrom="paragraph">
-              <wp:posOffset>348615</wp:posOffset>
+              <wp:posOffset>10795</wp:posOffset>
             </wp:positionV>
             <wp:extent cx="6263640" cy="3832860"/>
             <wp:effectExtent l="0" t="0" r="3810" b="0"/>
@@ -11824,6 +11627,22 @@
     </w:p>
     <w:p>
       <w:pPr>
+        <w:ind w:left="-5"/>
+        <w:rPr>
+          <w:lang w:val="es-ES"/>
+        </w:rPr>
+      </w:pPr>
+    </w:p>
+    <w:p>
+      <w:pPr>
+        <w:ind w:left="-5"/>
+        <w:rPr>
+          <w:lang w:val="es-ES"/>
+        </w:rPr>
+      </w:pPr>
+    </w:p>
+    <w:p>
+      <w:pPr>
         <w:pStyle w:val="Heading2"/>
         <w:spacing w:after="199"/>
         <w:ind w:left="-5"/>
@@ -11848,7 +11667,7 @@
           <w:lang w:val="es-ES"/>
         </w:rPr>
       </w:pPr>
-      <w:bookmarkStart w:id="36" w:name="_Toc197351754"/>
+      <w:bookmarkStart w:id="26" w:name="_Toc197434362"/>
       <w:r>
         <w:rPr>
           <w:lang w:val="es-ES"/>
@@ -11856,24 +11675,24 @@
         <w:lastRenderedPageBreak/>
         <w:t>Proveedores</w:t>
       </w:r>
-      <w:bookmarkEnd w:id="36"/>
-    </w:p>
-    <w:p>
-      <w:pPr>
-        <w:pStyle w:val="Heading3"/>
-        <w:ind w:left="-5"/>
-        <w:rPr>
-          <w:lang w:val="es-ES"/>
-        </w:rPr>
-      </w:pPr>
-      <w:bookmarkStart w:id="37" w:name="_Toc197351755"/>
-      <w:r>
-        <w:rPr>
+      <w:bookmarkEnd w:id="26"/>
+    </w:p>
+    <w:p>
+      <w:pPr>
+        <w:rPr>
+          <w:sz w:val="50"/>
+          <w:szCs w:val="50"/>
+          <w:lang w:val="es-ES"/>
+        </w:rPr>
+      </w:pPr>
+      <w:r>
+        <w:rPr>
+          <w:sz w:val="50"/>
+          <w:szCs w:val="50"/>
           <w:lang w:val="es-ES"/>
         </w:rPr>
         <w:t>Proveedores Más Activos</w:t>
       </w:r>
-      <w:bookmarkEnd w:id="37"/>
     </w:p>
     <w:p>
       <w:pPr>
@@ -11892,20 +11711,20 @@
     </w:p>
     <w:p>
       <w:pPr>
-        <w:pStyle w:val="Heading3"/>
-        <w:ind w:left="-5"/>
-        <w:rPr>
-          <w:lang w:val="es-ES"/>
-        </w:rPr>
-      </w:pPr>
-      <w:bookmarkStart w:id="38" w:name="_Toc197351756"/>
-      <w:r>
-        <w:rPr>
+        <w:rPr>
+          <w:sz w:val="50"/>
+          <w:szCs w:val="50"/>
+          <w:lang w:val="es-ES"/>
+        </w:rPr>
+      </w:pPr>
+      <w:r>
+        <w:rPr>
+          <w:sz w:val="50"/>
+          <w:szCs w:val="50"/>
           <w:lang w:val="es-ES"/>
         </w:rPr>
         <w:t>Entregas por Proveedor</w:t>
       </w:r>
-      <w:bookmarkEnd w:id="38"/>
     </w:p>
     <w:p>
       <w:pPr>
@@ -11924,20 +11743,20 @@
     </w:p>
     <w:p>
       <w:pPr>
-        <w:pStyle w:val="Heading3"/>
-        <w:ind w:left="-5"/>
-        <w:rPr>
-          <w:lang w:val="es-ES"/>
-        </w:rPr>
-      </w:pPr>
-      <w:bookmarkStart w:id="39" w:name="_Toc197351757"/>
-      <w:r>
-        <w:rPr>
+        <w:rPr>
+          <w:sz w:val="50"/>
+          <w:szCs w:val="50"/>
+          <w:lang w:val="es-ES"/>
+        </w:rPr>
+      </w:pPr>
+      <w:r>
+        <w:rPr>
+          <w:sz w:val="50"/>
+          <w:szCs w:val="50"/>
           <w:lang w:val="es-ES"/>
         </w:rPr>
         <w:t>Desempeño de Proveedores</w:t>
       </w:r>
-      <w:bookmarkEnd w:id="39"/>
     </w:p>
     <w:p>
       <w:pPr>
@@ -12076,15 +11895,15 @@
         <w:spacing w:after="0" w:line="267" w:lineRule="auto"/>
         <w:ind w:left="0" w:firstLine="0"/>
         <w:rPr>
-          <w:sz w:val="96"/>
-          <w:szCs w:val="96"/>
-          <w:lang w:val="es-ES"/>
-        </w:rPr>
-      </w:pPr>
-      <w:r>
-        <w:rPr>
-          <w:sz w:val="96"/>
-          <w:szCs w:val="96"/>
+          <w:sz w:val="60"/>
+          <w:szCs w:val="60"/>
+          <w:lang w:val="es-ES"/>
+        </w:rPr>
+      </w:pPr>
+      <w:r>
+        <w:rPr>
+          <w:sz w:val="60"/>
+          <w:szCs w:val="60"/>
           <w:lang w:val="es-ES"/>
         </w:rPr>
         <w:lastRenderedPageBreak/>
@@ -12130,7 +11949,7 @@
           <w:noProof/>
         </w:rPr>
         <w:drawing>
-          <wp:anchor distT="0" distB="0" distL="114300" distR="114300" simplePos="0" relativeHeight="251673600" behindDoc="0" locked="0" layoutInCell="1" allowOverlap="1" wp14:anchorId="433EFBE4" wp14:editId="505E2E2A">
+          <wp:anchor distT="0" distB="0" distL="114300" distR="114300" simplePos="0" relativeHeight="251673600" behindDoc="0" locked="0" layoutInCell="1" allowOverlap="1" wp14:anchorId="433EFBE4" wp14:editId="2DB09A24">
             <wp:simplePos x="0" y="0"/>
             <wp:positionH relativeFrom="margin">
               <wp:align>center</wp:align>
@@ -12182,6 +12001,9 @@
       <w:pPr>
         <w:spacing w:after="1088" w:line="259" w:lineRule="auto"/>
         <w:ind w:left="180" w:right="-10" w:firstLine="0"/>
+        <w:rPr>
+          <w:lang w:val="es-ES"/>
+        </w:rPr>
       </w:pPr>
     </w:p>
     <w:p>
@@ -12221,7 +12043,7 @@
           <w:noProof/>
         </w:rPr>
         <w:drawing>
-          <wp:anchor distT="0" distB="0" distL="114300" distR="114300" simplePos="0" relativeHeight="251674624" behindDoc="0" locked="0" layoutInCell="1" allowOverlap="1" wp14:anchorId="08A5E100" wp14:editId="127C949E">
+          <wp:anchor distT="0" distB="0" distL="114300" distR="114300" simplePos="0" relativeHeight="251674624" behindDoc="0" locked="0" layoutInCell="1" allowOverlap="1" wp14:anchorId="08A5E100" wp14:editId="193F551B">
             <wp:simplePos x="0" y="0"/>
             <wp:positionH relativeFrom="margin">
               <wp:align>left</wp:align>
@@ -12543,6 +12365,92 @@
     </w:lvl>
   </w:abstractNum>
   <w:abstractNum w:abstractNumId="1" w15:restartNumberingAfterBreak="0">
+    <w:nsid w:val="0DDA25F1"/>
+    <w:multiLevelType w:val="hybridMultilevel"/>
+    <w:tmpl w:val="D1A2C1AC"/>
+    <w:lvl w:ilvl="0" w:tplc="0409000F">
+      <w:start w:val="1"/>
+      <w:numFmt w:val="decimal"/>
+      <w:lvlText w:val="%1."/>
+      <w:lvlJc w:val="left"/>
+      <w:pPr>
+        <w:ind w:left="720" w:hanging="360"/>
+      </w:pPr>
+    </w:lvl>
+    <w:lvl w:ilvl="1" w:tplc="04090019" w:tentative="1">
+      <w:start w:val="1"/>
+      <w:numFmt w:val="lowerLetter"/>
+      <w:lvlText w:val="%2."/>
+      <w:lvlJc w:val="left"/>
+      <w:pPr>
+        <w:ind w:left="1440" w:hanging="360"/>
+      </w:pPr>
+    </w:lvl>
+    <w:lvl w:ilvl="2" w:tplc="0409001B" w:tentative="1">
+      <w:start w:val="1"/>
+      <w:numFmt w:val="lowerRoman"/>
+      <w:lvlText w:val="%3."/>
+      <w:lvlJc w:val="right"/>
+      <w:pPr>
+        <w:ind w:left="2160" w:hanging="180"/>
+      </w:pPr>
+    </w:lvl>
+    <w:lvl w:ilvl="3" w:tplc="0409000F" w:tentative="1">
+      <w:start w:val="1"/>
+      <w:numFmt w:val="decimal"/>
+      <w:lvlText w:val="%4."/>
+      <w:lvlJc w:val="left"/>
+      <w:pPr>
+        <w:ind w:left="2880" w:hanging="360"/>
+      </w:pPr>
+    </w:lvl>
+    <w:lvl w:ilvl="4" w:tplc="04090019" w:tentative="1">
+      <w:start w:val="1"/>
+      <w:numFmt w:val="lowerLetter"/>
+      <w:lvlText w:val="%5."/>
+      <w:lvlJc w:val="left"/>
+      <w:pPr>
+        <w:ind w:left="3600" w:hanging="360"/>
+      </w:pPr>
+    </w:lvl>
+    <w:lvl w:ilvl="5" w:tplc="0409001B" w:tentative="1">
+      <w:start w:val="1"/>
+      <w:numFmt w:val="lowerRoman"/>
+      <w:lvlText w:val="%6."/>
+      <w:lvlJc w:val="right"/>
+      <w:pPr>
+        <w:ind w:left="4320" w:hanging="180"/>
+      </w:pPr>
+    </w:lvl>
+    <w:lvl w:ilvl="6" w:tplc="0409000F" w:tentative="1">
+      <w:start w:val="1"/>
+      <w:numFmt w:val="decimal"/>
+      <w:lvlText w:val="%7."/>
+      <w:lvlJc w:val="left"/>
+      <w:pPr>
+        <w:ind w:left="5040" w:hanging="360"/>
+      </w:pPr>
+    </w:lvl>
+    <w:lvl w:ilvl="7" w:tplc="04090019" w:tentative="1">
+      <w:start w:val="1"/>
+      <w:numFmt w:val="lowerLetter"/>
+      <w:lvlText w:val="%8."/>
+      <w:lvlJc w:val="left"/>
+      <w:pPr>
+        <w:ind w:left="5760" w:hanging="360"/>
+      </w:pPr>
+    </w:lvl>
+    <w:lvl w:ilvl="8" w:tplc="0409001B" w:tentative="1">
+      <w:start w:val="1"/>
+      <w:numFmt w:val="lowerRoman"/>
+      <w:lvlText w:val="%9."/>
+      <w:lvlJc w:val="right"/>
+      <w:pPr>
+        <w:ind w:left="6480" w:hanging="180"/>
+      </w:pPr>
+    </w:lvl>
+  </w:abstractNum>
+  <w:abstractNum w:abstractNumId="2" w15:restartNumberingAfterBreak="0">
     <w:nsid w:val="43803B3A"/>
     <w:multiLevelType w:val="multilevel"/>
     <w:tmpl w:val="CAAA9962"/>
@@ -12691,7 +12599,7 @@
       </w:rPr>
     </w:lvl>
   </w:abstractNum>
-  <w:abstractNum w:abstractNumId="2" w15:restartNumberingAfterBreak="0">
+  <w:abstractNum w:abstractNumId="3" w15:restartNumberingAfterBreak="0">
     <w:nsid w:val="50B158EE"/>
     <w:multiLevelType w:val="hybridMultilevel"/>
     <w:tmpl w:val="BC74391E"/>
@@ -12903,7 +12811,7 @@
       </w:rPr>
     </w:lvl>
   </w:abstractNum>
-  <w:abstractNum w:abstractNumId="3" w15:restartNumberingAfterBreak="0">
+  <w:abstractNum w:abstractNumId="4" w15:restartNumberingAfterBreak="0">
     <w:nsid w:val="67B257D8"/>
     <w:multiLevelType w:val="hybridMultilevel"/>
     <w:tmpl w:val="D362164C"/>
@@ -12992,7 +12900,7 @@
       </w:pPr>
     </w:lvl>
   </w:abstractNum>
-  <w:abstractNum w:abstractNumId="4" w15:restartNumberingAfterBreak="0">
+  <w:abstractNum w:abstractNumId="5" w15:restartNumberingAfterBreak="0">
     <w:nsid w:val="6AA502AB"/>
     <w:multiLevelType w:val="hybridMultilevel"/>
     <w:tmpl w:val="0318F558"/>
@@ -13204,7 +13112,7 @@
       </w:rPr>
     </w:lvl>
   </w:abstractNum>
-  <w:abstractNum w:abstractNumId="5" w15:restartNumberingAfterBreak="0">
+  <w:abstractNum w:abstractNumId="6" w15:restartNumberingAfterBreak="0">
     <w:nsid w:val="6B143FAE"/>
     <w:multiLevelType w:val="hybridMultilevel"/>
     <w:tmpl w:val="802CB9B2"/>
@@ -13416,7 +13324,7 @@
       </w:rPr>
     </w:lvl>
   </w:abstractNum>
-  <w:abstractNum w:abstractNumId="6" w15:restartNumberingAfterBreak="0">
+  <w:abstractNum w:abstractNumId="7" w15:restartNumberingAfterBreak="0">
     <w:nsid w:val="71954137"/>
     <w:multiLevelType w:val="hybridMultilevel"/>
     <w:tmpl w:val="3612B178"/>
@@ -13628,7 +13536,7 @@
       </w:rPr>
     </w:lvl>
   </w:abstractNum>
-  <w:abstractNum w:abstractNumId="7" w15:restartNumberingAfterBreak="0">
+  <w:abstractNum w:abstractNumId="8" w15:restartNumberingAfterBreak="0">
     <w:nsid w:val="754C47D8"/>
     <w:multiLevelType w:val="hybridMultilevel"/>
     <w:tmpl w:val="11A40376"/>
@@ -13718,28 +13626,31 @@
     </w:lvl>
   </w:abstractNum>
   <w:num w:numId="1" w16cid:durableId="1625817757">
-    <w:abstractNumId w:val="2"/>
+    <w:abstractNumId w:val="3"/>
   </w:num>
   <w:num w:numId="2" w16cid:durableId="547569905">
-    <w:abstractNumId w:val="4"/>
+    <w:abstractNumId w:val="5"/>
   </w:num>
   <w:num w:numId="3" w16cid:durableId="1641619082">
-    <w:abstractNumId w:val="6"/>
+    <w:abstractNumId w:val="7"/>
   </w:num>
   <w:num w:numId="4" w16cid:durableId="1530487271">
     <w:abstractNumId w:val="0"/>
   </w:num>
   <w:num w:numId="5" w16cid:durableId="95518241">
-    <w:abstractNumId w:val="5"/>
+    <w:abstractNumId w:val="6"/>
   </w:num>
   <w:num w:numId="6" w16cid:durableId="1968008736">
-    <w:abstractNumId w:val="1"/>
+    <w:abstractNumId w:val="2"/>
   </w:num>
   <w:num w:numId="7" w16cid:durableId="1514027302">
-    <w:abstractNumId w:val="7"/>
+    <w:abstractNumId w:val="8"/>
   </w:num>
   <w:num w:numId="8" w16cid:durableId="1684354866">
-    <w:abstractNumId w:val="3"/>
+    <w:abstractNumId w:val="4"/>
+  </w:num>
+  <w:num w:numId="9" w16cid:durableId="1210726910">
+    <w:abstractNumId w:val="1"/>
   </w:num>
 </w:numbering>
 </file>
